--- a/Kapitel 3 neu/Neufassung 3.2 - V3/3.2 Mathematische Grundlagen_V2.docx
+++ b/Kapitel 3 neu/Neufassung 3.2 - V3/3.2 Mathematische Grundlagen_V2.docx
@@ -39641,8 +39641,6 @@
       <w:r>
         <w:t xml:space="preserve">Ebenso bedeutet </w:t>
       </w:r>
-      <w:bookmarkStart w:id="8" w:name="_GoBack"/>
-      <w:bookmarkEnd w:id="8"/>
       <m:oMath>
         <m:r>
           <w:rPr>
@@ -40308,6 +40306,6387 @@
       <w:pPr>
         <w:pStyle w:val="berschrift1"/>
       </w:pPr>
+      <w:r>
+        <w:t>3.2.9 Rang, Kern und Bild linearer Abbildungen</w:t>
+      </w:r>
+    </w:p>
+    <w:p>
+      <w:pPr>
+        <w:pStyle w:val="StandardWeb"/>
+      </w:pPr>
+      <w:r>
+        <w:t>Die Determinante liefert mir für quadratische Matrizen ein Kriterium dafür, ob eine lineare Transformation invertierbar ist. Lineare Abbildungen müssen jedoch weder durch quadratische Matrizen dargestellt werden noch zwischen Vektorräumen gleicher Dimension wirken. Für diese allgemeinere Situation benötige ich Begriffe, die unabhängig von der Quadratform einer Matrix beschreiben, welche Richtungen durch eine Abbildung erreicht werden, welche vollständig verschwinden und wie viele unabhängige Richtungen tatsächlich übertragen werden. Genau diese Aufgaben übernehmen Bild, Kern und Rang [71, 74, 82].</w:t>
+      </w:r>
+    </w:p>
+    <w:p>
+      <w:pPr>
+        <w:pStyle w:val="StandardWeb"/>
+      </w:pPr>
+      <w:r>
+        <w:t xml:space="preserve">Der Rang gibt an, wie viele linear unabhängige Richtungen im Bild einer linearen Abbildung vorhanden sind. Der Kern enthält dagegen diejenigen Vektoren des Definitionsraums, die auf den Nullvektor des Zielraums abgebildet werden. Das Bild umfasst sämtliche Vektoren, die durch die Abbildung tatsächlich erreicht werden können. Zusammen ermöglichen mir diese </w:t>
+      </w:r>
+      <w:r>
+        <w:lastRenderedPageBreak/>
+        <w:t>drei Begriffe eine strukturelle Beschreibung linearer Abbildungen, die über die bloße Betrachtung einzelner Matrixelemente hinausgeht [71, 74, 82].</w:t>
+      </w:r>
+    </w:p>
+    <w:p>
+      <w:pPr>
+        <w:pStyle w:val="StandardWeb"/>
+      </w:pPr>
+      <w:r>
+        <w:t>Für das Funktionale Raum-Zeit-Kohärenzsystem verwende ich diese Begriffe zunächst ausschließlich in ihrer etablierten mathematischen Bedeutung. Insbesondere darf ich einen nichttrivialen Kern noch nicht mit einem physikalischen oder funktionalen Informationsverlust gleichsetzen. Eine solche Interpretation setzt voraus, dass der betreffende Zustandsraum und die Bedeutung seiner Richtungen zuvor ausdrücklich definiert wurden.</w:t>
+      </w:r>
+    </w:p>
+    <w:p>
+      <w:pPr>
+        <w:pStyle w:val="berschrift2"/>
+      </w:pPr>
+      <w:r>
+        <w:t>Definition 3.2.16: Bild einer linearen Abbildung</w:t>
+      </w:r>
+    </w:p>
+    <w:p>
+      <w:pPr>
+        <w:pStyle w:val="StandardWeb"/>
+      </w:pPr>
+      <w:r>
+        <w:t>Seien (V) und (W) Vektorräume und</w:t>
+      </w:r>
+      <w:r>
+        <w:t xml:space="preserve"> </w:t>
+      </w:r>
+      <m:oMath>
+        <m:r>
+          <w:rPr>
+            <w:rFonts w:ascii="Cambria Math" w:hAnsi="Cambria Math"/>
+          </w:rPr>
+          <m:t>T:V</m:t>
+        </m:r>
+        <m:r>
+          <m:rPr>
+            <m:sty m:val="p"/>
+          </m:rPr>
+          <w:rPr>
+            <w:rFonts w:ascii="Cambria Math" w:hAnsi="Cambria Math"/>
+          </w:rPr>
+          <m:t>→</m:t>
+        </m:r>
+        <m:r>
+          <w:rPr>
+            <w:rFonts w:ascii="Cambria Math" w:hAnsi="Cambria Math"/>
+          </w:rPr>
+          <m:t>W</m:t>
+        </m:r>
+      </m:oMath>
+      <w:r>
+        <w:t xml:space="preserve"> </w:t>
+      </w:r>
+      <w:r>
+        <w:t>eine lineare Abbildung.</w:t>
+      </w:r>
+    </w:p>
+    <w:p>
+      <w:pPr>
+        <w:pStyle w:val="StandardWeb"/>
+      </w:pPr>
+      <w:r>
+        <w:t>Diese Angabe legt Definitions- und Zielraum sowie die verwendete Abbildung fest. Sie ist eine Voraussetzung der folgenden Definition und erhält deshalb keine eigene Gleichungsnummer.</w:t>
+      </w:r>
+    </w:p>
+    <w:p>
+      <w:pPr>
+        <w:pStyle w:val="StandardWeb"/>
+      </w:pPr>
+      <w:r>
+        <w:t>Das Bild von (T) definiere ich durch</w:t>
+      </w:r>
+    </w:p>
+    <w:p>
+      <w:pPr>
+        <w:pStyle w:val="Formel"/>
+      </w:pPr>
+      <m:oMathPara>
+        <m:oMath>
+          <m:r>
+            <m:rPr>
+              <m:nor/>
+            </m:rPr>
+            <w:rPr>
+              <w:rStyle w:val="HTMLCode"/>
+              <w:rFonts w:ascii="Cambria Math" w:eastAsia="Calibri" w:hAnsi="Cambria Math"/>
+              <w:i w:val="0"/>
+            </w:rPr>
+            <m:t>Bild</m:t>
+          </m:r>
+          <m:d>
+            <m:dPr>
+              <m:ctrlPr>
+                <w:rPr>
+                  <w:rStyle w:val="HTMLCode"/>
+                  <w:rFonts w:ascii="Cambria Math" w:eastAsia="Calibri" w:hAnsi="Cambria Math"/>
+                  <w:i w:val="0"/>
+                </w:rPr>
+              </m:ctrlPr>
+            </m:dPr>
+            <m:e>
+              <m:r>
+                <w:rPr>
+                  <w:rStyle w:val="HTMLCode"/>
+                  <w:rFonts w:ascii="Cambria Math" w:eastAsia="Calibri" w:hAnsi="Cambria Math"/>
+                </w:rPr>
+                <m:t>T</m:t>
+              </m:r>
+            </m:e>
+          </m:d>
+          <m:r>
+            <m:rPr>
+              <m:sty m:val="p"/>
+            </m:rPr>
+            <w:rPr>
+              <w:rStyle w:val="HTMLCode"/>
+              <w:rFonts w:ascii="Cambria Math" w:eastAsia="Calibri" w:hAnsi="Cambria Math"/>
+            </w:rPr>
+            <m:t>=</m:t>
+          </m:r>
+          <m:d>
+            <m:dPr>
+              <m:begChr m:val="{"/>
+              <m:endChr m:val="}"/>
+              <m:ctrlPr>
+                <w:rPr>
+                  <w:rStyle w:val="HTMLCode"/>
+                  <w:rFonts w:ascii="Cambria Math" w:eastAsia="Calibri" w:hAnsi="Cambria Math"/>
+                </w:rPr>
+              </m:ctrlPr>
+            </m:dPr>
+            <m:e>
+              <m:r>
+                <w:rPr>
+                  <w:rStyle w:val="HTMLCode"/>
+                  <w:rFonts w:ascii="Cambria Math" w:eastAsia="Calibri" w:hAnsi="Cambria Math"/>
+                </w:rPr>
+                <m:t>T</m:t>
+              </m:r>
+              <m:d>
+                <m:dPr>
+                  <m:ctrlPr>
+                    <w:rPr>
+                      <w:rStyle w:val="HTMLCode"/>
+                      <w:rFonts w:ascii="Cambria Math" w:eastAsia="Calibri" w:hAnsi="Cambria Math"/>
+                      <w:i w:val="0"/>
+                    </w:rPr>
+                  </m:ctrlPr>
+                </m:dPr>
+                <m:e>
+                  <m:r>
+                    <w:rPr>
+                      <w:rStyle w:val="HTMLCode"/>
+                      <w:rFonts w:ascii="Cambria Math" w:eastAsia="Calibri" w:hAnsi="Cambria Math"/>
+                    </w:rPr>
+                    <m:t>v</m:t>
+                  </m:r>
+                </m:e>
+              </m:d>
+              <m:r>
+                <m:rPr>
+                  <m:sty m:val="p"/>
+                </m:rPr>
+                <w:rPr>
+                  <w:rStyle w:val="HTMLCode"/>
+                  <w:rFonts w:ascii="Cambria Math" w:eastAsia="Calibri" w:hAnsi="Cambria Math"/>
+                </w:rPr>
+                <m:t>∈</m:t>
+              </m:r>
+              <m:r>
+                <w:rPr>
+                  <w:rStyle w:val="HTMLCode"/>
+                  <w:rFonts w:ascii="Cambria Math" w:eastAsia="Calibri" w:hAnsi="Cambria Math"/>
+                </w:rPr>
+                <m:t>W</m:t>
+              </m:r>
+              <m:ctrlPr>
+                <w:rPr>
+                  <w:rStyle w:val="HTMLCode"/>
+                  <w:rFonts w:ascii="Cambria Math" w:eastAsia="Calibri" w:hAnsi="Cambria Math"/>
+                  <w:i w:val="0"/>
+                </w:rPr>
+              </m:ctrlPr>
+            </m:e>
+            <m:e>
+              <m:r>
+                <w:rPr>
+                  <w:rStyle w:val="HTMLCode"/>
+                  <w:rFonts w:ascii="Cambria Math" w:eastAsia="Calibri" w:hAnsi="Cambria Math"/>
+                </w:rPr>
+                <m:t>v</m:t>
+              </m:r>
+              <m:r>
+                <m:rPr>
+                  <m:sty m:val="p"/>
+                </m:rPr>
+                <w:rPr>
+                  <w:rStyle w:val="HTMLCode"/>
+                  <w:rFonts w:ascii="Cambria Math" w:eastAsia="Calibri" w:hAnsi="Cambria Math"/>
+                </w:rPr>
+                <m:t>∈</m:t>
+              </m:r>
+              <m:r>
+                <w:rPr>
+                  <w:rStyle w:val="HTMLCode"/>
+                  <w:rFonts w:ascii="Cambria Math" w:eastAsia="Calibri" w:hAnsi="Cambria Math"/>
+                </w:rPr>
+                <m:t>V</m:t>
+              </m:r>
+              <m:ctrlPr>
+                <w:rPr>
+                  <w:rStyle w:val="HTMLCode"/>
+                  <w:rFonts w:ascii="Cambria Math" w:eastAsia="Calibri" w:hAnsi="Cambria Math"/>
+                  <w:i w:val="0"/>
+                </w:rPr>
+              </m:ctrlPr>
+            </m:e>
+          </m:d>
+          <m:r>
+            <m:rPr>
+              <m:sty m:val="p"/>
+            </m:rPr>
+            <w:rPr>
+              <w:rStyle w:val="HTMLCode"/>
+              <w:rFonts w:ascii="Cambria Math" w:eastAsia="Calibri" w:hAnsi="Cambria Math"/>
+            </w:rPr>
+            <m:t xml:space="preserve"> (3.111)</m:t>
+          </m:r>
+        </m:oMath>
+      </m:oMathPara>
+    </w:p>
+    <w:p>
+      <w:pPr>
+        <w:pStyle w:val="StandardWeb"/>
+      </w:pPr>
+      <w:r>
+        <w:t>Dabei bezeichnet</w:t>
+      </w:r>
+    </w:p>
+    <w:p>
+      <w:pPr>
+        <w:pStyle w:val="StandardWeb"/>
+        <w:numPr>
+          <w:ilvl w:val="0"/>
+          <w:numId w:val="23"/>
+        </w:numPr>
+      </w:pPr>
+      <w:r>
+        <w:t>(T) die lineare Abbildung,</w:t>
+      </w:r>
+    </w:p>
+    <w:p>
+      <w:pPr>
+        <w:pStyle w:val="StandardWeb"/>
+        <w:numPr>
+          <w:ilvl w:val="0"/>
+          <w:numId w:val="23"/>
+        </w:numPr>
+      </w:pPr>
+      <w:r>
+        <w:t>(V) ihren Definitionsraum,</w:t>
+      </w:r>
+    </w:p>
+    <w:p>
+      <w:pPr>
+        <w:pStyle w:val="StandardWeb"/>
+        <w:numPr>
+          <w:ilvl w:val="0"/>
+          <w:numId w:val="23"/>
+        </w:numPr>
+      </w:pPr>
+      <w:r>
+        <w:t>(W) ihren Zielraum,</w:t>
+      </w:r>
+    </w:p>
+    <w:p>
+      <w:pPr>
+        <w:pStyle w:val="StandardWeb"/>
+        <w:numPr>
+          <w:ilvl w:val="0"/>
+          <w:numId w:val="23"/>
+        </w:numPr>
+      </w:pPr>
+      <w:r>
+        <w:t>(v) einen Vektor aus (V),</w:t>
+      </w:r>
+    </w:p>
+    <w:p>
+      <w:pPr>
+        <w:pStyle w:val="StandardWeb"/>
+        <w:numPr>
+          <w:ilvl w:val="0"/>
+          <w:numId w:val="23"/>
+        </w:numPr>
+      </w:pPr>
+      <w:r>
+        <w:t>(T(v)) den zugehörigen Bildvektor.</w:t>
+      </w:r>
+    </w:p>
+    <w:p>
+      <w:pPr>
+        <w:pStyle w:val="StandardWeb"/>
+      </w:pPr>
+      <w:r>
+        <w:t>Das Bild enthält damit genau diejenigen Vektoren des Zielraums, die durch Anwendung von (T) auf mindestens einen Vektor des Definitionsraums tatsächlich entstehen können [71, 74, 82].</w:t>
+      </w:r>
+    </w:p>
+    <w:p>
+      <w:pPr>
+        <w:pStyle w:val="StandardWeb"/>
+      </w:pPr>
+      <w:r>
+        <w:t>Im Allgemeinen muss das Bild nicht mit dem gesamten Zielraum übereinstimmen. Es gilt lediglich</w:t>
+      </w:r>
+      <m:oMath>
+        <m:r>
+          <w:rPr>
+            <w:rFonts w:ascii="Cambria Math" w:hAnsi="Cambria Math"/>
+          </w:rPr>
+          <m:t xml:space="preserve"> </m:t>
+        </m:r>
+        <m:r>
+          <m:rPr>
+            <m:nor/>
+          </m:rPr>
+          <w:rPr>
+            <w:rFonts w:ascii="Cambria Math" w:hAnsi="Cambria Math"/>
+          </w:rPr>
+          <m:t>Bild</m:t>
+        </m:r>
+        <m:d>
+          <m:dPr>
+            <m:ctrlPr>
+              <w:rPr>
+                <w:rFonts w:ascii="Cambria Math" w:hAnsi="Cambria Math"/>
+                <w:i/>
+              </w:rPr>
+            </m:ctrlPr>
+          </m:dPr>
+          <m:e>
+            <m:r>
+              <w:rPr>
+                <w:rFonts w:ascii="Cambria Math" w:hAnsi="Cambria Math"/>
+              </w:rPr>
+              <m:t>T</m:t>
+            </m:r>
+          </m:e>
+        </m:d>
+        <m:r>
+          <m:rPr>
+            <m:sty m:val="p"/>
+          </m:rPr>
+          <w:rPr>
+            <w:rFonts w:ascii="Cambria Math" w:hAnsi="Cambria Math"/>
+          </w:rPr>
+          <m:t>⊆</m:t>
+        </m:r>
+        <m:r>
+          <w:rPr>
+            <w:rFonts w:ascii="Cambria Math" w:hAnsi="Cambria Math"/>
+          </w:rPr>
+          <m:t>W.</m:t>
+        </m:r>
+        <m:r>
+          <w:rPr>
+            <w:rFonts w:ascii="Cambria Math" w:hAnsi="Cambria Math"/>
+          </w:rPr>
+          <m:t xml:space="preserve"> </m:t>
+        </m:r>
+      </m:oMath>
+      <w:r>
+        <w:t>Diese Inklusion ist eine unmittelbare Eigenschaft der Definition und erhält keine eigene Gleichungsnummer.</w:t>
+      </w:r>
+    </w:p>
+    <w:p>
+      <w:pPr>
+        <w:pStyle w:val="StandardWeb"/>
+      </w:pPr>
+      <w:r>
+        <w:t>Da (T) linear ist, bildet (</w:t>
+      </w:r>
+      <w:r>
+        <w:t>\</w:t>
+      </w:r>
+      <w:proofErr w:type="spellStart"/>
+      <w:proofErr w:type="gramStart"/>
+      <w:r>
+        <w:t>text</w:t>
+      </w:r>
+      <w:proofErr w:type="spellEnd"/>
+      <w:r>
+        <w:t>{</w:t>
+      </w:r>
+      <w:proofErr w:type="gramEnd"/>
+      <w:r>
+        <w:t>Bild}(T)) selbst einen Untervektorraum von (W). Sind zwei Vektoren (w_</w:t>
+      </w:r>
+      <w:proofErr w:type="gramStart"/>
+      <w:r>
+        <w:t>1,w</w:t>
+      </w:r>
+      <w:proofErr w:type="gramEnd"/>
+      <w:r>
+        <w:t>_2\in</w:t>
+      </w:r>
+      <w:r>
+        <w:t>\</w:t>
+      </w:r>
+      <w:proofErr w:type="spellStart"/>
+      <w:r>
+        <w:t>text</w:t>
+      </w:r>
+      <w:proofErr w:type="spellEnd"/>
+      <w:r>
+        <w:t>{Bild}(T)), so existieren (v_1,v_2\in V) mit (T(v_1)=w_1) und (T(v_2)=w_2). Für Skalare (\</w:t>
+      </w:r>
+      <w:proofErr w:type="spellStart"/>
+      <w:proofErr w:type="gramStart"/>
+      <w:r>
+        <w:t>lambda</w:t>
+      </w:r>
+      <w:proofErr w:type="spellEnd"/>
+      <w:r>
+        <w:t>,\</w:t>
+      </w:r>
+      <w:proofErr w:type="spellStart"/>
+      <w:proofErr w:type="gramEnd"/>
+      <w:r>
+        <w:t>mu</w:t>
+      </w:r>
+      <w:proofErr w:type="spellEnd"/>
+      <w:r>
+        <w:t>) folgt aus der Linearität</w:t>
+      </w:r>
+    </w:p>
+    <w:p>
+      <w:pPr>
+        <w:pStyle w:val="berschrift1"/>
+        <w:rPr>
+          <w:b w:val="0"/>
+          <w:sz w:val="24"/>
+          <w:szCs w:val="24"/>
+        </w:rPr>
+      </w:pPr>
+      <m:oMathPara>
+        <m:oMath>
+          <m:r>
+            <m:rPr>
+              <m:sty m:val="p"/>
+            </m:rPr>
+            <w:rPr>
+              <w:rFonts w:ascii="Cambria Math" w:hAnsi="Cambria Math"/>
+              <w:sz w:val="24"/>
+              <w:szCs w:val="24"/>
+            </w:rPr>
+            <m:t>λ</m:t>
+          </m:r>
+          <m:sSub>
+            <m:sSubPr>
+              <m:ctrlPr>
+                <w:rPr>
+                  <w:rFonts w:ascii="Cambria Math" w:hAnsi="Cambria Math"/>
+                  <w:b w:val="0"/>
+                  <w:i/>
+                  <w:sz w:val="24"/>
+                  <w:szCs w:val="24"/>
+                </w:rPr>
+              </m:ctrlPr>
+            </m:sSubPr>
+            <m:e>
+              <m:r>
+                <w:rPr>
+                  <w:rFonts w:ascii="Cambria Math" w:hAnsi="Cambria Math"/>
+                  <w:sz w:val="24"/>
+                  <w:szCs w:val="24"/>
+                </w:rPr>
+                <m:t>w</m:t>
+              </m:r>
+            </m:e>
+            <m:sub>
+              <m:r>
+                <w:rPr>
+                  <w:rFonts w:ascii="Cambria Math" w:hAnsi="Cambria Math"/>
+                  <w:sz w:val="24"/>
+                  <w:szCs w:val="24"/>
+                </w:rPr>
+                <m:t>1</m:t>
+              </m:r>
+            </m:sub>
+          </m:sSub>
+          <m:r>
+            <w:rPr>
+              <w:rFonts w:ascii="Cambria Math" w:hAnsi="Cambria Math"/>
+              <w:sz w:val="24"/>
+              <w:szCs w:val="24"/>
+            </w:rPr>
+            <m:t>+</m:t>
+          </m:r>
+          <m:r>
+            <m:rPr>
+              <m:sty m:val="p"/>
+            </m:rPr>
+            <w:rPr>
+              <w:rFonts w:ascii="Cambria Math" w:hAnsi="Cambria Math"/>
+              <w:sz w:val="24"/>
+              <w:szCs w:val="24"/>
+            </w:rPr>
+            <m:t>μ</m:t>
+          </m:r>
+          <m:sSub>
+            <m:sSubPr>
+              <m:ctrlPr>
+                <w:rPr>
+                  <w:rFonts w:ascii="Cambria Math" w:hAnsi="Cambria Math"/>
+                  <w:b w:val="0"/>
+                  <w:i/>
+                  <w:sz w:val="24"/>
+                  <w:szCs w:val="24"/>
+                </w:rPr>
+              </m:ctrlPr>
+            </m:sSubPr>
+            <m:e>
+              <m:r>
+                <w:rPr>
+                  <w:rFonts w:ascii="Cambria Math" w:hAnsi="Cambria Math"/>
+                  <w:sz w:val="24"/>
+                  <w:szCs w:val="24"/>
+                </w:rPr>
+                <m:t>w</m:t>
+              </m:r>
+            </m:e>
+            <m:sub>
+              <m:r>
+                <w:rPr>
+                  <w:rFonts w:ascii="Cambria Math" w:hAnsi="Cambria Math"/>
+                  <w:sz w:val="24"/>
+                  <w:szCs w:val="24"/>
+                </w:rPr>
+                <m:t>2</m:t>
+              </m:r>
+            </m:sub>
+          </m:sSub>
+          <m:r>
+            <w:rPr>
+              <w:rFonts w:ascii="Cambria Math" w:hAnsi="Cambria Math"/>
+              <w:sz w:val="24"/>
+              <w:szCs w:val="24"/>
+            </w:rPr>
+            <m:t>=</m:t>
+          </m:r>
+          <m:r>
+            <w:rPr>
+              <w:rFonts w:ascii="Cambria Math" w:hAnsi="Cambria Math"/>
+              <w:sz w:val="24"/>
+              <w:szCs w:val="24"/>
+            </w:rPr>
+            <m:t>T</m:t>
+          </m:r>
+          <m:d>
+            <m:dPr>
+              <m:ctrlPr>
+                <w:rPr>
+                  <w:rFonts w:ascii="Cambria Math" w:hAnsi="Cambria Math"/>
+                  <w:b w:val="0"/>
+                  <w:i/>
+                  <w:sz w:val="24"/>
+                  <w:szCs w:val="24"/>
+                </w:rPr>
+              </m:ctrlPr>
+            </m:dPr>
+            <m:e>
+              <m:r>
+                <m:rPr>
+                  <m:sty m:val="p"/>
+                </m:rPr>
+                <w:rPr>
+                  <w:rFonts w:ascii="Cambria Math" w:hAnsi="Cambria Math"/>
+                  <w:sz w:val="24"/>
+                  <w:szCs w:val="24"/>
+                </w:rPr>
+                <m:t>λ</m:t>
+              </m:r>
+              <m:sSub>
+                <m:sSubPr>
+                  <m:ctrlPr>
+                    <w:rPr>
+                      <w:rFonts w:ascii="Cambria Math" w:hAnsi="Cambria Math"/>
+                      <w:b w:val="0"/>
+                      <w:i/>
+                      <w:sz w:val="24"/>
+                      <w:szCs w:val="24"/>
+                    </w:rPr>
+                  </m:ctrlPr>
+                </m:sSubPr>
+                <m:e>
+                  <m:r>
+                    <w:rPr>
+                      <w:rFonts w:ascii="Cambria Math" w:hAnsi="Cambria Math"/>
+                      <w:sz w:val="24"/>
+                      <w:szCs w:val="24"/>
+                    </w:rPr>
+                    <m:t>v</m:t>
+                  </m:r>
+                </m:e>
+                <m:sub>
+                  <m:r>
+                    <w:rPr>
+                      <w:rFonts w:ascii="Cambria Math" w:hAnsi="Cambria Math"/>
+                      <w:sz w:val="24"/>
+                      <w:szCs w:val="24"/>
+                    </w:rPr>
+                    <m:t>1</m:t>
+                  </m:r>
+                </m:sub>
+              </m:sSub>
+              <m:r>
+                <w:rPr>
+                  <w:rFonts w:ascii="Cambria Math" w:hAnsi="Cambria Math"/>
+                  <w:sz w:val="24"/>
+                  <w:szCs w:val="24"/>
+                </w:rPr>
+                <m:t>+</m:t>
+              </m:r>
+              <m:r>
+                <m:rPr>
+                  <m:sty m:val="p"/>
+                </m:rPr>
+                <w:rPr>
+                  <w:rFonts w:ascii="Cambria Math" w:hAnsi="Cambria Math"/>
+                  <w:sz w:val="24"/>
+                  <w:szCs w:val="24"/>
+                </w:rPr>
+                <m:t>μ</m:t>
+              </m:r>
+              <m:sSub>
+                <m:sSubPr>
+                  <m:ctrlPr>
+                    <w:rPr>
+                      <w:rFonts w:ascii="Cambria Math" w:hAnsi="Cambria Math"/>
+                      <w:b w:val="0"/>
+                      <w:i/>
+                      <w:sz w:val="24"/>
+                      <w:szCs w:val="24"/>
+                    </w:rPr>
+                  </m:ctrlPr>
+                </m:sSubPr>
+                <m:e>
+                  <m:r>
+                    <w:rPr>
+                      <w:rFonts w:ascii="Cambria Math" w:hAnsi="Cambria Math"/>
+                      <w:sz w:val="24"/>
+                      <w:szCs w:val="24"/>
+                    </w:rPr>
+                    <m:t>v</m:t>
+                  </m:r>
+                </m:e>
+                <m:sub>
+                  <m:r>
+                    <w:rPr>
+                      <w:rFonts w:ascii="Cambria Math" w:hAnsi="Cambria Math"/>
+                      <w:sz w:val="24"/>
+                      <w:szCs w:val="24"/>
+                    </w:rPr>
+                    <m:t>2</m:t>
+                  </m:r>
+                </m:sub>
+              </m:sSub>
+            </m:e>
+          </m:d>
+          <m:r>
+            <m:rPr>
+              <m:sty m:val="p"/>
+            </m:rPr>
+            <w:rPr>
+              <w:rFonts w:ascii="Cambria Math" w:hAnsi="Cambria Math"/>
+              <w:sz w:val="24"/>
+              <w:szCs w:val="24"/>
+            </w:rPr>
+            <m:t>∈</m:t>
+          </m:r>
+          <m:r>
+            <m:rPr>
+              <m:nor/>
+            </m:rPr>
+            <w:rPr>
+              <w:rFonts w:ascii="Cambria Math" w:hAnsi="Cambria Math"/>
+              <w:b w:val="0"/>
+              <w:sz w:val="24"/>
+              <w:szCs w:val="24"/>
+            </w:rPr>
+            <m:t>Bild</m:t>
+          </m:r>
+          <m:d>
+            <m:dPr>
+              <m:ctrlPr>
+                <w:rPr>
+                  <w:rFonts w:ascii="Cambria Math" w:hAnsi="Cambria Math"/>
+                  <w:b w:val="0"/>
+                  <w:i/>
+                  <w:sz w:val="24"/>
+                  <w:szCs w:val="24"/>
+                </w:rPr>
+              </m:ctrlPr>
+            </m:dPr>
+            <m:e>
+              <m:r>
+                <w:rPr>
+                  <w:rFonts w:ascii="Cambria Math" w:hAnsi="Cambria Math"/>
+                  <w:sz w:val="24"/>
+                  <w:szCs w:val="24"/>
+                </w:rPr>
+                <m:t>T</m:t>
+              </m:r>
+            </m:e>
+          </m:d>
+          <m:r>
+            <w:rPr>
+              <w:rFonts w:ascii="Cambria Math" w:hAnsi="Cambria Math"/>
+              <w:sz w:val="24"/>
+              <w:szCs w:val="24"/>
+            </w:rPr>
+            <m:t>.</m:t>
+          </m:r>
+        </m:oMath>
+      </m:oMathPara>
+    </w:p>
+    <w:p>
+      <w:pPr>
+        <w:pStyle w:val="StandardWeb"/>
+      </w:pPr>
+      <w:r>
+        <w:t>Dieser Ausdruck gehört zur Begründung der Untervektorraumeigenschaft und wird nicht als zusätzliche Gleichung nummeriert.</w:t>
+      </w:r>
+    </w:p>
+    <w:p>
+      <w:pPr>
+        <w:pStyle w:val="StandardWeb"/>
+      </w:pPr>
+      <w:r>
+        <w:t>Das Bild beschreibt damit den tatsächlich erreichbaren Teil des Zielraums.</w:t>
+      </w:r>
+    </w:p>
+    <w:p>
+      <w:pPr>
+        <w:pStyle w:val="berschrift2"/>
+      </w:pPr>
+      <w:r>
+        <w:lastRenderedPageBreak/>
+        <w:t>Definition 3.2.17: Kern einer linearen Abbildung</w:t>
+      </w:r>
+    </w:p>
+    <w:p>
+      <w:pPr>
+        <w:pStyle w:val="StandardWeb"/>
+      </w:pPr>
+      <w:r>
+        <w:t>Der Kern derselben linearen Abbildung (</w:t>
+      </w:r>
+      <w:proofErr w:type="gramStart"/>
+      <w:r>
+        <w:t>T:V</w:t>
+      </w:r>
+      <w:proofErr w:type="gramEnd"/>
+      <w:r>
+        <w:t>\</w:t>
+      </w:r>
+      <w:proofErr w:type="spellStart"/>
+      <w:r>
+        <w:t>rightarrow</w:t>
+      </w:r>
+      <w:proofErr w:type="spellEnd"/>
+      <w:r>
+        <w:t xml:space="preserve"> W) besteht aus allen Vektoren des Definitionsraums, die auf den Nullvektor des Zielraums abgebildet werden:</w:t>
+      </w:r>
+    </w:p>
+    <w:p>
+      <w:pPr>
+        <w:pStyle w:val="Formel"/>
+      </w:pPr>
+      <m:oMathPara>
+        <m:oMath>
+          <m:func>
+            <m:funcPr>
+              <m:ctrlPr>
+                <w:rPr>
+                  <w:rStyle w:val="HTMLCode"/>
+                  <w:rFonts w:ascii="Cambria Math" w:eastAsia="Calibri" w:hAnsi="Cambria Math"/>
+                </w:rPr>
+              </m:ctrlPr>
+            </m:funcPr>
+            <m:fName>
+              <m:r>
+                <w:rPr>
+                  <w:rStyle w:val="HTMLCode"/>
+                  <w:rFonts w:ascii="Cambria Math" w:eastAsia="Calibri" w:hAnsi="Cambria Math"/>
+                </w:rPr>
+                <m:t>ker</m:t>
+              </m:r>
+              <m:ctrlPr>
+                <w:rPr>
+                  <w:rStyle w:val="HTMLCode"/>
+                  <w:rFonts w:ascii="Cambria Math" w:eastAsia="Calibri" w:hAnsi="Cambria Math"/>
+                  <w:i w:val="0"/>
+                </w:rPr>
+              </m:ctrlPr>
+            </m:fName>
+            <m:e>
+              <m:d>
+                <m:dPr>
+                  <m:ctrlPr>
+                    <w:rPr>
+                      <w:rStyle w:val="HTMLCode"/>
+                      <w:rFonts w:ascii="Cambria Math" w:eastAsia="Calibri" w:hAnsi="Cambria Math"/>
+                      <w:i w:val="0"/>
+                    </w:rPr>
+                  </m:ctrlPr>
+                </m:dPr>
+                <m:e>
+                  <m:r>
+                    <w:rPr>
+                      <w:rStyle w:val="HTMLCode"/>
+                      <w:rFonts w:ascii="Cambria Math" w:eastAsia="Calibri" w:hAnsi="Cambria Math"/>
+                    </w:rPr>
+                    <m:t>T</m:t>
+                  </m:r>
+                </m:e>
+              </m:d>
+            </m:e>
+          </m:func>
+          <m:r>
+            <m:rPr>
+              <m:sty m:val="p"/>
+            </m:rPr>
+            <w:rPr>
+              <w:rStyle w:val="HTMLCode"/>
+              <w:rFonts w:ascii="Cambria Math" w:eastAsia="Calibri" w:hAnsi="Cambria Math"/>
+            </w:rPr>
+            <m:t>=</m:t>
+          </m:r>
+          <m:d>
+            <m:dPr>
+              <m:begChr m:val="{"/>
+              <m:endChr m:val="}"/>
+              <m:ctrlPr>
+                <w:rPr>
+                  <w:rStyle w:val="HTMLCode"/>
+                  <w:rFonts w:ascii="Cambria Math" w:eastAsia="Calibri" w:hAnsi="Cambria Math"/>
+                </w:rPr>
+              </m:ctrlPr>
+            </m:dPr>
+            <m:e>
+              <m:r>
+                <w:rPr>
+                  <w:rStyle w:val="HTMLCode"/>
+                  <w:rFonts w:ascii="Cambria Math" w:eastAsia="Calibri" w:hAnsi="Cambria Math"/>
+                </w:rPr>
+                <m:t>v</m:t>
+              </m:r>
+              <m:r>
+                <m:rPr>
+                  <m:sty m:val="p"/>
+                </m:rPr>
+                <w:rPr>
+                  <w:rStyle w:val="HTMLCode"/>
+                  <w:rFonts w:ascii="Cambria Math" w:eastAsia="Calibri" w:hAnsi="Cambria Math"/>
+                </w:rPr>
+                <m:t>∈</m:t>
+              </m:r>
+              <m:r>
+                <w:rPr>
+                  <w:rStyle w:val="HTMLCode"/>
+                  <w:rFonts w:ascii="Cambria Math" w:eastAsia="Calibri" w:hAnsi="Cambria Math"/>
+                </w:rPr>
+                <m:t>V</m:t>
+              </m:r>
+              <m:ctrlPr>
+                <w:rPr>
+                  <w:rStyle w:val="HTMLCode"/>
+                  <w:rFonts w:ascii="Cambria Math" w:eastAsia="Calibri" w:hAnsi="Cambria Math"/>
+                  <w:i w:val="0"/>
+                </w:rPr>
+              </m:ctrlPr>
+            </m:e>
+            <m:e>
+              <m:r>
+                <w:rPr>
+                  <w:rStyle w:val="HTMLCode"/>
+                  <w:rFonts w:ascii="Cambria Math" w:eastAsia="Calibri" w:hAnsi="Cambria Math"/>
+                </w:rPr>
+                <m:t>T</m:t>
+              </m:r>
+              <m:d>
+                <m:dPr>
+                  <m:ctrlPr>
+                    <w:rPr>
+                      <w:rStyle w:val="HTMLCode"/>
+                      <w:rFonts w:ascii="Cambria Math" w:eastAsia="Calibri" w:hAnsi="Cambria Math"/>
+                      <w:i w:val="0"/>
+                    </w:rPr>
+                  </m:ctrlPr>
+                </m:dPr>
+                <m:e>
+                  <m:r>
+                    <w:rPr>
+                      <w:rStyle w:val="HTMLCode"/>
+                      <w:rFonts w:ascii="Cambria Math" w:eastAsia="Calibri" w:hAnsi="Cambria Math"/>
+                    </w:rPr>
+                    <m:t>v</m:t>
+                  </m:r>
+                </m:e>
+              </m:d>
+              <m:r>
+                <m:rPr>
+                  <m:sty m:val="p"/>
+                </m:rPr>
+                <w:rPr>
+                  <w:rStyle w:val="HTMLCode"/>
+                  <w:rFonts w:ascii="Cambria Math" w:eastAsia="Calibri" w:hAnsi="Cambria Math"/>
+                </w:rPr>
+                <m:t>=</m:t>
+              </m:r>
+              <m:sSub>
+                <m:sSubPr>
+                  <m:ctrlPr>
+                    <w:rPr>
+                      <w:rStyle w:val="HTMLCode"/>
+                      <w:rFonts w:ascii="Cambria Math" w:eastAsia="Calibri" w:hAnsi="Cambria Math"/>
+                      <w:i w:val="0"/>
+                    </w:rPr>
+                  </m:ctrlPr>
+                </m:sSubPr>
+                <m:e>
+                  <m:r>
+                    <m:rPr>
+                      <m:sty m:val="p"/>
+                    </m:rPr>
+                    <w:rPr>
+                      <w:rStyle w:val="HTMLCode"/>
+                      <w:rFonts w:ascii="Cambria Math" w:eastAsia="Calibri" w:hAnsi="Cambria Math"/>
+                    </w:rPr>
+                    <m:t>0</m:t>
+                  </m:r>
+                </m:e>
+                <m:sub>
+                  <m:r>
+                    <w:rPr>
+                      <w:rStyle w:val="HTMLCode"/>
+                      <w:rFonts w:ascii="Cambria Math" w:eastAsia="Calibri" w:hAnsi="Cambria Math"/>
+                    </w:rPr>
+                    <m:t>W</m:t>
+                  </m:r>
+                </m:sub>
+              </m:sSub>
+              <m:ctrlPr>
+                <w:rPr>
+                  <w:rStyle w:val="HTMLCode"/>
+                  <w:rFonts w:ascii="Cambria Math" w:eastAsia="Calibri" w:hAnsi="Cambria Math"/>
+                  <w:i w:val="0"/>
+                </w:rPr>
+              </m:ctrlPr>
+            </m:e>
+          </m:d>
+          <m:r>
+            <m:rPr>
+              <m:sty m:val="p"/>
+            </m:rPr>
+            <w:rPr>
+              <w:rStyle w:val="HTMLCode"/>
+              <w:rFonts w:ascii="Cambria Math" w:eastAsia="Calibri" w:hAnsi="Cambria Math"/>
+            </w:rPr>
+            <m:t xml:space="preserve"> (3.112)</m:t>
+          </m:r>
+        </m:oMath>
+      </m:oMathPara>
+    </w:p>
+    <w:p>
+      <w:pPr>
+        <w:pStyle w:val="StandardWeb"/>
+      </w:pPr>
+      <w:r>
+        <w:t>Dabei ist (0_W) der Nullvektor des Zielraums (W).</w:t>
+      </w:r>
+    </w:p>
+    <w:p>
+      <w:pPr>
+        <w:pStyle w:val="StandardWeb"/>
+      </w:pPr>
+      <w:r>
+        <w:t>Der Kern beantwortet damit eine andere Frage als das Bild. Beim Bild frage ich, welche Ausgangszustände erreichbar sind. Beim Kern frage ich, welche Eingangsvektoren durch die Abbildung vollständig auf denselben Nullvektor zusammengeführt werden [71, 74, 82].</w:t>
+      </w:r>
+    </w:p>
+    <w:p>
+      <w:pPr>
+        <w:pStyle w:val="StandardWeb"/>
+      </w:pPr>
+      <w:r>
+        <w:t>Auch der Kern ist ein Untervektorraum, diesmal des Definitionsraums (V). Für (v_</w:t>
+      </w:r>
+      <w:proofErr w:type="gramStart"/>
+      <w:r>
+        <w:t>1,v</w:t>
+      </w:r>
+      <w:proofErr w:type="gramEnd"/>
+      <w:r>
+        <w:t>_2\in\</w:t>
+      </w:r>
+      <w:proofErr w:type="spellStart"/>
+      <w:r>
+        <w:t>ker</w:t>
+      </w:r>
+      <w:proofErr w:type="spellEnd"/>
+      <w:r>
+        <w:t>(T)) und Skalare (\</w:t>
+      </w:r>
+      <w:proofErr w:type="spellStart"/>
+      <w:r>
+        <w:t>lambda</w:t>
+      </w:r>
+      <w:proofErr w:type="spellEnd"/>
+      <w:r>
+        <w:t>,\</w:t>
+      </w:r>
+      <w:proofErr w:type="spellStart"/>
+      <w:r>
+        <w:t>mu</w:t>
+      </w:r>
+      <w:proofErr w:type="spellEnd"/>
+      <w:r>
+        <w:t>) gilt nämlich</w:t>
+      </w:r>
+      <w:r>
+        <w:br/>
+      </w:r>
+      <m:oMathPara>
+        <m:oMath>
+          <m:r>
+            <m:rPr>
+              <m:sty m:val="bi"/>
+            </m:rPr>
+            <w:rPr>
+              <w:rFonts w:ascii="Cambria Math" w:hAnsi="Cambria Math"/>
+            </w:rPr>
+            <m:t>T</m:t>
+          </m:r>
+          <m:d>
+            <m:dPr>
+              <m:ctrlPr>
+                <w:rPr>
+                  <w:rFonts w:ascii="Cambria Math" w:hAnsi="Cambria Math"/>
+                  <w:b/>
+                  <w:i/>
+                </w:rPr>
+              </m:ctrlPr>
+            </m:dPr>
+            <m:e>
+              <m:r>
+                <m:rPr>
+                  <m:sty m:val="b"/>
+                </m:rPr>
+                <w:rPr>
+                  <w:rFonts w:ascii="Cambria Math" w:hAnsi="Cambria Math"/>
+                </w:rPr>
+                <m:t>λ</m:t>
+              </m:r>
+              <m:sSub>
+                <m:sSubPr>
+                  <m:ctrlPr>
+                    <w:rPr>
+                      <w:rFonts w:ascii="Cambria Math" w:hAnsi="Cambria Math"/>
+                      <w:b/>
+                      <w:i/>
+                    </w:rPr>
+                  </m:ctrlPr>
+                </m:sSubPr>
+                <m:e>
+                  <m:r>
+                    <m:rPr>
+                      <m:sty m:val="bi"/>
+                    </m:rPr>
+                    <w:rPr>
+                      <w:rFonts w:ascii="Cambria Math" w:hAnsi="Cambria Math"/>
+                    </w:rPr>
+                    <m:t>v</m:t>
+                  </m:r>
+                </m:e>
+                <m:sub>
+                  <m:r>
+                    <m:rPr>
+                      <m:sty m:val="bi"/>
+                    </m:rPr>
+                    <w:rPr>
+                      <w:rFonts w:ascii="Cambria Math" w:hAnsi="Cambria Math"/>
+                    </w:rPr>
+                    <m:t>1</m:t>
+                  </m:r>
+                </m:sub>
+              </m:sSub>
+              <m:r>
+                <m:rPr>
+                  <m:sty m:val="bi"/>
+                </m:rPr>
+                <w:rPr>
+                  <w:rFonts w:ascii="Cambria Math" w:hAnsi="Cambria Math"/>
+                </w:rPr>
+                <m:t>+</m:t>
+              </m:r>
+              <m:r>
+                <m:rPr>
+                  <m:sty m:val="b"/>
+                </m:rPr>
+                <w:rPr>
+                  <w:rFonts w:ascii="Cambria Math" w:hAnsi="Cambria Math"/>
+                </w:rPr>
+                <m:t>μ</m:t>
+              </m:r>
+              <m:sSub>
+                <m:sSubPr>
+                  <m:ctrlPr>
+                    <w:rPr>
+                      <w:rFonts w:ascii="Cambria Math" w:hAnsi="Cambria Math"/>
+                      <w:b/>
+                      <w:i/>
+                    </w:rPr>
+                  </m:ctrlPr>
+                </m:sSubPr>
+                <m:e>
+                  <m:r>
+                    <m:rPr>
+                      <m:sty m:val="bi"/>
+                    </m:rPr>
+                    <w:rPr>
+                      <w:rFonts w:ascii="Cambria Math" w:hAnsi="Cambria Math"/>
+                    </w:rPr>
+                    <m:t>v</m:t>
+                  </m:r>
+                </m:e>
+                <m:sub>
+                  <m:r>
+                    <m:rPr>
+                      <m:sty m:val="bi"/>
+                    </m:rPr>
+                    <w:rPr>
+                      <w:rFonts w:ascii="Cambria Math" w:hAnsi="Cambria Math"/>
+                    </w:rPr>
+                    <m:t>2</m:t>
+                  </m:r>
+                </m:sub>
+              </m:sSub>
+            </m:e>
+          </m:d>
+          <m:r>
+            <m:rPr>
+              <m:sty m:val="b"/>
+            </m:rPr>
+            <w:rPr>
+              <w:rFonts w:ascii="Cambria Math" w:hAnsi="Cambria Math"/>
+            </w:rPr>
+            <m:t>=</m:t>
+          </m:r>
+          <m:r>
+            <m:rPr>
+              <m:sty m:val="b"/>
+            </m:rPr>
+            <w:rPr>
+              <w:rFonts w:ascii="Cambria Math" w:hAnsi="Cambria Math"/>
+            </w:rPr>
+            <m:t>λ</m:t>
+          </m:r>
+          <m:r>
+            <m:rPr>
+              <m:sty m:val="bi"/>
+            </m:rPr>
+            <w:rPr>
+              <w:rFonts w:ascii="Cambria Math" w:hAnsi="Cambria Math"/>
+            </w:rPr>
+            <m:t>T</m:t>
+          </m:r>
+          <m:d>
+            <m:dPr>
+              <m:ctrlPr>
+                <w:rPr>
+                  <w:rFonts w:ascii="Cambria Math" w:hAnsi="Cambria Math"/>
+                  <w:b/>
+                  <w:i/>
+                </w:rPr>
+              </m:ctrlPr>
+            </m:dPr>
+            <m:e>
+              <m:sSub>
+                <m:sSubPr>
+                  <m:ctrlPr>
+                    <w:rPr>
+                      <w:rFonts w:ascii="Cambria Math" w:hAnsi="Cambria Math"/>
+                      <w:b/>
+                      <w:i/>
+                    </w:rPr>
+                  </m:ctrlPr>
+                </m:sSubPr>
+                <m:e>
+                  <m:r>
+                    <m:rPr>
+                      <m:sty m:val="bi"/>
+                    </m:rPr>
+                    <w:rPr>
+                      <w:rFonts w:ascii="Cambria Math" w:hAnsi="Cambria Math"/>
+                    </w:rPr>
+                    <m:t>v</m:t>
+                  </m:r>
+                </m:e>
+                <m:sub>
+                  <m:r>
+                    <m:rPr>
+                      <m:sty m:val="bi"/>
+                    </m:rPr>
+                    <w:rPr>
+                      <w:rFonts w:ascii="Cambria Math" w:hAnsi="Cambria Math"/>
+                    </w:rPr>
+                    <m:t>1</m:t>
+                  </m:r>
+                </m:sub>
+              </m:sSub>
+            </m:e>
+          </m:d>
+          <m:r>
+            <m:rPr>
+              <m:sty m:val="bi"/>
+            </m:rPr>
+            <w:rPr>
+              <w:rFonts w:ascii="Cambria Math" w:hAnsi="Cambria Math"/>
+            </w:rPr>
+            <m:t>+</m:t>
+          </m:r>
+          <m:r>
+            <m:rPr>
+              <m:sty m:val="b"/>
+            </m:rPr>
+            <w:rPr>
+              <w:rFonts w:ascii="Cambria Math" w:hAnsi="Cambria Math"/>
+            </w:rPr>
+            <m:t>μ</m:t>
+          </m:r>
+          <m:r>
+            <m:rPr>
+              <m:sty m:val="bi"/>
+            </m:rPr>
+            <w:rPr>
+              <w:rFonts w:ascii="Cambria Math" w:hAnsi="Cambria Math"/>
+            </w:rPr>
+            <m:t>T</m:t>
+          </m:r>
+          <m:d>
+            <m:dPr>
+              <m:ctrlPr>
+                <w:rPr>
+                  <w:rFonts w:ascii="Cambria Math" w:hAnsi="Cambria Math"/>
+                  <w:b/>
+                  <w:i/>
+                </w:rPr>
+              </m:ctrlPr>
+            </m:dPr>
+            <m:e>
+              <m:sSub>
+                <m:sSubPr>
+                  <m:ctrlPr>
+                    <w:rPr>
+                      <w:rFonts w:ascii="Cambria Math" w:hAnsi="Cambria Math"/>
+                      <w:b/>
+                      <w:i/>
+                    </w:rPr>
+                  </m:ctrlPr>
+                </m:sSubPr>
+                <m:e>
+                  <m:r>
+                    <m:rPr>
+                      <m:sty m:val="bi"/>
+                    </m:rPr>
+                    <w:rPr>
+                      <w:rFonts w:ascii="Cambria Math" w:hAnsi="Cambria Math"/>
+                    </w:rPr>
+                    <m:t>v</m:t>
+                  </m:r>
+                </m:e>
+                <m:sub>
+                  <m:r>
+                    <m:rPr>
+                      <m:sty m:val="bi"/>
+                    </m:rPr>
+                    <w:rPr>
+                      <w:rFonts w:ascii="Cambria Math" w:hAnsi="Cambria Math"/>
+                    </w:rPr>
+                    <m:t>2</m:t>
+                  </m:r>
+                </m:sub>
+              </m:sSub>
+            </m:e>
+          </m:d>
+          <m:sSub>
+            <m:sSubPr>
+              <m:ctrlPr>
+                <w:rPr>
+                  <w:rFonts w:ascii="Cambria Math" w:hAnsi="Cambria Math"/>
+                  <w:b/>
+                  <w:i/>
+                </w:rPr>
+              </m:ctrlPr>
+            </m:sSubPr>
+            <m:e>
+              <m:r>
+                <m:rPr>
+                  <m:sty m:val="bi"/>
+                </m:rPr>
+                <w:rPr>
+                  <w:rFonts w:ascii="Cambria Math" w:hAnsi="Cambria Math"/>
+                </w:rPr>
+                <m:t>0</m:t>
+              </m:r>
+            </m:e>
+            <m:sub>
+              <m:r>
+                <m:rPr>
+                  <m:sty m:val="bi"/>
+                </m:rPr>
+                <w:rPr>
+                  <w:rFonts w:ascii="Cambria Math" w:hAnsi="Cambria Math"/>
+                </w:rPr>
+                <m:t>W</m:t>
+              </m:r>
+            </m:sub>
+          </m:sSub>
+          <m:r>
+            <m:rPr>
+              <m:sty m:val="bi"/>
+            </m:rPr>
+            <w:rPr>
+              <w:rFonts w:ascii="Cambria Math" w:hAnsi="Cambria Math"/>
+            </w:rPr>
+            <m:t>.</m:t>
+          </m:r>
+        </m:oMath>
+      </m:oMathPara>
+    </w:p>
+    <w:p>
+      <w:pPr>
+        <w:pStyle w:val="StandardWeb"/>
+      </w:pPr>
+      <w:r>
+        <w:t>Damit ist auch jede Linearkombination zweier Kernvektoren wieder ein Element des Kerns. Diese Herleitung erhält keine eigene Gleichungsnummer.</w:t>
+      </w:r>
+    </w:p>
+    <w:p>
+      <w:pPr>
+        <w:pStyle w:val="StandardWeb"/>
+      </w:pPr>
+      <w:r>
+        <w:t>Der Nullvektor (0_V) gehört immer zum Kern, weil jede lineare Abbildung den Nullvektor auf den Nullvektor abbildet.</w:t>
+      </w:r>
+    </w:p>
+    <w:p>
+      <w:pPr>
+        <w:pStyle w:val="StandardWeb"/>
+      </w:pPr>
+      <w:r>
+        <w:t>Besitzt eine lineare Abbildung nur den trivialen Kern</w:t>
+      </w:r>
+      <w:r>
+        <w:t xml:space="preserve"> </w:t>
+      </w:r>
+      <m:oMath>
+        <m:func>
+          <m:funcPr>
+            <m:ctrlPr>
+              <w:rPr>
+                <w:rFonts w:ascii="Cambria Math" w:hAnsi="Cambria Math"/>
+              </w:rPr>
+            </m:ctrlPr>
+          </m:funcPr>
+          <m:fName>
+            <m:r>
+              <m:rPr>
+                <m:sty m:val="p"/>
+              </m:rPr>
+              <w:rPr>
+                <w:rFonts w:ascii="Cambria Math" w:hAnsi="Cambria Math"/>
+              </w:rPr>
+              <m:t>ker</m:t>
+            </m:r>
+            <m:ctrlPr>
+              <w:rPr>
+                <w:rFonts w:ascii="Cambria Math" w:hAnsi="Cambria Math"/>
+                <w:i/>
+              </w:rPr>
+            </m:ctrlPr>
+          </m:fName>
+          <m:e>
+            <m:d>
+              <m:dPr>
+                <m:ctrlPr>
+                  <w:rPr>
+                    <w:rFonts w:ascii="Cambria Math" w:hAnsi="Cambria Math"/>
+                    <w:i/>
+                  </w:rPr>
+                </m:ctrlPr>
+              </m:dPr>
+              <m:e>
+                <m:r>
+                  <w:rPr>
+                    <w:rFonts w:ascii="Cambria Math" w:hAnsi="Cambria Math"/>
+                  </w:rPr>
+                  <m:t>T</m:t>
+                </m:r>
+              </m:e>
+            </m:d>
+          </m:e>
+        </m:func>
+        <m:r>
+          <w:rPr>
+            <w:rFonts w:ascii="Cambria Math" w:hAnsi="Cambria Math"/>
+          </w:rPr>
+          <m:t>=</m:t>
+        </m:r>
+        <m:sSub>
+          <m:sSubPr>
+            <m:ctrlPr>
+              <w:rPr>
+                <w:rFonts w:ascii="Cambria Math" w:hAnsi="Cambria Math"/>
+                <w:i/>
+              </w:rPr>
+            </m:ctrlPr>
+          </m:sSubPr>
+          <m:e>
+            <m:r>
+              <w:rPr>
+                <w:rFonts w:ascii="Cambria Math" w:hAnsi="Cambria Math"/>
+              </w:rPr>
+              <m:t>0</m:t>
+            </m:r>
+          </m:e>
+          <m:sub>
+            <m:r>
+              <w:rPr>
+                <w:rFonts w:ascii="Cambria Math" w:hAnsi="Cambria Math"/>
+              </w:rPr>
+              <m:t>V</m:t>
+            </m:r>
+          </m:sub>
+        </m:sSub>
+        <m:r>
+          <w:rPr>
+            <w:rFonts w:ascii="Cambria Math" w:hAnsi="Cambria Math"/>
+          </w:rPr>
+          <m:t>,</m:t>
+        </m:r>
+      </m:oMath>
+      <w:r>
+        <w:t xml:space="preserve"> </w:t>
+      </w:r>
+      <w:r>
+        <w:t xml:space="preserve">so werden keine zwei verschiedenen Vektoren allein aufgrund einer nichttrivialen Kernrichtung miteinander identifiziert. Für lineare Abbildungen entspricht dies der </w:t>
+      </w:r>
+      <w:proofErr w:type="spellStart"/>
+      <w:r>
+        <w:t>Injektivität</w:t>
+      </w:r>
+      <w:proofErr w:type="spellEnd"/>
+      <w:r>
+        <w:t>.</w:t>
+      </w:r>
+    </w:p>
+    <w:p>
+      <w:pPr>
+        <w:pStyle w:val="berschrift2"/>
+      </w:pPr>
+      <w:r>
+        <w:t>Definition 3.2.18: Rang einer linearen Abbildung</w:t>
+      </w:r>
+    </w:p>
+    <w:p>
+      <w:pPr>
+        <w:pStyle w:val="StandardWeb"/>
+      </w:pPr>
+      <w:r>
+        <w:t>Den Rang einer linearen Abbildung definiere ich als Dimension ihres Bildes:</w:t>
+      </w:r>
+    </w:p>
+    <w:p>
+      <w:pPr>
+        <w:pStyle w:val="Formel"/>
+      </w:pPr>
+      <m:oMathPara>
+        <m:oMath>
+          <m:r>
+            <m:rPr>
+              <m:nor/>
+            </m:rPr>
+            <w:rPr>
+              <w:rStyle w:val="HTMLCode"/>
+              <w:rFonts w:ascii="Cambria Math" w:eastAsia="Calibri" w:hAnsi="Cambria Math"/>
+              <w:i w:val="0"/>
+            </w:rPr>
+            <m:t>rang</m:t>
+          </m:r>
+          <m:d>
+            <m:dPr>
+              <m:ctrlPr>
+                <w:rPr>
+                  <w:rStyle w:val="HTMLCode"/>
+                  <w:rFonts w:ascii="Cambria Math" w:eastAsia="Calibri" w:hAnsi="Cambria Math"/>
+                  <w:i w:val="0"/>
+                </w:rPr>
+              </m:ctrlPr>
+            </m:dPr>
+            <m:e>
+              <m:r>
+                <w:rPr>
+                  <w:rStyle w:val="HTMLCode"/>
+                  <w:rFonts w:ascii="Cambria Math" w:eastAsia="Calibri" w:hAnsi="Cambria Math"/>
+                </w:rPr>
+                <m:t>T</m:t>
+              </m:r>
+            </m:e>
+          </m:d>
+          <m:r>
+            <m:rPr>
+              <m:sty m:val="p"/>
+            </m:rPr>
+            <w:rPr>
+              <w:rStyle w:val="HTMLCode"/>
+              <w:rFonts w:ascii="Cambria Math" w:eastAsia="Calibri" w:hAnsi="Cambria Math"/>
+            </w:rPr>
+            <m:t>=</m:t>
+          </m:r>
+          <m:func>
+            <m:funcPr>
+              <m:ctrlPr>
+                <w:rPr>
+                  <w:rStyle w:val="HTMLCode"/>
+                  <w:rFonts w:ascii="Cambria Math" w:eastAsia="Calibri" w:hAnsi="Cambria Math"/>
+                </w:rPr>
+              </m:ctrlPr>
+            </m:funcPr>
+            <m:fName>
+              <m:r>
+                <w:rPr>
+                  <w:rStyle w:val="HTMLCode"/>
+                  <w:rFonts w:ascii="Cambria Math" w:eastAsia="Calibri" w:hAnsi="Cambria Math"/>
+                </w:rPr>
+                <m:t>dim</m:t>
+              </m:r>
+              <m:ctrlPr>
+                <w:rPr>
+                  <w:rStyle w:val="HTMLCode"/>
+                  <w:rFonts w:ascii="Cambria Math" w:eastAsia="Calibri" w:hAnsi="Cambria Math"/>
+                  <w:i w:val="0"/>
+                </w:rPr>
+              </m:ctrlPr>
+            </m:fName>
+            <m:e>
+              <m:d>
+                <m:dPr>
+                  <m:ctrlPr>
+                    <w:rPr>
+                      <w:rStyle w:val="HTMLCode"/>
+                      <w:rFonts w:ascii="Cambria Math" w:eastAsia="Calibri" w:hAnsi="Cambria Math"/>
+                    </w:rPr>
+                  </m:ctrlPr>
+                </m:dPr>
+                <m:e>
+                  <m:r>
+                    <m:rPr>
+                      <m:nor/>
+                    </m:rPr>
+                    <w:rPr>
+                      <w:rStyle w:val="HTMLCode"/>
+                      <w:rFonts w:ascii="Cambria Math" w:eastAsia="Calibri" w:hAnsi="Cambria Math"/>
+                      <w:i w:val="0"/>
+                    </w:rPr>
+                    <m:t>Bild</m:t>
+                  </m:r>
+                  <m:d>
+                    <m:dPr>
+                      <m:ctrlPr>
+                        <w:rPr>
+                          <w:rStyle w:val="HTMLCode"/>
+                          <w:rFonts w:ascii="Cambria Math" w:eastAsia="Calibri" w:hAnsi="Cambria Math"/>
+                          <w:i w:val="0"/>
+                        </w:rPr>
+                      </m:ctrlPr>
+                    </m:dPr>
+                    <m:e>
+                      <m:r>
+                        <w:rPr>
+                          <w:rStyle w:val="HTMLCode"/>
+                          <w:rFonts w:ascii="Cambria Math" w:eastAsia="Calibri" w:hAnsi="Cambria Math"/>
+                        </w:rPr>
+                        <m:t>T</m:t>
+                      </m:r>
+                    </m:e>
+                  </m:d>
+                  <m:ctrlPr>
+                    <w:rPr>
+                      <w:rStyle w:val="HTMLCode"/>
+                      <w:rFonts w:ascii="Cambria Math" w:eastAsia="Calibri" w:hAnsi="Cambria Math"/>
+                      <w:i w:val="0"/>
+                    </w:rPr>
+                  </m:ctrlPr>
+                </m:e>
+              </m:d>
+            </m:e>
+          </m:func>
+          <m:r>
+            <m:rPr>
+              <m:sty m:val="p"/>
+            </m:rPr>
+            <w:rPr>
+              <w:rStyle w:val="HTMLCode"/>
+              <w:rFonts w:ascii="Cambria Math" w:eastAsia="Calibri" w:hAnsi="Cambria Math"/>
+            </w:rPr>
+            <m:t xml:space="preserve"> (3.113)</m:t>
+          </m:r>
+        </m:oMath>
+      </m:oMathPara>
+    </w:p>
+    <w:p>
+      <w:pPr>
+        <w:pStyle w:val="StandardWeb"/>
+      </w:pPr>
+      <w:r>
+        <w:t>Der Rang gibt damit die Anzahl linear unabhängiger Richtungen an, die im Bildraum tatsächlich vorhanden sind [71, 74, 82].</w:t>
+      </w:r>
+    </w:p>
+    <w:p>
+      <w:pPr>
+        <w:pStyle w:val="StandardWeb"/>
+      </w:pPr>
+      <w:r>
+        <w:t>Ist (A) eine Darstellungsmatrix der linearen Abbildung, schreibe ich entsprechend (</w:t>
+      </w:r>
+      <w:r>
+        <w:t>\</w:t>
+      </w:r>
+      <w:proofErr w:type="spellStart"/>
+      <w:r>
+        <w:t>text</w:t>
+      </w:r>
+      <w:proofErr w:type="spellEnd"/>
+      <w:r>
+        <w:t>{rang}(A)). Diese Schreibweise bezeichnet denselben strukturellen Begriff auf der Ebene der Matrixdarstellung und benötigt keine zusätzliche Gleichungsnummer.</w:t>
+      </w:r>
+    </w:p>
+    <w:p>
+      <w:pPr>
+        <w:pStyle w:val="StandardWeb"/>
+      </w:pPr>
+      <w:r>
+        <w:t>Der Rang darf dabei nicht mit der Anzahl der Spalten oder Zeilen einer Matrix verwechselt werden. Entscheidend ist nicht, wie viele Vektoren formal vorhanden sind, sondern wie viele davon linear unabhängig sind.</w:t>
+      </w:r>
+    </w:p>
+    <w:p>
+      <w:pPr>
+        <w:pStyle w:val="berschrift2"/>
+      </w:pPr>
+      <w:r>
+        <w:t>Rang einer Matrix</w:t>
+      </w:r>
+    </w:p>
+    <w:p>
+      <w:pPr>
+        <w:pStyle w:val="StandardWeb"/>
+      </w:pPr>
+      <w:r>
+        <w:lastRenderedPageBreak/>
+        <w:t>Für eine Matrix</w:t>
+      </w:r>
+      <w:r>
+        <w:t xml:space="preserve"> </w:t>
+      </w:r>
+      <m:oMath>
+        <m:r>
+          <w:rPr>
+            <w:rFonts w:ascii="Cambria Math" w:hAnsi="Cambria Math"/>
+          </w:rPr>
+          <m:t>A</m:t>
+        </m:r>
+        <m:r>
+          <m:rPr>
+            <m:sty m:val="p"/>
+          </m:rPr>
+          <w:rPr>
+            <w:rFonts w:ascii="Cambria Math" w:hAnsi="Cambria Math"/>
+          </w:rPr>
+          <m:t>∈</m:t>
+        </m:r>
+        <m:sSup>
+          <m:sSupPr>
+            <m:ctrlPr>
+              <w:rPr>
+                <w:rFonts w:ascii="Cambria Math" w:hAnsi="Cambria Math"/>
+                <w:i/>
+              </w:rPr>
+            </m:ctrlPr>
+          </m:sSupPr>
+          <m:e>
+            <m:r>
+              <m:rPr>
+                <m:scr m:val="double-struck"/>
+              </m:rPr>
+              <w:rPr>
+                <w:rFonts w:ascii="Cambria Math" w:hAnsi="Cambria Math"/>
+              </w:rPr>
+              <m:t>R</m:t>
+            </m:r>
+            <m:ctrlPr>
+              <w:rPr>
+                <w:rFonts w:ascii="Cambria Math" w:hAnsi="Cambria Math"/>
+              </w:rPr>
+            </m:ctrlPr>
+          </m:e>
+          <m:sup>
+            <m:r>
+              <w:rPr>
+                <w:rFonts w:ascii="Cambria Math" w:hAnsi="Cambria Math"/>
+              </w:rPr>
+              <m:t>m</m:t>
+            </m:r>
+            <m:r>
+              <m:rPr>
+                <m:sty m:val="p"/>
+              </m:rPr>
+              <w:rPr>
+                <w:rFonts w:ascii="Cambria Math" w:hAnsi="Cambria Math"/>
+              </w:rPr>
+              <m:t>×</m:t>
+            </m:r>
+            <m:r>
+              <w:rPr>
+                <w:rFonts w:ascii="Cambria Math" w:hAnsi="Cambria Math"/>
+              </w:rPr>
+              <m:t>n</m:t>
+            </m:r>
+          </m:sup>
+        </m:sSup>
+      </m:oMath>
+      <w:r>
+        <w:t xml:space="preserve"> </w:t>
+      </w:r>
+      <w:r>
+        <w:t>spannen die Spaltenvektoren einen Unterraum von (</w:t>
+      </w:r>
+      <w:r>
+        <w:t>ℝ</w:t>
+      </w:r>
+      <w:r>
+        <w:t>^{m}) auf. Die Dimension dieses Spaltenraums ist der Rang der Matrix.</w:t>
+      </w:r>
+    </w:p>
+    <w:p>
+      <w:pPr>
+        <w:pStyle w:val="StandardWeb"/>
+      </w:pPr>
+      <w:r>
+        <w:t>Ebenso kann ich den von den Zeilenvektoren aufgespannten Raum betrachten. Ein grundlegendes Ergebnis der linearen Algebra besagt, dass Zeilenrang und Spaltenrang übereinstimmen [71, 74].</w:t>
+      </w:r>
+    </w:p>
+    <w:p>
+      <w:pPr>
+        <w:pStyle w:val="StandardWeb"/>
+      </w:pPr>
+      <w:r>
+        <w:t>Daher gilt</w:t>
+      </w:r>
+    </w:p>
+    <w:p>
+      <w:pPr>
+        <w:pStyle w:val="Formel"/>
+      </w:pPr>
+      <m:oMathPara>
+        <m:oMath>
+          <m:r>
+            <m:rPr>
+              <m:nor/>
+            </m:rPr>
+            <w:rPr>
+              <w:rStyle w:val="HTMLCode"/>
+              <w:rFonts w:ascii="Cambria Math" w:eastAsia="Calibri" w:hAnsi="Cambria Math"/>
+              <w:i w:val="0"/>
+            </w:rPr>
+            <m:t>rang</m:t>
+          </m:r>
+          <m:d>
+            <m:dPr>
+              <m:ctrlPr>
+                <w:rPr>
+                  <w:rStyle w:val="HTMLCode"/>
+                  <w:rFonts w:ascii="Cambria Math" w:eastAsia="Calibri" w:hAnsi="Cambria Math"/>
+                  <w:i w:val="0"/>
+                </w:rPr>
+              </m:ctrlPr>
+            </m:dPr>
+            <m:e>
+              <m:r>
+                <w:rPr>
+                  <w:rStyle w:val="HTMLCode"/>
+                  <w:rFonts w:ascii="Cambria Math" w:eastAsia="Calibri" w:hAnsi="Cambria Math"/>
+                </w:rPr>
+                <m:t>A</m:t>
+              </m:r>
+            </m:e>
+          </m:d>
+          <m:r>
+            <m:rPr>
+              <m:sty m:val="p"/>
+            </m:rPr>
+            <w:rPr>
+              <w:rStyle w:val="HTMLCode"/>
+              <w:rFonts w:ascii="Cambria Math" w:eastAsia="Calibri" w:hAnsi="Cambria Math"/>
+            </w:rPr>
+            <m:t>=</m:t>
+          </m:r>
+          <m:func>
+            <m:funcPr>
+              <m:ctrlPr>
+                <w:rPr>
+                  <w:rStyle w:val="HTMLCode"/>
+                  <w:rFonts w:ascii="Cambria Math" w:eastAsia="Calibri" w:hAnsi="Cambria Math"/>
+                </w:rPr>
+              </m:ctrlPr>
+            </m:funcPr>
+            <m:fName>
+              <m:r>
+                <w:rPr>
+                  <w:rStyle w:val="HTMLCode"/>
+                  <w:rFonts w:ascii="Cambria Math" w:eastAsia="Calibri" w:hAnsi="Cambria Math"/>
+                </w:rPr>
+                <m:t>dim</m:t>
+              </m:r>
+              <m:ctrlPr>
+                <w:rPr>
+                  <w:rStyle w:val="HTMLCode"/>
+                  <w:rFonts w:ascii="Cambria Math" w:eastAsia="Calibri" w:hAnsi="Cambria Math"/>
+                  <w:i w:val="0"/>
+                </w:rPr>
+              </m:ctrlPr>
+            </m:fName>
+            <m:e>
+              <m:d>
+                <m:dPr>
+                  <m:ctrlPr>
+                    <w:rPr>
+                      <w:rStyle w:val="HTMLCode"/>
+                      <w:rFonts w:ascii="Cambria Math" w:eastAsia="Calibri" w:hAnsi="Cambria Math"/>
+                    </w:rPr>
+                  </m:ctrlPr>
+                </m:dPr>
+                <m:e>
+                  <m:r>
+                    <m:rPr>
+                      <m:nor/>
+                    </m:rPr>
+                    <w:rPr>
+                      <w:rStyle w:val="HTMLCode"/>
+                      <w:rFonts w:ascii="Cambria Math" w:eastAsia="Calibri" w:hAnsi="Cambria Math"/>
+                      <w:i w:val="0"/>
+                    </w:rPr>
+                    <m:t>Spaltenraum</m:t>
+                  </m:r>
+                  <m:d>
+                    <m:dPr>
+                      <m:ctrlPr>
+                        <w:rPr>
+                          <w:rStyle w:val="HTMLCode"/>
+                          <w:rFonts w:ascii="Cambria Math" w:eastAsia="Calibri" w:hAnsi="Cambria Math"/>
+                          <w:i w:val="0"/>
+                        </w:rPr>
+                      </m:ctrlPr>
+                    </m:dPr>
+                    <m:e>
+                      <m:r>
+                        <w:rPr>
+                          <w:rStyle w:val="HTMLCode"/>
+                          <w:rFonts w:ascii="Cambria Math" w:eastAsia="Calibri" w:hAnsi="Cambria Math"/>
+                        </w:rPr>
+                        <m:t>A</m:t>
+                      </m:r>
+                    </m:e>
+                  </m:d>
+                  <m:ctrlPr>
+                    <w:rPr>
+                      <w:rStyle w:val="HTMLCode"/>
+                      <w:rFonts w:ascii="Cambria Math" w:eastAsia="Calibri" w:hAnsi="Cambria Math"/>
+                      <w:i w:val="0"/>
+                    </w:rPr>
+                  </m:ctrlPr>
+                </m:e>
+              </m:d>
+            </m:e>
+          </m:func>
+          <m:r>
+            <m:rPr>
+              <m:sty m:val="p"/>
+            </m:rPr>
+            <w:rPr>
+              <w:rStyle w:val="HTMLCode"/>
+              <w:rFonts w:ascii="Cambria Math" w:eastAsia="Calibri" w:hAnsi="Cambria Math"/>
+            </w:rPr>
+            <m:t>=</m:t>
+          </m:r>
+          <m:func>
+            <m:funcPr>
+              <m:ctrlPr>
+                <w:rPr>
+                  <w:rStyle w:val="HTMLCode"/>
+                  <w:rFonts w:ascii="Cambria Math" w:eastAsia="Calibri" w:hAnsi="Cambria Math"/>
+                </w:rPr>
+              </m:ctrlPr>
+            </m:funcPr>
+            <m:fName>
+              <m:r>
+                <w:rPr>
+                  <w:rStyle w:val="HTMLCode"/>
+                  <w:rFonts w:ascii="Cambria Math" w:eastAsia="Calibri" w:hAnsi="Cambria Math"/>
+                </w:rPr>
+                <m:t>dim</m:t>
+              </m:r>
+              <m:ctrlPr>
+                <w:rPr>
+                  <w:rStyle w:val="HTMLCode"/>
+                  <w:rFonts w:ascii="Cambria Math" w:eastAsia="Calibri" w:hAnsi="Cambria Math"/>
+                  <w:i w:val="0"/>
+                </w:rPr>
+              </m:ctrlPr>
+            </m:fName>
+            <m:e>
+              <m:d>
+                <m:dPr>
+                  <m:ctrlPr>
+                    <w:rPr>
+                      <w:rStyle w:val="HTMLCode"/>
+                      <w:rFonts w:ascii="Cambria Math" w:eastAsia="Calibri" w:hAnsi="Cambria Math"/>
+                    </w:rPr>
+                  </m:ctrlPr>
+                </m:dPr>
+                <m:e>
+                  <m:r>
+                    <m:rPr>
+                      <m:nor/>
+                    </m:rPr>
+                    <w:rPr>
+                      <w:rStyle w:val="HTMLCode"/>
+                      <w:rFonts w:ascii="Cambria Math" w:eastAsia="Calibri" w:hAnsi="Cambria Math"/>
+                      <w:i w:val="0"/>
+                    </w:rPr>
+                    <m:t>Zeilenraum</m:t>
+                  </m:r>
+                  <m:d>
+                    <m:dPr>
+                      <m:ctrlPr>
+                        <w:rPr>
+                          <w:rStyle w:val="HTMLCode"/>
+                          <w:rFonts w:ascii="Cambria Math" w:eastAsia="Calibri" w:hAnsi="Cambria Math"/>
+                          <w:i w:val="0"/>
+                        </w:rPr>
+                      </m:ctrlPr>
+                    </m:dPr>
+                    <m:e>
+                      <m:r>
+                        <w:rPr>
+                          <w:rStyle w:val="HTMLCode"/>
+                          <w:rFonts w:ascii="Cambria Math" w:eastAsia="Calibri" w:hAnsi="Cambria Math"/>
+                        </w:rPr>
+                        <m:t>A</m:t>
+                      </m:r>
+                    </m:e>
+                  </m:d>
+                  <m:ctrlPr>
+                    <w:rPr>
+                      <w:rStyle w:val="HTMLCode"/>
+                      <w:rFonts w:ascii="Cambria Math" w:eastAsia="Calibri" w:hAnsi="Cambria Math"/>
+                      <w:i w:val="0"/>
+                    </w:rPr>
+                  </m:ctrlPr>
+                </m:e>
+              </m:d>
+            </m:e>
+          </m:func>
+          <m:r>
+            <m:rPr>
+              <m:sty m:val="p"/>
+            </m:rPr>
+            <w:rPr>
+              <w:rStyle w:val="HTMLCode"/>
+              <w:rFonts w:ascii="Cambria Math" w:eastAsia="Calibri" w:hAnsi="Cambria Math"/>
+            </w:rPr>
+            <m:t xml:space="preserve"> (3.114)</m:t>
+          </m:r>
+        </m:oMath>
+      </m:oMathPara>
+    </w:p>
+    <w:p>
+      <w:pPr>
+        <w:pStyle w:val="StandardWeb"/>
+      </w:pPr>
+      <w:r>
+        <w:t>Damit ist der Rang unabhängig davon, ob ich ihn über die linear unabhängigen Spalten oder über die linear unabhängigen Zeilen bestimme.</w:t>
+      </w:r>
+    </w:p>
+    <w:p>
+      <w:pPr>
+        <w:pStyle w:val="StandardWeb"/>
+      </w:pPr>
+      <w:r>
+        <w:t>Für eine (m\</w:t>
+      </w:r>
+      <w:proofErr w:type="spellStart"/>
+      <w:r>
+        <w:t>times</w:t>
+      </w:r>
+      <w:proofErr w:type="spellEnd"/>
+      <w:r>
+        <w:t xml:space="preserve"> </w:t>
+      </w:r>
+      <w:proofErr w:type="gramStart"/>
+      <w:r>
+        <w:t>n)-</w:t>
+      </w:r>
+      <w:proofErr w:type="gramEnd"/>
+      <w:r>
+        <w:t>Matrix gilt allgemein</w:t>
+      </w:r>
+      <w:r>
+        <w:br/>
+      </w:r>
+      <m:oMathPara>
+        <m:oMath>
+          <m:r>
+            <w:rPr>
+              <w:rFonts w:ascii="Cambria Math" w:hAnsi="Cambria Math"/>
+            </w:rPr>
+            <m:t>0</m:t>
+          </m:r>
+          <m:r>
+            <m:rPr>
+              <m:sty m:val="p"/>
+            </m:rPr>
+            <w:rPr>
+              <w:rFonts w:ascii="Cambria Math" w:hAnsi="Cambria Math"/>
+            </w:rPr>
+            <m:t>≤</m:t>
+          </m:r>
+          <m:r>
+            <m:rPr>
+              <m:nor/>
+            </m:rPr>
+            <w:rPr>
+              <w:rFonts w:ascii="Cambria Math" w:hAnsi="Cambria Math"/>
+            </w:rPr>
+            <m:t>rang</m:t>
+          </m:r>
+          <m:d>
+            <m:dPr>
+              <m:ctrlPr>
+                <w:rPr>
+                  <w:rFonts w:ascii="Cambria Math" w:hAnsi="Cambria Math"/>
+                  <w:i/>
+                </w:rPr>
+              </m:ctrlPr>
+            </m:dPr>
+            <m:e>
+              <m:r>
+                <w:rPr>
+                  <w:rFonts w:ascii="Cambria Math" w:hAnsi="Cambria Math"/>
+                </w:rPr>
+                <m:t>A</m:t>
+              </m:r>
+            </m:e>
+          </m:d>
+          <m:r>
+            <m:rPr>
+              <m:sty m:val="p"/>
+            </m:rPr>
+            <w:rPr>
+              <w:rFonts w:ascii="Cambria Math" w:hAnsi="Cambria Math"/>
+            </w:rPr>
+            <m:t>≤</m:t>
+          </m:r>
+          <m:func>
+            <m:funcPr>
+              <m:ctrlPr>
+                <w:rPr>
+                  <w:rFonts w:ascii="Cambria Math" w:hAnsi="Cambria Math"/>
+                </w:rPr>
+              </m:ctrlPr>
+            </m:funcPr>
+            <m:fName>
+              <m:r>
+                <m:rPr>
+                  <m:sty m:val="p"/>
+                </m:rPr>
+                <w:rPr>
+                  <w:rFonts w:ascii="Cambria Math" w:hAnsi="Cambria Math"/>
+                </w:rPr>
+                <m:t>min</m:t>
+              </m:r>
+              <m:ctrlPr>
+                <w:rPr>
+                  <w:rFonts w:ascii="Cambria Math" w:hAnsi="Cambria Math"/>
+                  <w:i/>
+                </w:rPr>
+              </m:ctrlPr>
+            </m:fName>
+            <m:e>
+              <m:d>
+                <m:dPr>
+                  <m:ctrlPr>
+                    <w:rPr>
+                      <w:rFonts w:ascii="Cambria Math" w:hAnsi="Cambria Math"/>
+                      <w:i/>
+                    </w:rPr>
+                  </m:ctrlPr>
+                </m:dPr>
+                <m:e>
+                  <m:r>
+                    <w:rPr>
+                      <w:rFonts w:ascii="Cambria Math" w:hAnsi="Cambria Math"/>
+                    </w:rPr>
+                    <m:t>m,n</m:t>
+                  </m:r>
+                </m:e>
+              </m:d>
+            </m:e>
+          </m:func>
+          <m:r>
+            <w:rPr>
+              <w:rFonts w:ascii="Cambria Math" w:hAnsi="Cambria Math"/>
+            </w:rPr>
+            <m:t>.</m:t>
+          </m:r>
+        </m:oMath>
+      </m:oMathPara>
+    </w:p>
+    <w:p>
+      <w:pPr>
+        <w:pStyle w:val="StandardWeb"/>
+      </w:pPr>
+      <w:r>
+        <w:t>Diese Abschätzung folgt unmittelbar aus den Dimensionen von Zeilen- und Spaltenraum und erhält keine eigene Gleichungsnummer.</w:t>
+      </w:r>
+    </w:p>
+    <w:p>
+      <w:pPr>
+        <w:pStyle w:val="berschrift2"/>
+      </w:pPr>
+      <w:r>
+        <w:t>Beispiel</w:t>
+      </w:r>
+    </w:p>
+    <w:p>
+      <w:pPr>
+        <w:pStyle w:val="StandardWeb"/>
+      </w:pPr>
+      <w:r>
+        <w:t>Ich betrachte die Matrix</w:t>
+      </w:r>
+      <w:r>
+        <w:br/>
+      </w:r>
+      <m:oMathPara>
+        <m:oMath>
+          <m:r>
+            <w:rPr>
+              <w:rFonts w:ascii="Cambria Math" w:hAnsi="Cambria Math"/>
+            </w:rPr>
+            <m:t>A=</m:t>
+          </m:r>
+          <m:d>
+            <m:dPr>
+              <m:ctrlPr>
+                <w:rPr>
+                  <w:rFonts w:ascii="Cambria Math" w:hAnsi="Cambria Math"/>
+                </w:rPr>
+              </m:ctrlPr>
+            </m:dPr>
+            <m:e>
+              <m:m>
+                <m:mPr>
+                  <m:mcs>
+                    <m:mc>
+                      <m:mcPr>
+                        <m:count m:val="2"/>
+                        <m:mcJc m:val="center"/>
+                      </m:mcPr>
+                    </m:mc>
+                  </m:mcs>
+                  <m:ctrlPr>
+                    <w:rPr>
+                      <w:rFonts w:ascii="Cambria Math" w:hAnsi="Cambria Math"/>
+                      <w:i/>
+                    </w:rPr>
+                  </m:ctrlPr>
+                </m:mPr>
+                <m:mr>
+                  <m:e>
+                    <m:r>
+                      <w:rPr>
+                        <w:rFonts w:ascii="Cambria Math" w:hAnsi="Cambria Math"/>
+                      </w:rPr>
+                      <m:t>1</m:t>
+                    </m:r>
+                  </m:e>
+                  <m:e>
+                    <m:r>
+                      <w:rPr>
+                        <w:rFonts w:ascii="Cambria Math" w:hAnsi="Cambria Math"/>
+                      </w:rPr>
+                      <m:t>2</m:t>
+                    </m:r>
+                  </m:e>
+                </m:mr>
+                <m:mr>
+                  <m:e>
+                    <m:r>
+                      <w:rPr>
+                        <w:rFonts w:ascii="Cambria Math" w:hAnsi="Cambria Math"/>
+                      </w:rPr>
+                      <m:t>2</m:t>
+                    </m:r>
+                  </m:e>
+                  <m:e>
+                    <m:r>
+                      <w:rPr>
+                        <w:rFonts w:ascii="Cambria Math" w:hAnsi="Cambria Math"/>
+                      </w:rPr>
+                      <m:t>4</m:t>
+                    </m:r>
+                  </m:e>
+                </m:mr>
+              </m:m>
+            </m:e>
+          </m:d>
+          <m:r>
+            <w:rPr>
+              <w:rFonts w:ascii="Cambria Math" w:hAnsi="Cambria Math"/>
+            </w:rPr>
+            <m:t>.</m:t>
+          </m:r>
+        </m:oMath>
+      </m:oMathPara>
+    </w:p>
+    <w:p>
+      <w:pPr>
+        <w:pStyle w:val="StandardWeb"/>
+      </w:pPr>
+      <w:r>
+        <w:t>Die Matrixangabe selbst legt lediglich das Beispiel fest und erhält keine eigene Gleichungsnummer.</w:t>
+      </w:r>
+    </w:p>
+    <w:p>
+      <w:pPr>
+        <w:pStyle w:val="StandardWeb"/>
+      </w:pPr>
+      <w:r>
+        <w:t>Die zweite Spalte ist das Doppelte der ersten:</w:t>
+      </w:r>
+    </w:p>
+    <w:p>
+      <w:pPr>
+        <w:pStyle w:val="StandardWeb"/>
+      </w:pPr>
+      <m:oMathPara>
+        <m:oMath>
+          <m:d>
+            <m:dPr>
+              <m:ctrlPr>
+                <w:rPr>
+                  <w:rFonts w:ascii="Cambria Math" w:hAnsi="Cambria Math"/>
+                  <w:i/>
+                </w:rPr>
+              </m:ctrlPr>
+            </m:dPr>
+            <m:e>
+              <m:m>
+                <m:mPr>
+                  <m:mcs>
+                    <m:mc>
+                      <m:mcPr>
+                        <m:count m:val="1"/>
+                        <m:mcJc m:val="center"/>
+                      </m:mcPr>
+                    </m:mc>
+                  </m:mcs>
+                  <m:ctrlPr>
+                    <w:rPr>
+                      <w:rFonts w:ascii="Cambria Math" w:hAnsi="Cambria Math"/>
+                      <w:i/>
+                    </w:rPr>
+                  </m:ctrlPr>
+                </m:mPr>
+                <m:mr>
+                  <m:e>
+                    <m:r>
+                      <w:rPr>
+                        <w:rFonts w:ascii="Cambria Math" w:hAnsi="Cambria Math"/>
+                      </w:rPr>
+                      <m:t>2</m:t>
+                    </m:r>
+                  </m:e>
+                </m:mr>
+                <m:mr>
+                  <m:e>
+                    <m:r>
+                      <w:rPr>
+                        <w:rFonts w:ascii="Cambria Math" w:hAnsi="Cambria Math"/>
+                      </w:rPr>
+                      <m:t>4</m:t>
+                    </m:r>
+                  </m:e>
+                </m:mr>
+              </m:m>
+            </m:e>
+          </m:d>
+          <m:r>
+            <w:rPr>
+              <w:rFonts w:ascii="Cambria Math" w:hAnsi="Cambria Math"/>
+            </w:rPr>
+            <m:t>=2</m:t>
+          </m:r>
+          <m:d>
+            <m:dPr>
+              <m:ctrlPr>
+                <w:rPr>
+                  <w:rFonts w:ascii="Cambria Math" w:hAnsi="Cambria Math"/>
+                  <w:i/>
+                </w:rPr>
+              </m:ctrlPr>
+            </m:dPr>
+            <m:e>
+              <m:m>
+                <m:mPr>
+                  <m:mcs>
+                    <m:mc>
+                      <m:mcPr>
+                        <m:count m:val="1"/>
+                        <m:mcJc m:val="center"/>
+                      </m:mcPr>
+                    </m:mc>
+                  </m:mcs>
+                  <m:ctrlPr>
+                    <w:rPr>
+                      <w:rFonts w:ascii="Cambria Math" w:hAnsi="Cambria Math"/>
+                      <w:i/>
+                    </w:rPr>
+                  </m:ctrlPr>
+                </m:mPr>
+                <m:mr>
+                  <m:e>
+                    <m:r>
+                      <w:rPr>
+                        <w:rFonts w:ascii="Cambria Math" w:hAnsi="Cambria Math"/>
+                      </w:rPr>
+                      <m:t>1</m:t>
+                    </m:r>
+                  </m:e>
+                </m:mr>
+                <m:mr>
+                  <m:e>
+                    <m:r>
+                      <w:rPr>
+                        <w:rFonts w:ascii="Cambria Math" w:hAnsi="Cambria Math"/>
+                      </w:rPr>
+                      <m:t>2</m:t>
+                    </m:r>
+                  </m:e>
+                </m:mr>
+              </m:m>
+            </m:e>
+          </m:d>
+        </m:oMath>
+      </m:oMathPara>
+    </w:p>
+    <w:p>
+      <w:pPr>
+        <w:pStyle w:val="StandardWeb"/>
+      </w:pPr>
+      <w:r>
+        <w:t>Auch dieser Rechenschritt dient nur dem Nachweis der linearen Abhängigkeit und benötigt keine eigene Gleichungsnummer.</w:t>
+      </w:r>
+    </w:p>
+    <w:p>
+      <w:pPr>
+        <w:pStyle w:val="StandardWeb"/>
+      </w:pPr>
+      <w:r>
+        <w:t>Damit existiert nur eine unabhängige Spaltenrichtung. Folglich gilt</w:t>
+      </w:r>
+    </w:p>
+    <w:p>
+      <w:pPr>
+        <w:pStyle w:val="Formel"/>
+      </w:pPr>
+      <m:oMathPara>
+        <m:oMath>
+          <m:r>
+            <m:rPr>
+              <m:nor/>
+            </m:rPr>
+            <w:rPr>
+              <w:rStyle w:val="HTMLCode"/>
+              <w:rFonts w:ascii="Cambria Math" w:eastAsia="Calibri" w:hAnsi="Cambria Math"/>
+              <w:i w:val="0"/>
+            </w:rPr>
+            <m:t>rang</m:t>
+          </m:r>
+          <m:d>
+            <m:dPr>
+              <m:ctrlPr>
+                <w:rPr>
+                  <w:rStyle w:val="HTMLCode"/>
+                  <w:rFonts w:ascii="Cambria Math" w:eastAsia="Calibri" w:hAnsi="Cambria Math"/>
+                  <w:i w:val="0"/>
+                </w:rPr>
+              </m:ctrlPr>
+            </m:dPr>
+            <m:e>
+              <m:r>
+                <w:rPr>
+                  <w:rStyle w:val="HTMLCode"/>
+                  <w:rFonts w:ascii="Cambria Math" w:eastAsia="Calibri" w:hAnsi="Cambria Math"/>
+                </w:rPr>
+                <m:t>A</m:t>
+              </m:r>
+            </m:e>
+          </m:d>
+          <m:r>
+            <m:rPr>
+              <m:sty m:val="p"/>
+            </m:rPr>
+            <w:rPr>
+              <w:rStyle w:val="HTMLCode"/>
+              <w:rFonts w:ascii="Cambria Math" w:eastAsia="Calibri" w:hAnsi="Cambria Math"/>
+            </w:rPr>
+            <m:t>=1</m:t>
+          </m:r>
+          <m:r>
+            <m:rPr>
+              <m:sty m:val="p"/>
+            </m:rPr>
+            <w:rPr>
+              <w:rStyle w:val="HTMLCode"/>
+              <w:rFonts w:ascii="Cambria Math" w:eastAsia="Calibri" w:hAnsi="Cambria Math"/>
+            </w:rPr>
+            <m:t xml:space="preserve"> (3.115)</m:t>
+          </m:r>
+        </m:oMath>
+      </m:oMathPara>
+    </w:p>
+    <w:p>
+      <w:pPr>
+        <w:pStyle w:val="StandardWeb"/>
+      </w:pPr>
+      <w:r>
+        <w:t>Obwohl die Matrix zwei Spalten besitzt, enthält ihr Bild also nur eine linear unabhängige Richtung [74, 82].</w:t>
+      </w:r>
+    </w:p>
+    <w:p>
+      <w:pPr>
+        <w:pStyle w:val="StandardWeb"/>
+      </w:pPr>
+      <w:r>
+        <w:t>Geometrisch bedeutet dies, dass die durch (A) beschriebene Abbildung den zweidimensionalen Definitionsraum nicht auf einen zweidimensionalen Bildraum abbildet. Das Bild liegt vielmehr auf einer eindimensionalen Geraden.</w:t>
+      </w:r>
+    </w:p>
+    <w:p>
+      <w:pPr>
+        <w:pStyle w:val="berschrift2"/>
+      </w:pPr>
+      <w:r>
+        <w:lastRenderedPageBreak/>
+        <w:t>Voller Rang</w:t>
+      </w:r>
+    </w:p>
+    <w:p>
+      <w:pPr>
+        <w:pStyle w:val="StandardWeb"/>
+      </w:pPr>
+      <w:r>
+        <w:t>Für eine Matrix (A\</w:t>
+      </w:r>
+      <w:proofErr w:type="spellStart"/>
+      <w:r>
+        <w:t>in</w:t>
+      </w:r>
+      <w:r>
+        <w:t>ℝ</w:t>
+      </w:r>
+      <w:proofErr w:type="spellEnd"/>
+      <w:proofErr w:type="gramStart"/>
+      <w:r>
+        <w:t>^{</w:t>
+      </w:r>
+      <w:proofErr w:type="gramEnd"/>
+      <w:r>
+        <w:t>m\</w:t>
+      </w:r>
+      <w:proofErr w:type="spellStart"/>
+      <w:r>
+        <w:t>times</w:t>
+      </w:r>
+      <w:proofErr w:type="spellEnd"/>
+      <w:r>
+        <w:t xml:space="preserve"> n}) ist der größtmögliche Rang durch (\min(</w:t>
+      </w:r>
+      <w:proofErr w:type="spellStart"/>
+      <w:r>
+        <w:t>m,n</w:t>
+      </w:r>
+      <w:proofErr w:type="spellEnd"/>
+      <w:r>
+        <w:t>)) bestimmt.</w:t>
+      </w:r>
+    </w:p>
+    <w:p>
+      <w:pPr>
+        <w:pStyle w:val="StandardWeb"/>
+      </w:pPr>
+      <w:r>
+        <w:t>Ich bezeichne eine Matrix als Matrix vollen Ranges, wenn</w:t>
+      </w:r>
+    </w:p>
+    <w:p>
+      <w:pPr>
+        <w:pStyle w:val="Formel"/>
+      </w:pPr>
+      <m:oMathPara>
+        <m:oMath>
+          <m:r>
+            <m:rPr>
+              <m:nor/>
+            </m:rPr>
+            <w:rPr>
+              <w:rStyle w:val="HTMLCode"/>
+              <w:rFonts w:ascii="Cambria Math" w:eastAsia="Calibri" w:hAnsi="Cambria Math"/>
+              <w:i w:val="0"/>
+            </w:rPr>
+            <m:t>rang</m:t>
+          </m:r>
+          <m:d>
+            <m:dPr>
+              <m:ctrlPr>
+                <w:rPr>
+                  <w:rStyle w:val="HTMLCode"/>
+                  <w:rFonts w:ascii="Cambria Math" w:eastAsia="Calibri" w:hAnsi="Cambria Math"/>
+                  <w:i w:val="0"/>
+                </w:rPr>
+              </m:ctrlPr>
+            </m:dPr>
+            <m:e>
+              <m:r>
+                <w:rPr>
+                  <w:rStyle w:val="HTMLCode"/>
+                  <w:rFonts w:ascii="Cambria Math" w:eastAsia="Calibri" w:hAnsi="Cambria Math"/>
+                </w:rPr>
+                <m:t>A</m:t>
+              </m:r>
+            </m:e>
+          </m:d>
+          <m:r>
+            <m:rPr>
+              <m:sty m:val="p"/>
+            </m:rPr>
+            <w:rPr>
+              <w:rStyle w:val="HTMLCode"/>
+              <w:rFonts w:ascii="Cambria Math" w:eastAsia="Calibri" w:hAnsi="Cambria Math"/>
+            </w:rPr>
+            <m:t>=</m:t>
+          </m:r>
+          <m:func>
+            <m:funcPr>
+              <m:ctrlPr>
+                <w:rPr>
+                  <w:rStyle w:val="HTMLCode"/>
+                  <w:rFonts w:ascii="Cambria Math" w:eastAsia="Calibri" w:hAnsi="Cambria Math"/>
+                </w:rPr>
+              </m:ctrlPr>
+            </m:funcPr>
+            <m:fName>
+              <m:r>
+                <w:rPr>
+                  <w:rStyle w:val="HTMLCode"/>
+                  <w:rFonts w:ascii="Cambria Math" w:eastAsia="Calibri" w:hAnsi="Cambria Math"/>
+                </w:rPr>
+                <m:t>min</m:t>
+              </m:r>
+              <m:ctrlPr>
+                <w:rPr>
+                  <w:rStyle w:val="HTMLCode"/>
+                  <w:rFonts w:ascii="Cambria Math" w:eastAsia="Calibri" w:hAnsi="Cambria Math"/>
+                  <w:i w:val="0"/>
+                </w:rPr>
+              </m:ctrlPr>
+            </m:fName>
+            <m:e>
+              <m:d>
+                <m:dPr>
+                  <m:ctrlPr>
+                    <w:rPr>
+                      <w:rStyle w:val="HTMLCode"/>
+                      <w:rFonts w:ascii="Cambria Math" w:eastAsia="Calibri" w:hAnsi="Cambria Math"/>
+                      <w:i w:val="0"/>
+                    </w:rPr>
+                  </m:ctrlPr>
+                </m:dPr>
+                <m:e>
+                  <m:r>
+                    <w:rPr>
+                      <w:rStyle w:val="HTMLCode"/>
+                      <w:rFonts w:ascii="Cambria Math" w:eastAsia="Calibri" w:hAnsi="Cambria Math"/>
+                    </w:rPr>
+                    <m:t>m</m:t>
+                  </m:r>
+                  <m:r>
+                    <m:rPr>
+                      <m:sty m:val="p"/>
+                    </m:rPr>
+                    <w:rPr>
+                      <w:rStyle w:val="HTMLCode"/>
+                      <w:rFonts w:ascii="Cambria Math" w:eastAsia="Calibri" w:hAnsi="Cambria Math"/>
+                    </w:rPr>
+                    <m:t>,</m:t>
+                  </m:r>
+                  <m:r>
+                    <w:rPr>
+                      <w:rStyle w:val="HTMLCode"/>
+                      <w:rFonts w:ascii="Cambria Math" w:eastAsia="Calibri" w:hAnsi="Cambria Math"/>
+                    </w:rPr>
+                    <m:t>n</m:t>
+                  </m:r>
+                </m:e>
+              </m:d>
+            </m:e>
+          </m:func>
+          <m:r>
+            <m:rPr>
+              <m:sty m:val="p"/>
+            </m:rPr>
+            <w:rPr>
+              <w:rStyle w:val="HTMLCode"/>
+              <w:rFonts w:ascii="Cambria Math" w:eastAsia="Calibri" w:hAnsi="Cambria Math"/>
+            </w:rPr>
+            <m:t xml:space="preserve"> (3.116)</m:t>
+          </m:r>
+        </m:oMath>
+      </m:oMathPara>
+    </w:p>
+    <w:p>
+      <w:pPr>
+        <w:pStyle w:val="StandardWeb"/>
+      </w:pPr>
+      <w:r>
+        <w:t>Für eine quadratische Matrix (A\</w:t>
+      </w:r>
+      <w:proofErr w:type="spellStart"/>
+      <w:r>
+        <w:t>in</w:t>
+      </w:r>
+      <w:r>
+        <w:t>ℝ</w:t>
+      </w:r>
+      <w:proofErr w:type="spellEnd"/>
+      <w:proofErr w:type="gramStart"/>
+      <w:r>
+        <w:t>^{</w:t>
+      </w:r>
+      <w:proofErr w:type="gramEnd"/>
+      <w:r>
+        <w:t>n\</w:t>
+      </w:r>
+      <w:proofErr w:type="spellStart"/>
+      <w:r>
+        <w:t>times</w:t>
+      </w:r>
+      <w:proofErr w:type="spellEnd"/>
+      <w:r>
+        <w:t xml:space="preserve"> n}) vereinfacht sich diese Bedingung zu</w:t>
+      </w:r>
+      <w:r>
+        <w:t xml:space="preserve"> </w:t>
+      </w:r>
+      <m:oMath>
+        <m:r>
+          <m:rPr>
+            <m:nor/>
+          </m:rPr>
+          <w:rPr>
+            <w:rFonts w:ascii="Cambria Math" w:hAnsi="Cambria Math"/>
+          </w:rPr>
+          <m:t>rang</m:t>
+        </m:r>
+        <m:d>
+          <m:dPr>
+            <m:ctrlPr>
+              <w:rPr>
+                <w:rFonts w:ascii="Cambria Math" w:hAnsi="Cambria Math"/>
+                <w:i/>
+              </w:rPr>
+            </m:ctrlPr>
+          </m:dPr>
+          <m:e>
+            <m:r>
+              <w:rPr>
+                <w:rFonts w:ascii="Cambria Math" w:hAnsi="Cambria Math"/>
+              </w:rPr>
+              <m:t>A</m:t>
+            </m:r>
+          </m:e>
+        </m:d>
+        <m:r>
+          <w:rPr>
+            <w:rFonts w:ascii="Cambria Math" w:hAnsi="Cambria Math"/>
+          </w:rPr>
+          <m:t>=n.</m:t>
+        </m:r>
+      </m:oMath>
+    </w:p>
+    <w:p>
+      <w:pPr>
+        <w:pStyle w:val="StandardWeb"/>
+      </w:pPr>
+      <w:r>
+        <w:t>Diese Form ist ein Spezialfall von Gleichung (3.116) und erhält keine eigene Nummer.</w:t>
+      </w:r>
+    </w:p>
+    <w:p>
+      <w:pPr>
+        <w:pStyle w:val="StandardWeb"/>
+      </w:pPr>
+      <w:r>
+        <w:t xml:space="preserve">Für quadratische Matrizen ist voller Rang äquivalent zu einer nicht verschwindenden Determinante und damit zur </w:t>
+      </w:r>
+      <w:proofErr w:type="spellStart"/>
+      <w:r>
+        <w:t>Invertierbarkeit</w:t>
+      </w:r>
+      <w:proofErr w:type="spellEnd"/>
+      <w:r>
+        <w:t xml:space="preserve"> [71, 74, 82].</w:t>
+      </w:r>
+    </w:p>
+    <w:p>
+      <w:pPr>
+        <w:pStyle w:val="StandardWeb"/>
+      </w:pPr>
+      <w:r>
+        <w:t>Es gilt also</w:t>
+      </w:r>
+    </w:p>
+    <w:p>
+      <w:pPr>
+        <w:pStyle w:val="Formel"/>
+      </w:pPr>
+      <m:oMathPara>
+        <m:oMath>
+          <m:r>
+            <m:rPr>
+              <m:nor/>
+            </m:rPr>
+            <w:rPr>
+              <w:rStyle w:val="HTMLCode"/>
+              <w:rFonts w:ascii="Cambria Math" w:eastAsia="Calibri" w:hAnsi="Cambria Math"/>
+              <w:i w:val="0"/>
+            </w:rPr>
+            <m:t>rang</m:t>
+          </m:r>
+          <m:d>
+            <m:dPr>
+              <m:ctrlPr>
+                <w:rPr>
+                  <w:rStyle w:val="HTMLCode"/>
+                  <w:rFonts w:ascii="Cambria Math" w:eastAsia="Calibri" w:hAnsi="Cambria Math"/>
+                  <w:i w:val="0"/>
+                </w:rPr>
+              </m:ctrlPr>
+            </m:dPr>
+            <m:e>
+              <m:r>
+                <w:rPr>
+                  <w:rStyle w:val="HTMLCode"/>
+                  <w:rFonts w:ascii="Cambria Math" w:eastAsia="Calibri" w:hAnsi="Cambria Math"/>
+                </w:rPr>
+                <m:t>A</m:t>
+              </m:r>
+            </m:e>
+          </m:d>
+          <m:r>
+            <m:rPr>
+              <m:sty m:val="p"/>
+            </m:rPr>
+            <w:rPr>
+              <w:rStyle w:val="HTMLCode"/>
+              <w:rFonts w:ascii="Cambria Math" w:eastAsia="Calibri" w:hAnsi="Cambria Math"/>
+            </w:rPr>
+            <m:t>=</m:t>
+          </m:r>
+          <m:r>
+            <w:rPr>
+              <w:rStyle w:val="HTMLCode"/>
+              <w:rFonts w:ascii="Cambria Math" w:eastAsia="Calibri" w:hAnsi="Cambria Math"/>
+            </w:rPr>
+            <m:t>n</m:t>
+          </m:r>
+          <m:r>
+            <m:rPr>
+              <m:sty m:val="p"/>
+            </m:rPr>
+            <w:rPr>
+              <w:rStyle w:val="HTMLCode"/>
+              <w:rFonts w:ascii="Cambria Math" w:eastAsia="Calibri" w:hAnsi="Cambria Math"/>
+            </w:rPr>
+            <m:t> ⟺ </m:t>
+          </m:r>
+          <m:func>
+            <m:funcPr>
+              <m:ctrlPr>
+                <w:rPr>
+                  <w:rStyle w:val="HTMLCode"/>
+                  <w:rFonts w:ascii="Cambria Math" w:eastAsia="Calibri" w:hAnsi="Cambria Math"/>
+                </w:rPr>
+              </m:ctrlPr>
+            </m:funcPr>
+            <m:fName>
+              <m:r>
+                <w:rPr>
+                  <w:rStyle w:val="HTMLCode"/>
+                  <w:rFonts w:ascii="Cambria Math" w:eastAsia="Calibri" w:hAnsi="Cambria Math"/>
+                </w:rPr>
+                <m:t>det</m:t>
+              </m:r>
+              <m:ctrlPr>
+                <w:rPr>
+                  <w:rStyle w:val="HTMLCode"/>
+                  <w:rFonts w:ascii="Cambria Math" w:eastAsia="Calibri" w:hAnsi="Cambria Math"/>
+                  <w:i w:val="0"/>
+                </w:rPr>
+              </m:ctrlPr>
+            </m:fName>
+            <m:e>
+              <m:d>
+                <m:dPr>
+                  <m:ctrlPr>
+                    <w:rPr>
+                      <w:rStyle w:val="HTMLCode"/>
+                      <w:rFonts w:ascii="Cambria Math" w:eastAsia="Calibri" w:hAnsi="Cambria Math"/>
+                      <w:i w:val="0"/>
+                    </w:rPr>
+                  </m:ctrlPr>
+                </m:dPr>
+                <m:e>
+                  <m:r>
+                    <w:rPr>
+                      <w:rStyle w:val="HTMLCode"/>
+                      <w:rFonts w:ascii="Cambria Math" w:eastAsia="Calibri" w:hAnsi="Cambria Math"/>
+                    </w:rPr>
+                    <m:t>A</m:t>
+                  </m:r>
+                </m:e>
+              </m:d>
+            </m:e>
+          </m:func>
+          <m:r>
+            <m:rPr>
+              <m:sty m:val="p"/>
+            </m:rPr>
+            <w:rPr>
+              <w:rStyle w:val="HTMLCode"/>
+              <w:rFonts w:ascii="Cambria Math" w:eastAsia="Calibri" w:hAnsi="Cambria Math"/>
+            </w:rPr>
+            <m:t>≠0 ⟺ </m:t>
+          </m:r>
+          <m:sSup>
+            <m:sSupPr>
+              <m:ctrlPr>
+                <w:rPr>
+                  <w:rStyle w:val="HTMLCode"/>
+                  <w:rFonts w:ascii="Cambria Math" w:eastAsia="Calibri" w:hAnsi="Cambria Math"/>
+                  <w:i w:val="0"/>
+                </w:rPr>
+              </m:ctrlPr>
+            </m:sSupPr>
+            <m:e>
+              <m:r>
+                <w:rPr>
+                  <w:rStyle w:val="HTMLCode"/>
+                  <w:rFonts w:ascii="Cambria Math" w:eastAsia="Calibri" w:hAnsi="Cambria Math"/>
+                </w:rPr>
+                <m:t>A</m:t>
+              </m:r>
+              <m:ctrlPr>
+                <w:rPr>
+                  <w:rStyle w:val="HTMLCode"/>
+                  <w:rFonts w:ascii="Cambria Math" w:eastAsia="Calibri" w:hAnsi="Cambria Math"/>
+                </w:rPr>
+              </m:ctrlPr>
+            </m:e>
+            <m:sup>
+              <m:r>
+                <m:rPr>
+                  <m:sty m:val="p"/>
+                </m:rPr>
+                <w:rPr>
+                  <w:rStyle w:val="HTMLCode"/>
+                  <w:rFonts w:ascii="Cambria Math" w:eastAsia="Calibri" w:hAnsi="Cambria Math"/>
+                </w:rPr>
+                <m:t>-1</m:t>
+              </m:r>
+            </m:sup>
+          </m:sSup>
+          <m:r>
+            <m:rPr>
+              <m:sty m:val="p"/>
+            </m:rPr>
+            <w:rPr>
+              <w:rStyle w:val="HTMLCode"/>
+              <w:rFonts w:ascii="Cambria Math" w:eastAsia="Calibri" w:hAnsi="Cambria Math"/>
+            </w:rPr>
+            <m:t> </m:t>
+          </m:r>
+          <m:r>
+            <m:rPr>
+              <m:nor/>
+            </m:rPr>
+            <w:rPr>
+              <w:rStyle w:val="HTMLCode"/>
+              <w:rFonts w:ascii="Cambria Math" w:eastAsia="Calibri" w:hAnsi="Cambria Math"/>
+              <w:i w:val="0"/>
+            </w:rPr>
+            <m:t>existiert</m:t>
+          </m:r>
+          <m:r>
+            <w:rPr>
+              <w:rStyle w:val="HTMLCode"/>
+              <w:rFonts w:ascii="Cambria Math" w:eastAsia="Calibri" w:hAnsi="Cambria Math"/>
+            </w:rPr>
+            <m:t xml:space="preserve"> (3.117)</m:t>
+          </m:r>
+        </m:oMath>
+      </m:oMathPara>
+    </w:p>
+    <w:p>
+      <w:pPr>
+        <w:pStyle w:val="StandardWeb"/>
+      </w:pPr>
+      <w:r>
+        <w:t xml:space="preserve">Damit beschreiben Rang, Determinante und </w:t>
+      </w:r>
+      <w:proofErr w:type="spellStart"/>
+      <w:r>
+        <w:t>Invertierbarkeit</w:t>
+      </w:r>
+      <w:proofErr w:type="spellEnd"/>
+      <w:r>
+        <w:t xml:space="preserve"> dieselbe Regularität einer quadratischen Matrix aus unterschiedlichen mathematischen Perspektiven.</w:t>
+      </w:r>
+    </w:p>
+    <w:p>
+      <w:pPr>
+        <w:pStyle w:val="berschrift2"/>
+      </w:pPr>
+      <w:r>
+        <w:t>Rang-Nullitätssatz</w:t>
+      </w:r>
+    </w:p>
+    <w:p>
+      <w:pPr>
+        <w:pStyle w:val="StandardWeb"/>
+      </w:pPr>
+      <w:r>
+        <w:t>Zwischen Bild und Kern besteht ein grundlegender Dimensionszusammenhang.</w:t>
+      </w:r>
+    </w:p>
+    <w:p>
+      <w:pPr>
+        <w:pStyle w:val="StandardWeb"/>
+      </w:pPr>
+      <w:r>
+        <w:t>Sei (</w:t>
+      </w:r>
+      <w:proofErr w:type="gramStart"/>
+      <w:r>
+        <w:t>T:V</w:t>
+      </w:r>
+      <w:proofErr w:type="gramEnd"/>
+      <w:r>
+        <w:t>\</w:t>
+      </w:r>
+      <w:proofErr w:type="spellStart"/>
+      <w:r>
+        <w:t>rightarrow</w:t>
+      </w:r>
+      <w:proofErr w:type="spellEnd"/>
+      <w:r>
+        <w:t xml:space="preserve"> W) eine lineare Abbildung mit </w:t>
+      </w:r>
+      <w:proofErr w:type="spellStart"/>
+      <w:r>
+        <w:t>endlichdimensionalem</w:t>
+      </w:r>
+      <w:proofErr w:type="spellEnd"/>
+      <w:r>
+        <w:t xml:space="preserve"> Definitionsraum (V).</w:t>
+      </w:r>
+    </w:p>
+    <w:p>
+      <w:pPr>
+        <w:pStyle w:val="StandardWeb"/>
+      </w:pPr>
+      <w:r>
+        <w:t>Dann gilt</w:t>
+      </w:r>
+    </w:p>
+    <w:p>
+      <w:pPr>
+        <w:pStyle w:val="Formel"/>
+      </w:pPr>
+      <m:oMathPara>
+        <m:oMath>
+          <m:func>
+            <m:funcPr>
+              <m:ctrlPr>
+                <w:rPr>
+                  <w:rStyle w:val="HTMLCode"/>
+                  <w:rFonts w:ascii="Cambria Math" w:eastAsia="Calibri" w:hAnsi="Cambria Math"/>
+                </w:rPr>
+              </m:ctrlPr>
+            </m:funcPr>
+            <m:fName>
+              <m:r>
+                <w:rPr>
+                  <w:rStyle w:val="HTMLCode"/>
+                  <w:rFonts w:ascii="Cambria Math" w:eastAsia="Calibri" w:hAnsi="Cambria Math"/>
+                </w:rPr>
+                <m:t>dim</m:t>
+              </m:r>
+              <m:ctrlPr>
+                <w:rPr>
+                  <w:rStyle w:val="HTMLCode"/>
+                  <w:rFonts w:ascii="Cambria Math" w:eastAsia="Calibri" w:hAnsi="Cambria Math"/>
+                  <w:i w:val="0"/>
+                </w:rPr>
+              </m:ctrlPr>
+            </m:fName>
+            <m:e>
+              <m:d>
+                <m:dPr>
+                  <m:ctrlPr>
+                    <w:rPr>
+                      <w:rStyle w:val="HTMLCode"/>
+                      <w:rFonts w:ascii="Cambria Math" w:eastAsia="Calibri" w:hAnsi="Cambria Math"/>
+                      <w:i w:val="0"/>
+                    </w:rPr>
+                  </m:ctrlPr>
+                </m:dPr>
+                <m:e>
+                  <m:r>
+                    <w:rPr>
+                      <w:rStyle w:val="HTMLCode"/>
+                      <w:rFonts w:ascii="Cambria Math" w:eastAsia="Calibri" w:hAnsi="Cambria Math"/>
+                    </w:rPr>
+                    <m:t>V</m:t>
+                  </m:r>
+                </m:e>
+              </m:d>
+            </m:e>
+          </m:func>
+          <m:r>
+            <m:rPr>
+              <m:sty m:val="p"/>
+            </m:rPr>
+            <w:rPr>
+              <w:rStyle w:val="HTMLCode"/>
+              <w:rFonts w:ascii="Cambria Math" w:eastAsia="Calibri" w:hAnsi="Cambria Math"/>
+            </w:rPr>
+            <m:t>=</m:t>
+          </m:r>
+          <m:func>
+            <m:funcPr>
+              <m:ctrlPr>
+                <w:rPr>
+                  <w:rStyle w:val="HTMLCode"/>
+                  <w:rFonts w:ascii="Cambria Math" w:eastAsia="Calibri" w:hAnsi="Cambria Math"/>
+                </w:rPr>
+              </m:ctrlPr>
+            </m:funcPr>
+            <m:fName>
+              <m:r>
+                <w:rPr>
+                  <w:rStyle w:val="HTMLCode"/>
+                  <w:rFonts w:ascii="Cambria Math" w:eastAsia="Calibri" w:hAnsi="Cambria Math"/>
+                </w:rPr>
+                <m:t>dim</m:t>
+              </m:r>
+              <m:ctrlPr>
+                <w:rPr>
+                  <w:rStyle w:val="HTMLCode"/>
+                  <w:rFonts w:ascii="Cambria Math" w:eastAsia="Calibri" w:hAnsi="Cambria Math"/>
+                  <w:i w:val="0"/>
+                </w:rPr>
+              </m:ctrlPr>
+            </m:fName>
+            <m:e>
+              <m:d>
+                <m:dPr>
+                  <m:ctrlPr>
+                    <w:rPr>
+                      <w:rStyle w:val="HTMLCode"/>
+                      <w:rFonts w:ascii="Cambria Math" w:eastAsia="Calibri" w:hAnsi="Cambria Math"/>
+                    </w:rPr>
+                  </m:ctrlPr>
+                </m:dPr>
+                <m:e>
+                  <m:func>
+                    <m:funcPr>
+                      <m:ctrlPr>
+                        <w:rPr>
+                          <w:rStyle w:val="HTMLCode"/>
+                          <w:rFonts w:ascii="Cambria Math" w:eastAsia="Calibri" w:hAnsi="Cambria Math"/>
+                        </w:rPr>
+                      </m:ctrlPr>
+                    </m:funcPr>
+                    <m:fName>
+                      <m:r>
+                        <w:rPr>
+                          <w:rStyle w:val="HTMLCode"/>
+                          <w:rFonts w:ascii="Cambria Math" w:eastAsia="Calibri" w:hAnsi="Cambria Math"/>
+                        </w:rPr>
+                        <m:t>ker</m:t>
+                      </m:r>
+                      <m:ctrlPr>
+                        <w:rPr>
+                          <w:rStyle w:val="HTMLCode"/>
+                          <w:rFonts w:ascii="Cambria Math" w:eastAsia="Calibri" w:hAnsi="Cambria Math"/>
+                          <w:i w:val="0"/>
+                        </w:rPr>
+                      </m:ctrlPr>
+                    </m:fName>
+                    <m:e>
+                      <m:d>
+                        <m:dPr>
+                          <m:ctrlPr>
+                            <w:rPr>
+                              <w:rStyle w:val="HTMLCode"/>
+                              <w:rFonts w:ascii="Cambria Math" w:eastAsia="Calibri" w:hAnsi="Cambria Math"/>
+                              <w:i w:val="0"/>
+                            </w:rPr>
+                          </m:ctrlPr>
+                        </m:dPr>
+                        <m:e>
+                          <m:r>
+                            <w:rPr>
+                              <w:rStyle w:val="HTMLCode"/>
+                              <w:rFonts w:ascii="Cambria Math" w:eastAsia="Calibri" w:hAnsi="Cambria Math"/>
+                            </w:rPr>
+                            <m:t>T</m:t>
+                          </m:r>
+                        </m:e>
+                      </m:d>
+                    </m:e>
+                  </m:func>
+                  <m:ctrlPr>
+                    <w:rPr>
+                      <w:rStyle w:val="HTMLCode"/>
+                      <w:rFonts w:ascii="Cambria Math" w:eastAsia="Calibri" w:hAnsi="Cambria Math"/>
+                      <w:i w:val="0"/>
+                    </w:rPr>
+                  </m:ctrlPr>
+                </m:e>
+              </m:d>
+            </m:e>
+          </m:func>
+          <m:r>
+            <m:rPr>
+              <m:sty m:val="p"/>
+            </m:rPr>
+            <w:rPr>
+              <w:rStyle w:val="HTMLCode"/>
+              <w:rFonts w:ascii="Cambria Math" w:eastAsia="Calibri" w:hAnsi="Cambria Math"/>
+            </w:rPr>
+            <m:t>+</m:t>
+          </m:r>
+          <m:r>
+            <m:rPr>
+              <m:nor/>
+            </m:rPr>
+            <w:rPr>
+              <w:rStyle w:val="HTMLCode"/>
+              <w:rFonts w:ascii="Cambria Math" w:eastAsia="Calibri" w:hAnsi="Cambria Math"/>
+              <w:i w:val="0"/>
+            </w:rPr>
+            <m:t>rang</m:t>
+          </m:r>
+          <m:d>
+            <m:dPr>
+              <m:ctrlPr>
+                <w:rPr>
+                  <w:rStyle w:val="HTMLCode"/>
+                  <w:rFonts w:ascii="Cambria Math" w:eastAsia="Calibri" w:hAnsi="Cambria Math"/>
+                  <w:i w:val="0"/>
+                </w:rPr>
+              </m:ctrlPr>
+            </m:dPr>
+            <m:e>
+              <m:r>
+                <w:rPr>
+                  <w:rStyle w:val="HTMLCode"/>
+                  <w:rFonts w:ascii="Cambria Math" w:eastAsia="Calibri" w:hAnsi="Cambria Math"/>
+                </w:rPr>
+                <m:t>T</m:t>
+              </m:r>
+            </m:e>
+          </m:d>
+          <m:r>
+            <m:rPr>
+              <m:sty m:val="p"/>
+            </m:rPr>
+            <w:rPr>
+              <w:rStyle w:val="HTMLCode"/>
+              <w:rFonts w:ascii="Cambria Math" w:eastAsia="Calibri" w:hAnsi="Cambria Math"/>
+            </w:rPr>
+            <m:t xml:space="preserve"> (3.118)</m:t>
+          </m:r>
+        </m:oMath>
+      </m:oMathPara>
+    </w:p>
+    <w:p>
+      <w:pPr>
+        <w:pStyle w:val="StandardWeb"/>
+      </w:pPr>
+      <w:r>
+        <w:t xml:space="preserve">Diese Beziehung wird als </w:t>
+      </w:r>
+      <w:r>
+        <w:rPr>
+          <w:rStyle w:val="Fett"/>
+        </w:rPr>
+        <w:t>Dimensionssatz</w:t>
+      </w:r>
+      <w:r>
+        <w:t xml:space="preserve"> oder </w:t>
+      </w:r>
+      <w:r>
+        <w:rPr>
+          <w:rStyle w:val="Fett"/>
+        </w:rPr>
+        <w:t>Rang-Nullitätssatz</w:t>
+      </w:r>
+      <w:r>
+        <w:t xml:space="preserve"> bezeichnet [71, 74, 82].</w:t>
+      </w:r>
+    </w:p>
+    <w:p>
+      <w:pPr>
+        <w:pStyle w:val="StandardWeb"/>
+      </w:pPr>
+      <w:r>
+        <w:t>Die Größe</w:t>
+      </w:r>
+      <w:r>
+        <w:t xml:space="preserve"> </w:t>
+      </w:r>
+      <m:oMath>
+        <m:r>
+          <w:rPr>
+            <w:rFonts w:ascii="Cambria Math" w:hAnsi="Cambria Math"/>
+          </w:rPr>
+          <m:t>dim!</m:t>
+        </m:r>
+        <m:d>
+          <m:dPr>
+            <m:ctrlPr>
+              <w:rPr>
+                <w:rFonts w:ascii="Cambria Math" w:hAnsi="Cambria Math"/>
+              </w:rPr>
+            </m:ctrlPr>
+          </m:dPr>
+          <m:e>
+            <m:func>
+              <m:funcPr>
+                <m:ctrlPr>
+                  <w:rPr>
+                    <w:rFonts w:ascii="Cambria Math" w:hAnsi="Cambria Math"/>
+                  </w:rPr>
+                </m:ctrlPr>
+              </m:funcPr>
+              <m:fName>
+                <m:r>
+                  <m:rPr>
+                    <m:sty m:val="p"/>
+                  </m:rPr>
+                  <w:rPr>
+                    <w:rFonts w:ascii="Cambria Math" w:hAnsi="Cambria Math"/>
+                  </w:rPr>
+                  <m:t>ker</m:t>
+                </m:r>
+                <m:ctrlPr>
+                  <w:rPr>
+                    <w:rFonts w:ascii="Cambria Math" w:hAnsi="Cambria Math"/>
+                    <w:i/>
+                  </w:rPr>
+                </m:ctrlPr>
+              </m:fName>
+              <m:e>
+                <m:d>
+                  <m:dPr>
+                    <m:ctrlPr>
+                      <w:rPr>
+                        <w:rFonts w:ascii="Cambria Math" w:hAnsi="Cambria Math"/>
+                        <w:i/>
+                      </w:rPr>
+                    </m:ctrlPr>
+                  </m:dPr>
+                  <m:e>
+                    <m:r>
+                      <w:rPr>
+                        <w:rFonts w:ascii="Cambria Math" w:hAnsi="Cambria Math"/>
+                      </w:rPr>
+                      <m:t>T</m:t>
+                    </m:r>
+                  </m:e>
+                </m:d>
+              </m:e>
+            </m:func>
+            <m:ctrlPr>
+              <w:rPr>
+                <w:rFonts w:ascii="Cambria Math" w:hAnsi="Cambria Math"/>
+                <w:i/>
+              </w:rPr>
+            </m:ctrlPr>
+          </m:e>
+        </m:d>
+      </m:oMath>
+      <w:r>
+        <w:t xml:space="preserve"> </w:t>
+      </w:r>
+      <w:r>
+        <w:t>wird auch als Nullität der linearen Abbildung bezeichnet.</w:t>
+      </w:r>
+    </w:p>
+    <w:p>
+      <w:pPr>
+        <w:pStyle w:val="StandardWeb"/>
+      </w:pPr>
+      <w:r>
+        <w:t>Gleichung (3.118) zeigt, dass sich die Dimension des Definitionsraums in zwei Teile zerlegen lässt:</w:t>
+      </w:r>
+    </w:p>
+    <w:p>
+      <w:pPr>
+        <w:pStyle w:val="StandardWeb"/>
+        <w:numPr>
+          <w:ilvl w:val="0"/>
+          <w:numId w:val="24"/>
+        </w:numPr>
+      </w:pPr>
+      <w:r>
+        <w:t>Richtungen, die im Kern liegen,</w:t>
+      </w:r>
+    </w:p>
+    <w:p>
+      <w:pPr>
+        <w:pStyle w:val="StandardWeb"/>
+        <w:numPr>
+          <w:ilvl w:val="0"/>
+          <w:numId w:val="24"/>
+        </w:numPr>
+      </w:pPr>
+      <w:r>
+        <w:t>Richtungen, die unabhängig zum Bild beitragen.</w:t>
+      </w:r>
+    </w:p>
+    <w:p>
+      <w:pPr>
+        <w:pStyle w:val="StandardWeb"/>
+      </w:pPr>
+      <w:r>
+        <w:lastRenderedPageBreak/>
+        <w:t>Dabei muss ich die Formulierung „Richtungen gehen verloren“ methodisch vorsichtig verwenden. Mathematisch bedeutet eine Kernrichtung zunächst nur, dass sie von (T) auf (0_W) abgebildet wird. Ob dies in einer wissenschaftlichen Anwendung tatsächlich als Informationsverlust oder physikalischer Verlust zu deuten ist, hängt von der Interpretation des Modells ab.</w:t>
+      </w:r>
+    </w:p>
+    <w:p>
+      <w:pPr>
+        <w:pStyle w:val="berschrift2"/>
+      </w:pPr>
+      <w:r>
+        <w:t>Beispiel zum Rang-Nullitätssatz</w:t>
+      </w:r>
+    </w:p>
+    <w:p>
+      <w:pPr>
+        <w:pStyle w:val="StandardWeb"/>
+      </w:pPr>
+      <w:r>
+        <w:t>Für die bereits betrachtete lineare Abbildung mit</w:t>
+      </w:r>
+    </w:p>
+    <w:p>
+      <w:pPr>
+        <w:pStyle w:val="StandardWeb"/>
+      </w:pPr>
+      <m:oMathPara>
+        <m:oMath>
+          <m:r>
+            <w:rPr>
+              <w:rFonts w:ascii="Cambria Math" w:hAnsi="Cambria Math"/>
+            </w:rPr>
+            <m:t>A=</m:t>
+          </m:r>
+          <m:d>
+            <m:dPr>
+              <m:ctrlPr>
+                <w:rPr>
+                  <w:rFonts w:ascii="Cambria Math" w:hAnsi="Cambria Math"/>
+                </w:rPr>
+              </m:ctrlPr>
+            </m:dPr>
+            <m:e>
+              <m:m>
+                <m:mPr>
+                  <m:mcs>
+                    <m:mc>
+                      <m:mcPr>
+                        <m:count m:val="2"/>
+                        <m:mcJc m:val="center"/>
+                      </m:mcPr>
+                    </m:mc>
+                  </m:mcs>
+                  <m:ctrlPr>
+                    <w:rPr>
+                      <w:rFonts w:ascii="Cambria Math" w:hAnsi="Cambria Math"/>
+                      <w:i/>
+                    </w:rPr>
+                  </m:ctrlPr>
+                </m:mPr>
+                <m:mr>
+                  <m:e>
+                    <m:r>
+                      <w:rPr>
+                        <w:rFonts w:ascii="Cambria Math" w:hAnsi="Cambria Math"/>
+                      </w:rPr>
+                      <m:t>1</m:t>
+                    </m:r>
+                  </m:e>
+                  <m:e>
+                    <m:r>
+                      <w:rPr>
+                        <w:rFonts w:ascii="Cambria Math" w:hAnsi="Cambria Math"/>
+                      </w:rPr>
+                      <m:t>2</m:t>
+                    </m:r>
+                  </m:e>
+                </m:mr>
+                <m:mr>
+                  <m:e>
+                    <m:r>
+                      <w:rPr>
+                        <w:rFonts w:ascii="Cambria Math" w:hAnsi="Cambria Math"/>
+                      </w:rPr>
+                      <m:t>2</m:t>
+                    </m:r>
+                  </m:e>
+                  <m:e>
+                    <m:r>
+                      <w:rPr>
+                        <w:rFonts w:ascii="Cambria Math" w:hAnsi="Cambria Math"/>
+                      </w:rPr>
+                      <m:t>4</m:t>
+                    </m:r>
+                  </m:e>
+                </m:mr>
+              </m:m>
+            </m:e>
+          </m:d>
+          <m:r>
+            <w:rPr>
+              <w:rFonts w:ascii="Cambria Math" w:hAnsi="Cambria Math"/>
+            </w:rPr>
+            <m:t>.</m:t>
+          </m:r>
+        </m:oMath>
+      </m:oMathPara>
+    </w:p>
+    <w:p>
+      <w:pPr>
+        <w:pStyle w:val="StandardWeb"/>
+      </w:pPr>
+      <w:r>
+        <w:t>gilt nach Gleichung (3.115)</w:t>
+      </w:r>
+      <w:r>
+        <w:t xml:space="preserve"> </w:t>
+      </w:r>
+      <m:oMath>
+        <m:r>
+          <m:rPr>
+            <m:nor/>
+          </m:rPr>
+          <w:rPr>
+            <w:rFonts w:ascii="Cambria Math" w:hAnsi="Cambria Math"/>
+          </w:rPr>
+          <m:t>rang</m:t>
+        </m:r>
+        <m:d>
+          <m:dPr>
+            <m:ctrlPr>
+              <w:rPr>
+                <w:rFonts w:ascii="Cambria Math" w:hAnsi="Cambria Math"/>
+                <w:i/>
+              </w:rPr>
+            </m:ctrlPr>
+          </m:dPr>
+          <m:e>
+            <m:r>
+              <w:rPr>
+                <w:rFonts w:ascii="Cambria Math" w:hAnsi="Cambria Math"/>
+              </w:rPr>
+              <m:t>A</m:t>
+            </m:r>
+          </m:e>
+        </m:d>
+        <m:r>
+          <w:rPr>
+            <w:rFonts w:ascii="Cambria Math" w:hAnsi="Cambria Math"/>
+          </w:rPr>
+          <m:t>=1.</m:t>
+        </m:r>
+      </m:oMath>
+      <w:r>
+        <w:t xml:space="preserve"> </w:t>
+      </w:r>
+      <w:r>
+        <w:t>Der Definitionsraum ist (</w:t>
+      </w:r>
+      <w:r>
+        <w:t>ℝ</w:t>
+      </w:r>
+      <w:proofErr w:type="gramStart"/>
+      <w:r>
+        <w:t>^{</w:t>
+      </w:r>
+      <w:proofErr w:type="gramEnd"/>
+      <w:r>
+        <w:t>2}) und besitzt daher Dimension (2).</w:t>
+      </w:r>
+    </w:p>
+    <w:p>
+      <w:pPr>
+        <w:pStyle w:val="StandardWeb"/>
+      </w:pPr>
+      <w:r>
+        <w:t>Setze ich diese Werte in den Rang-Nullitätssatz ein, erhalte ich</w:t>
+      </w:r>
+    </w:p>
+    <w:p>
+      <w:pPr>
+        <w:pStyle w:val="Formel"/>
+      </w:pPr>
+      <m:oMathPara>
+        <m:oMath>
+          <m:r>
+            <m:rPr>
+              <m:sty m:val="p"/>
+            </m:rPr>
+            <w:rPr>
+              <w:rStyle w:val="HTMLCode"/>
+              <w:rFonts w:ascii="Cambria Math" w:eastAsia="Calibri" w:hAnsi="Cambria Math"/>
+            </w:rPr>
+            <m:t>2=</m:t>
+          </m:r>
+          <m:func>
+            <m:funcPr>
+              <m:ctrlPr>
+                <w:rPr>
+                  <w:rStyle w:val="HTMLCode"/>
+                  <w:rFonts w:ascii="Cambria Math" w:eastAsia="Calibri" w:hAnsi="Cambria Math"/>
+                </w:rPr>
+              </m:ctrlPr>
+            </m:funcPr>
+            <m:fName>
+              <m:r>
+                <w:rPr>
+                  <w:rStyle w:val="HTMLCode"/>
+                  <w:rFonts w:ascii="Cambria Math" w:eastAsia="Calibri" w:hAnsi="Cambria Math"/>
+                </w:rPr>
+                <m:t>dim</m:t>
+              </m:r>
+              <m:ctrlPr>
+                <w:rPr>
+                  <w:rStyle w:val="HTMLCode"/>
+                  <w:rFonts w:ascii="Cambria Math" w:eastAsia="Calibri" w:hAnsi="Cambria Math"/>
+                  <w:i w:val="0"/>
+                </w:rPr>
+              </m:ctrlPr>
+            </m:fName>
+            <m:e>
+              <m:d>
+                <m:dPr>
+                  <m:ctrlPr>
+                    <w:rPr>
+                      <w:rStyle w:val="HTMLCode"/>
+                      <w:rFonts w:ascii="Cambria Math" w:eastAsia="Calibri" w:hAnsi="Cambria Math"/>
+                    </w:rPr>
+                  </m:ctrlPr>
+                </m:dPr>
+                <m:e>
+                  <m:func>
+                    <m:funcPr>
+                      <m:ctrlPr>
+                        <w:rPr>
+                          <w:rStyle w:val="HTMLCode"/>
+                          <w:rFonts w:ascii="Cambria Math" w:eastAsia="Calibri" w:hAnsi="Cambria Math"/>
+                        </w:rPr>
+                      </m:ctrlPr>
+                    </m:funcPr>
+                    <m:fName>
+                      <m:r>
+                        <w:rPr>
+                          <w:rStyle w:val="HTMLCode"/>
+                          <w:rFonts w:ascii="Cambria Math" w:eastAsia="Calibri" w:hAnsi="Cambria Math"/>
+                        </w:rPr>
+                        <m:t>ker</m:t>
+                      </m:r>
+                      <m:ctrlPr>
+                        <w:rPr>
+                          <w:rStyle w:val="HTMLCode"/>
+                          <w:rFonts w:ascii="Cambria Math" w:eastAsia="Calibri" w:hAnsi="Cambria Math"/>
+                          <w:i w:val="0"/>
+                        </w:rPr>
+                      </m:ctrlPr>
+                    </m:fName>
+                    <m:e>
+                      <m:d>
+                        <m:dPr>
+                          <m:ctrlPr>
+                            <w:rPr>
+                              <w:rStyle w:val="HTMLCode"/>
+                              <w:rFonts w:ascii="Cambria Math" w:eastAsia="Calibri" w:hAnsi="Cambria Math"/>
+                              <w:i w:val="0"/>
+                            </w:rPr>
+                          </m:ctrlPr>
+                        </m:dPr>
+                        <m:e>
+                          <m:r>
+                            <w:rPr>
+                              <w:rStyle w:val="HTMLCode"/>
+                              <w:rFonts w:ascii="Cambria Math" w:eastAsia="Calibri" w:hAnsi="Cambria Math"/>
+                            </w:rPr>
+                            <m:t>A</m:t>
+                          </m:r>
+                        </m:e>
+                      </m:d>
+                    </m:e>
+                  </m:func>
+                  <m:ctrlPr>
+                    <w:rPr>
+                      <w:rStyle w:val="HTMLCode"/>
+                      <w:rFonts w:ascii="Cambria Math" w:eastAsia="Calibri" w:hAnsi="Cambria Math"/>
+                      <w:i w:val="0"/>
+                    </w:rPr>
+                  </m:ctrlPr>
+                </m:e>
+              </m:d>
+            </m:e>
+          </m:func>
+          <m:r>
+            <m:rPr>
+              <m:sty m:val="p"/>
+            </m:rPr>
+            <w:rPr>
+              <w:rStyle w:val="HTMLCode"/>
+              <w:rFonts w:ascii="Cambria Math" w:eastAsia="Calibri" w:hAnsi="Cambria Math"/>
+            </w:rPr>
+            <m:t>+1 ⟹ </m:t>
+          </m:r>
+          <m:func>
+            <m:funcPr>
+              <m:ctrlPr>
+                <w:rPr>
+                  <w:rStyle w:val="HTMLCode"/>
+                  <w:rFonts w:ascii="Cambria Math" w:eastAsia="Calibri" w:hAnsi="Cambria Math"/>
+                </w:rPr>
+              </m:ctrlPr>
+            </m:funcPr>
+            <m:fName>
+              <m:r>
+                <w:rPr>
+                  <w:rStyle w:val="HTMLCode"/>
+                  <w:rFonts w:ascii="Cambria Math" w:eastAsia="Calibri" w:hAnsi="Cambria Math"/>
+                </w:rPr>
+                <m:t>dim</m:t>
+              </m:r>
+              <m:ctrlPr>
+                <w:rPr>
+                  <w:rStyle w:val="HTMLCode"/>
+                  <w:rFonts w:ascii="Cambria Math" w:eastAsia="Calibri" w:hAnsi="Cambria Math"/>
+                  <w:i w:val="0"/>
+                </w:rPr>
+              </m:ctrlPr>
+            </m:fName>
+            <m:e>
+              <m:d>
+                <m:dPr>
+                  <m:ctrlPr>
+                    <w:rPr>
+                      <w:rStyle w:val="HTMLCode"/>
+                      <w:rFonts w:ascii="Cambria Math" w:eastAsia="Calibri" w:hAnsi="Cambria Math"/>
+                    </w:rPr>
+                  </m:ctrlPr>
+                </m:dPr>
+                <m:e>
+                  <m:func>
+                    <m:funcPr>
+                      <m:ctrlPr>
+                        <w:rPr>
+                          <w:rStyle w:val="HTMLCode"/>
+                          <w:rFonts w:ascii="Cambria Math" w:eastAsia="Calibri" w:hAnsi="Cambria Math"/>
+                        </w:rPr>
+                      </m:ctrlPr>
+                    </m:funcPr>
+                    <m:fName>
+                      <m:r>
+                        <w:rPr>
+                          <w:rStyle w:val="HTMLCode"/>
+                          <w:rFonts w:ascii="Cambria Math" w:eastAsia="Calibri" w:hAnsi="Cambria Math"/>
+                        </w:rPr>
+                        <m:t>ker</m:t>
+                      </m:r>
+                      <m:ctrlPr>
+                        <w:rPr>
+                          <w:rStyle w:val="HTMLCode"/>
+                          <w:rFonts w:ascii="Cambria Math" w:eastAsia="Calibri" w:hAnsi="Cambria Math"/>
+                          <w:i w:val="0"/>
+                        </w:rPr>
+                      </m:ctrlPr>
+                    </m:fName>
+                    <m:e>
+                      <m:d>
+                        <m:dPr>
+                          <m:ctrlPr>
+                            <w:rPr>
+                              <w:rStyle w:val="HTMLCode"/>
+                              <w:rFonts w:ascii="Cambria Math" w:eastAsia="Calibri" w:hAnsi="Cambria Math"/>
+                              <w:i w:val="0"/>
+                            </w:rPr>
+                          </m:ctrlPr>
+                        </m:dPr>
+                        <m:e>
+                          <m:r>
+                            <w:rPr>
+                              <w:rStyle w:val="HTMLCode"/>
+                              <w:rFonts w:ascii="Cambria Math" w:eastAsia="Calibri" w:hAnsi="Cambria Math"/>
+                            </w:rPr>
+                            <m:t>A</m:t>
+                          </m:r>
+                        </m:e>
+                      </m:d>
+                    </m:e>
+                  </m:func>
+                  <m:ctrlPr>
+                    <w:rPr>
+                      <w:rStyle w:val="HTMLCode"/>
+                      <w:rFonts w:ascii="Cambria Math" w:eastAsia="Calibri" w:hAnsi="Cambria Math"/>
+                      <w:i w:val="0"/>
+                    </w:rPr>
+                  </m:ctrlPr>
+                </m:e>
+              </m:d>
+            </m:e>
+          </m:func>
+          <m:r>
+            <m:rPr>
+              <m:sty m:val="p"/>
+            </m:rPr>
+            <w:rPr>
+              <w:rStyle w:val="HTMLCode"/>
+              <w:rFonts w:ascii="Cambria Math" w:eastAsia="Calibri" w:hAnsi="Cambria Math"/>
+            </w:rPr>
+            <m:t>=1</m:t>
+          </m:r>
+          <m:r>
+            <m:rPr>
+              <m:sty m:val="p"/>
+            </m:rPr>
+            <w:rPr>
+              <w:rStyle w:val="HTMLCode"/>
+              <w:rFonts w:ascii="Cambria Math" w:eastAsia="Calibri" w:hAnsi="Cambria Math"/>
+            </w:rPr>
+            <m:t xml:space="preserve"> (3.11</m:t>
+          </m:r>
+          <m:r>
+            <m:rPr>
+              <m:sty m:val="p"/>
+            </m:rPr>
+            <w:rPr>
+              <w:rStyle w:val="HTMLCode"/>
+              <w:rFonts w:ascii="Cambria Math" w:eastAsia="Calibri" w:hAnsi="Cambria Math"/>
+            </w:rPr>
+            <m:t>9</m:t>
+          </m:r>
+          <m:r>
+            <m:rPr>
+              <m:sty m:val="p"/>
+            </m:rPr>
+            <w:rPr>
+              <w:rStyle w:val="HTMLCode"/>
+              <w:rFonts w:ascii="Cambria Math" w:eastAsia="Calibri" w:hAnsi="Cambria Math"/>
+            </w:rPr>
+            <m:t>)</m:t>
+          </m:r>
+        </m:oMath>
+      </m:oMathPara>
+    </w:p>
+    <w:p>
+      <w:pPr>
+        <w:pStyle w:val="StandardWeb"/>
+      </w:pPr>
+      <w:r>
+        <w:t>Eine der beiden unabhängigen Richtungen des Definitionsraums trägt somit zum Bild bei, während eine unabhängige Richtung im Kern liegt [74, 82].</w:t>
+      </w:r>
+    </w:p>
+    <w:p>
+      <w:pPr>
+        <w:pStyle w:val="StandardWeb"/>
+      </w:pPr>
+      <w:r>
+        <w:t>Für die konkrete Matrix kann ich den Kern auch direkt bestimmen. Aus</w:t>
+      </w:r>
+    </w:p>
+    <w:p>
+      <w:pPr>
+        <w:pStyle w:val="StandardWeb"/>
+      </w:pPr>
+      <m:oMathPara>
+        <m:oMath>
+          <m:r>
+            <w:rPr>
+              <w:rFonts w:ascii="Cambria Math" w:hAnsi="Cambria Math"/>
+            </w:rPr>
+            <m:t>A</m:t>
+          </m:r>
+          <m:d>
+            <m:dPr>
+              <m:ctrlPr>
+                <w:rPr>
+                  <w:rFonts w:ascii="Cambria Math" w:hAnsi="Cambria Math"/>
+                  <w:i/>
+                </w:rPr>
+              </m:ctrlPr>
+            </m:dPr>
+            <m:e>
+              <m:m>
+                <m:mPr>
+                  <m:mcs>
+                    <m:mc>
+                      <m:mcPr>
+                        <m:count m:val="1"/>
+                        <m:mcJc m:val="center"/>
+                      </m:mcPr>
+                    </m:mc>
+                  </m:mcs>
+                  <m:ctrlPr>
+                    <w:rPr>
+                      <w:rFonts w:ascii="Cambria Math" w:hAnsi="Cambria Math"/>
+                      <w:i/>
+                    </w:rPr>
+                  </m:ctrlPr>
+                </m:mPr>
+                <m:mr>
+                  <m:e>
+                    <m:sSub>
+                      <m:sSubPr>
+                        <m:ctrlPr>
+                          <w:rPr>
+                            <w:rFonts w:ascii="Cambria Math" w:hAnsi="Cambria Math"/>
+                            <w:i/>
+                          </w:rPr>
+                        </m:ctrlPr>
+                      </m:sSubPr>
+                      <m:e>
+                        <m:r>
+                          <w:rPr>
+                            <w:rFonts w:ascii="Cambria Math" w:hAnsi="Cambria Math"/>
+                          </w:rPr>
+                          <m:t>x</m:t>
+                        </m:r>
+                      </m:e>
+                      <m:sub>
+                        <m:r>
+                          <w:rPr>
+                            <w:rFonts w:ascii="Cambria Math" w:hAnsi="Cambria Math"/>
+                          </w:rPr>
+                          <m:t>1</m:t>
+                        </m:r>
+                      </m:sub>
+                    </m:sSub>
+                  </m:e>
+                </m:mr>
+                <m:mr>
+                  <m:e>
+                    <m:sSub>
+                      <m:sSubPr>
+                        <m:ctrlPr>
+                          <w:rPr>
+                            <w:rFonts w:ascii="Cambria Math" w:hAnsi="Cambria Math"/>
+                            <w:i/>
+                          </w:rPr>
+                        </m:ctrlPr>
+                      </m:sSubPr>
+                      <m:e>
+                        <m:r>
+                          <w:rPr>
+                            <w:rFonts w:ascii="Cambria Math" w:hAnsi="Cambria Math"/>
+                          </w:rPr>
+                          <m:t>x</m:t>
+                        </m:r>
+                      </m:e>
+                      <m:sub>
+                        <m:r>
+                          <w:rPr>
+                            <w:rFonts w:ascii="Cambria Math" w:hAnsi="Cambria Math"/>
+                          </w:rPr>
+                          <m:t>1</m:t>
+                        </m:r>
+                      </m:sub>
+                    </m:sSub>
+                  </m:e>
+                </m:mr>
+              </m:m>
+            </m:e>
+          </m:d>
+          <m:r>
+            <w:rPr>
+              <w:rFonts w:ascii="Cambria Math" w:hAnsi="Cambria Math"/>
+            </w:rPr>
+            <m:t>=</m:t>
+          </m:r>
+          <m:d>
+            <m:dPr>
+              <m:ctrlPr>
+                <w:rPr>
+                  <w:rFonts w:ascii="Cambria Math" w:hAnsi="Cambria Math"/>
+                  <w:i/>
+                </w:rPr>
+              </m:ctrlPr>
+            </m:dPr>
+            <m:e>
+              <m:m>
+                <m:mPr>
+                  <m:mcs>
+                    <m:mc>
+                      <m:mcPr>
+                        <m:count m:val="1"/>
+                        <m:mcJc m:val="center"/>
+                      </m:mcPr>
+                    </m:mc>
+                  </m:mcs>
+                  <m:ctrlPr>
+                    <w:rPr>
+                      <w:rFonts w:ascii="Cambria Math" w:hAnsi="Cambria Math"/>
+                      <w:i/>
+                    </w:rPr>
+                  </m:ctrlPr>
+                </m:mPr>
+                <m:mr>
+                  <m:e>
+                    <m:r>
+                      <w:rPr>
+                        <w:rFonts w:ascii="Cambria Math" w:hAnsi="Cambria Math"/>
+                      </w:rPr>
+                      <m:t>0</m:t>
+                    </m:r>
+                  </m:e>
+                </m:mr>
+                <m:mr>
+                  <m:e>
+                    <m:r>
+                      <w:rPr>
+                        <w:rFonts w:ascii="Cambria Math" w:hAnsi="Cambria Math"/>
+                      </w:rPr>
+                      <m:t>0</m:t>
+                    </m:r>
+                  </m:e>
+                </m:mr>
+              </m:m>
+            </m:e>
+          </m:d>
+        </m:oMath>
+      </m:oMathPara>
+    </w:p>
+    <w:p>
+      <w:pPr>
+        <w:pStyle w:val="StandardWeb"/>
+      </w:pPr>
+    </w:p>
+    <w:p>
+      <w:pPr>
+        <w:pStyle w:val="StandardWeb"/>
+      </w:pPr>
+      <w:r>
+        <w:t>folgt die Bedingung</w:t>
+      </w:r>
+      <w:r>
+        <w:br/>
+      </w:r>
+      <m:oMathPara>
+        <m:oMath>
+          <m:sSub>
+            <m:sSubPr>
+              <m:ctrlPr>
+                <w:rPr>
+                  <w:rFonts w:ascii="Cambria Math" w:hAnsi="Cambria Math"/>
+                  <w:i/>
+                </w:rPr>
+              </m:ctrlPr>
+            </m:sSubPr>
+            <m:e>
+              <m:r>
+                <w:rPr>
+                  <w:rFonts w:ascii="Cambria Math" w:hAnsi="Cambria Math"/>
+                </w:rPr>
+                <m:t>x</m:t>
+              </m:r>
+            </m:e>
+            <m:sub>
+              <m:r>
+                <w:rPr>
+                  <w:rFonts w:ascii="Cambria Math" w:hAnsi="Cambria Math"/>
+                </w:rPr>
+                <m:t>1</m:t>
+              </m:r>
+            </m:sub>
+          </m:sSub>
+          <m:r>
+            <w:rPr>
+              <w:rFonts w:ascii="Cambria Math" w:hAnsi="Cambria Math"/>
+            </w:rPr>
+            <m:t>+2</m:t>
+          </m:r>
+          <m:sSub>
+            <m:sSubPr>
+              <m:ctrlPr>
+                <w:rPr>
+                  <w:rFonts w:ascii="Cambria Math" w:hAnsi="Cambria Math"/>
+                  <w:i/>
+                </w:rPr>
+              </m:ctrlPr>
+            </m:sSubPr>
+            <m:e>
+              <m:r>
+                <w:rPr>
+                  <w:rFonts w:ascii="Cambria Math" w:hAnsi="Cambria Math"/>
+                </w:rPr>
+                <m:t>x</m:t>
+              </m:r>
+            </m:e>
+            <m:sub>
+              <m:r>
+                <w:rPr>
+                  <w:rFonts w:ascii="Cambria Math" w:hAnsi="Cambria Math"/>
+                </w:rPr>
+                <m:t>2</m:t>
+              </m:r>
+            </m:sub>
+          </m:sSub>
+          <m:r>
+            <w:rPr>
+              <w:rFonts w:ascii="Cambria Math" w:hAnsi="Cambria Math"/>
+            </w:rPr>
+            <m:t>=0.</m:t>
+          </m:r>
+        </m:oMath>
+      </m:oMathPara>
+    </w:p>
+    <w:p>
+      <w:pPr>
+        <w:pStyle w:val="StandardWeb"/>
+      </w:pPr>
+      <w:r>
+        <w:t>Damit kann ich beispielsweise (x_2=t) setzen und erhalte (x_1=-2t). Der Kern wird somit von einem einzigen Vektor aufgespannt. Auch diese Rechnung bestätigt die Kerndimension (1).</w:t>
+      </w:r>
+    </w:p>
+    <w:p>
+      <w:pPr>
+        <w:pStyle w:val="berschrift2"/>
+      </w:pPr>
+      <w:r>
+        <w:t xml:space="preserve">Zusammenhang mit </w:t>
+      </w:r>
+      <w:proofErr w:type="spellStart"/>
+      <w:r>
+        <w:t>Injektivität</w:t>
+      </w:r>
+      <w:proofErr w:type="spellEnd"/>
+      <w:r>
+        <w:t xml:space="preserve"> und </w:t>
+      </w:r>
+      <w:proofErr w:type="spellStart"/>
+      <w:r>
+        <w:t>Surjektivität</w:t>
+      </w:r>
+      <w:proofErr w:type="spellEnd"/>
+    </w:p>
+    <w:p>
+      <w:pPr>
+        <w:pStyle w:val="StandardWeb"/>
+      </w:pPr>
+      <w:r>
+        <w:t xml:space="preserve">Kern und Bild ermöglichen mir außerdem eine präzise Charakterisierung von </w:t>
+      </w:r>
+      <w:proofErr w:type="spellStart"/>
+      <w:r>
+        <w:t>Injektivität</w:t>
+      </w:r>
+      <w:proofErr w:type="spellEnd"/>
+      <w:r>
+        <w:t xml:space="preserve"> und </w:t>
+      </w:r>
+      <w:proofErr w:type="spellStart"/>
+      <w:r>
+        <w:t>Surjektivität</w:t>
+      </w:r>
+      <w:proofErr w:type="spellEnd"/>
+      <w:r>
+        <w:t>.</w:t>
+      </w:r>
+    </w:p>
+    <w:p>
+      <w:pPr>
+        <w:pStyle w:val="StandardWeb"/>
+      </w:pPr>
+      <w:r>
+        <w:t>Eine lineare Abbildung (</w:t>
+      </w:r>
+      <w:proofErr w:type="gramStart"/>
+      <w:r>
+        <w:t>T:V</w:t>
+      </w:r>
+      <w:proofErr w:type="gramEnd"/>
+      <w:r>
+        <w:t>\</w:t>
+      </w:r>
+      <w:proofErr w:type="spellStart"/>
+      <w:r>
+        <w:t>rightarrow</w:t>
+      </w:r>
+      <w:proofErr w:type="spellEnd"/>
+      <w:r>
+        <w:t xml:space="preserve"> W) ist genau dann </w:t>
+      </w:r>
+      <w:proofErr w:type="spellStart"/>
+      <w:r>
+        <w:t>injektiv</w:t>
+      </w:r>
+      <w:proofErr w:type="spellEnd"/>
+      <w:r>
+        <w:t>, wenn ihr Kern trivial ist:</w:t>
+      </w:r>
+    </w:p>
+    <w:p>
+      <w:pPr>
+        <w:pStyle w:val="Formel"/>
+      </w:pPr>
+      <m:oMathPara>
+        <m:oMath>
+          <m:r>
+            <w:rPr>
+              <w:rStyle w:val="HTMLCode"/>
+              <w:rFonts w:ascii="Cambria Math" w:eastAsia="Calibri" w:hAnsi="Cambria Math"/>
+            </w:rPr>
+            <m:t>T</m:t>
+          </m:r>
+          <m:r>
+            <m:rPr>
+              <m:sty m:val="p"/>
+            </m:rPr>
+            <w:rPr>
+              <w:rStyle w:val="HTMLCode"/>
+              <w:rFonts w:ascii="Cambria Math" w:eastAsia="Calibri" w:hAnsi="Cambria Math"/>
+            </w:rPr>
+            <m:t> </m:t>
+          </m:r>
+          <m:r>
+            <m:rPr>
+              <m:nor/>
+            </m:rPr>
+            <w:rPr>
+              <w:rStyle w:val="HTMLCode"/>
+              <w:rFonts w:ascii="Cambria Math" w:eastAsia="Calibri" w:hAnsi="Cambria Math"/>
+              <w:i w:val="0"/>
+            </w:rPr>
+            <m:t>injektiv</m:t>
+          </m:r>
+          <m:r>
+            <m:rPr>
+              <m:sty m:val="p"/>
+            </m:rPr>
+            <w:rPr>
+              <w:rStyle w:val="HTMLCode"/>
+              <w:rFonts w:ascii="Cambria Math" w:eastAsia="Calibri" w:hAnsi="Cambria Math"/>
+            </w:rPr>
+            <m:t> ⟺ </m:t>
+          </m:r>
+          <m:func>
+            <m:funcPr>
+              <m:ctrlPr>
+                <w:rPr>
+                  <w:rStyle w:val="HTMLCode"/>
+                  <w:rFonts w:ascii="Cambria Math" w:eastAsia="Calibri" w:hAnsi="Cambria Math"/>
+                </w:rPr>
+              </m:ctrlPr>
+            </m:funcPr>
+            <m:fName>
+              <m:r>
+                <w:rPr>
+                  <w:rStyle w:val="HTMLCode"/>
+                  <w:rFonts w:ascii="Cambria Math" w:eastAsia="Calibri" w:hAnsi="Cambria Math"/>
+                </w:rPr>
+                <m:t>ker</m:t>
+              </m:r>
+              <m:ctrlPr>
+                <w:rPr>
+                  <w:rStyle w:val="HTMLCode"/>
+                  <w:rFonts w:ascii="Cambria Math" w:eastAsia="Calibri" w:hAnsi="Cambria Math"/>
+                  <w:i w:val="0"/>
+                </w:rPr>
+              </m:ctrlPr>
+            </m:fName>
+            <m:e>
+              <m:d>
+                <m:dPr>
+                  <m:ctrlPr>
+                    <w:rPr>
+                      <w:rStyle w:val="HTMLCode"/>
+                      <w:rFonts w:ascii="Cambria Math" w:eastAsia="Calibri" w:hAnsi="Cambria Math"/>
+                      <w:i w:val="0"/>
+                    </w:rPr>
+                  </m:ctrlPr>
+                </m:dPr>
+                <m:e>
+                  <m:r>
+                    <w:rPr>
+                      <w:rStyle w:val="HTMLCode"/>
+                      <w:rFonts w:ascii="Cambria Math" w:eastAsia="Calibri" w:hAnsi="Cambria Math"/>
+                    </w:rPr>
+                    <m:t>T</m:t>
+                  </m:r>
+                </m:e>
+              </m:d>
+            </m:e>
+          </m:func>
+          <m:r>
+            <m:rPr>
+              <m:sty m:val="p"/>
+            </m:rPr>
+            <w:rPr>
+              <w:rStyle w:val="HTMLCode"/>
+              <w:rFonts w:ascii="Cambria Math" w:eastAsia="Calibri" w:hAnsi="Cambria Math"/>
+            </w:rPr>
+            <m:t>=</m:t>
+          </m:r>
+          <m:r>
+            <m:rPr>
+              <m:lit/>
+              <m:sty m:val="p"/>
+            </m:rPr>
+            <w:rPr>
+              <w:rStyle w:val="HTMLCode"/>
+              <w:rFonts w:ascii="Cambria Math" w:eastAsia="Calibri" w:hAnsi="Cambria Math"/>
+            </w:rPr>
+            <m:t>{</m:t>
+          </m:r>
+          <m:sSub>
+            <m:sSubPr>
+              <m:ctrlPr>
+                <w:rPr>
+                  <w:rStyle w:val="HTMLCode"/>
+                  <w:rFonts w:ascii="Cambria Math" w:eastAsia="Calibri" w:hAnsi="Cambria Math"/>
+                  <w:i w:val="0"/>
+                </w:rPr>
+              </m:ctrlPr>
+            </m:sSubPr>
+            <m:e>
+              <m:r>
+                <m:rPr>
+                  <m:sty m:val="p"/>
+                </m:rPr>
+                <w:rPr>
+                  <w:rStyle w:val="HTMLCode"/>
+                  <w:rFonts w:ascii="Cambria Math" w:eastAsia="Calibri" w:hAnsi="Cambria Math"/>
+                </w:rPr>
+                <m:t>0</m:t>
+              </m:r>
+            </m:e>
+            <m:sub>
+              <m:r>
+                <w:rPr>
+                  <w:rStyle w:val="HTMLCode"/>
+                  <w:rFonts w:ascii="Cambria Math" w:eastAsia="Calibri" w:hAnsi="Cambria Math"/>
+                </w:rPr>
+                <m:t>V</m:t>
+              </m:r>
+            </m:sub>
+          </m:sSub>
+          <m:r>
+            <m:rPr>
+              <m:lit/>
+              <m:sty m:val="p"/>
+            </m:rPr>
+            <w:rPr>
+              <w:rStyle w:val="HTMLCode"/>
+              <w:rFonts w:ascii="Cambria Math" w:eastAsia="Calibri" w:hAnsi="Cambria Math"/>
+            </w:rPr>
+            <m:t>}</m:t>
+          </m:r>
+          <m:r>
+            <m:rPr>
+              <m:sty m:val="p"/>
+            </m:rPr>
+            <w:rPr>
+              <w:rStyle w:val="HTMLCode"/>
+              <w:rFonts w:ascii="Cambria Math" w:eastAsia="Calibri" w:hAnsi="Cambria Math"/>
+            </w:rPr>
+            <m:t xml:space="preserve"> (3.120)</m:t>
+          </m:r>
+        </m:oMath>
+      </m:oMathPara>
+    </w:p>
+    <w:p>
+      <w:pPr>
+        <w:pStyle w:val="StandardWeb"/>
+      </w:pPr>
+      <w:r>
+        <w:t>Denn liegen zwei Vektoren (v_</w:t>
+      </w:r>
+      <w:proofErr w:type="gramStart"/>
+      <w:r>
+        <w:t>1,v</w:t>
+      </w:r>
+      <w:proofErr w:type="gramEnd"/>
+      <w:r>
+        <w:t>_2) auf demselben Bildvektor, so gilt</w:t>
+      </w:r>
+      <w:r>
+        <w:br/>
+      </w:r>
+      <m:oMathPara>
+        <m:oMath>
+          <m:r>
+            <w:rPr>
+              <w:rFonts w:ascii="Cambria Math" w:hAnsi="Cambria Math"/>
+            </w:rPr>
+            <m:t>T</m:t>
+          </m:r>
+          <m:d>
+            <m:dPr>
+              <m:ctrlPr>
+                <w:rPr>
+                  <w:rFonts w:ascii="Cambria Math" w:hAnsi="Cambria Math"/>
+                  <w:i/>
+                </w:rPr>
+              </m:ctrlPr>
+            </m:dPr>
+            <m:e>
+              <m:sSub>
+                <m:sSubPr>
+                  <m:ctrlPr>
+                    <w:rPr>
+                      <w:rFonts w:ascii="Cambria Math" w:hAnsi="Cambria Math"/>
+                      <w:i/>
+                    </w:rPr>
+                  </m:ctrlPr>
+                </m:sSubPr>
+                <m:e>
+                  <m:r>
+                    <w:rPr>
+                      <w:rFonts w:ascii="Cambria Math" w:hAnsi="Cambria Math"/>
+                    </w:rPr>
+                    <m:t>v</m:t>
+                  </m:r>
+                </m:e>
+                <m:sub>
+                  <m:r>
+                    <w:rPr>
+                      <w:rFonts w:ascii="Cambria Math" w:hAnsi="Cambria Math"/>
+                    </w:rPr>
+                    <m:t>1</m:t>
+                  </m:r>
+                </m:sub>
+              </m:sSub>
+            </m:e>
+          </m:d>
+          <m:r>
+            <w:rPr>
+              <w:rFonts w:ascii="Cambria Math" w:hAnsi="Cambria Math"/>
+            </w:rPr>
+            <m:t>=T</m:t>
+          </m:r>
+          <m:d>
+            <m:dPr>
+              <m:ctrlPr>
+                <w:rPr>
+                  <w:rFonts w:ascii="Cambria Math" w:hAnsi="Cambria Math"/>
+                  <w:i/>
+                </w:rPr>
+              </m:ctrlPr>
+            </m:dPr>
+            <m:e>
+              <m:sSub>
+                <m:sSubPr>
+                  <m:ctrlPr>
+                    <w:rPr>
+                      <w:rFonts w:ascii="Cambria Math" w:hAnsi="Cambria Math"/>
+                      <w:i/>
+                    </w:rPr>
+                  </m:ctrlPr>
+                </m:sSubPr>
+                <m:e>
+                  <m:r>
+                    <w:rPr>
+                      <w:rFonts w:ascii="Cambria Math" w:hAnsi="Cambria Math"/>
+                    </w:rPr>
+                    <m:t>v</m:t>
+                  </m:r>
+                </m:e>
+                <m:sub>
+                  <m:r>
+                    <w:rPr>
+                      <w:rFonts w:ascii="Cambria Math" w:hAnsi="Cambria Math"/>
+                    </w:rPr>
+                    <m:t>2</m:t>
+                  </m:r>
+                </m:sub>
+              </m:sSub>
+            </m:e>
+          </m:d>
+          <m:r>
+            <m:rPr>
+              <m:sty m:val="p"/>
+            </m:rPr>
+            <w:rPr>
+              <w:rFonts w:ascii="Cambria Math" w:hAnsi="Cambria Math"/>
+            </w:rPr>
+            <m:t> ⟹</m:t>
+          </m:r>
+          <m:r>
+            <w:rPr>
+              <w:rFonts w:ascii="Cambria Math" w:hAnsi="Cambria Math"/>
+            </w:rPr>
+            <m:t>\quadT</m:t>
+          </m:r>
+          <m:d>
+            <m:dPr>
+              <m:ctrlPr>
+                <w:rPr>
+                  <w:rFonts w:ascii="Cambria Math" w:hAnsi="Cambria Math"/>
+                  <w:i/>
+                </w:rPr>
+              </m:ctrlPr>
+            </m:dPr>
+            <m:e>
+              <m:sSub>
+                <m:sSubPr>
+                  <m:ctrlPr>
+                    <w:rPr>
+                      <w:rFonts w:ascii="Cambria Math" w:hAnsi="Cambria Math"/>
+                      <w:i/>
+                    </w:rPr>
+                  </m:ctrlPr>
+                </m:sSubPr>
+                <m:e>
+                  <m:r>
+                    <w:rPr>
+                      <w:rFonts w:ascii="Cambria Math" w:hAnsi="Cambria Math"/>
+                    </w:rPr>
+                    <m:t>v</m:t>
+                  </m:r>
+                </m:e>
+                <m:sub>
+                  <m:r>
+                    <w:rPr>
+                      <w:rFonts w:ascii="Cambria Math" w:hAnsi="Cambria Math"/>
+                    </w:rPr>
+                    <m:t>1</m:t>
+                  </m:r>
+                </m:sub>
+              </m:sSub>
+              <m:r>
+                <w:rPr>
+                  <w:rFonts w:ascii="Cambria Math" w:hAnsi="Cambria Math"/>
+                </w:rPr>
+                <m:t>-</m:t>
+              </m:r>
+              <m:sSub>
+                <m:sSubPr>
+                  <m:ctrlPr>
+                    <w:rPr>
+                      <w:rFonts w:ascii="Cambria Math" w:hAnsi="Cambria Math"/>
+                      <w:i/>
+                    </w:rPr>
+                  </m:ctrlPr>
+                </m:sSubPr>
+                <m:e>
+                  <m:r>
+                    <w:rPr>
+                      <w:rFonts w:ascii="Cambria Math" w:hAnsi="Cambria Math"/>
+                    </w:rPr>
+                    <m:t>v</m:t>
+                  </m:r>
+                </m:e>
+                <m:sub>
+                  <m:r>
+                    <w:rPr>
+                      <w:rFonts w:ascii="Cambria Math" w:hAnsi="Cambria Math"/>
+                    </w:rPr>
+                    <m:t>2</m:t>
+                  </m:r>
+                </m:sub>
+              </m:sSub>
+            </m:e>
+          </m:d>
+          <m:r>
+            <w:rPr>
+              <w:rFonts w:ascii="Cambria Math" w:hAnsi="Cambria Math"/>
+            </w:rPr>
+            <m:t>=</m:t>
+          </m:r>
+          <m:sSub>
+            <m:sSubPr>
+              <m:ctrlPr>
+                <w:rPr>
+                  <w:rFonts w:ascii="Cambria Math" w:hAnsi="Cambria Math"/>
+                  <w:i/>
+                </w:rPr>
+              </m:ctrlPr>
+            </m:sSubPr>
+            <m:e>
+              <m:r>
+                <w:rPr>
+                  <w:rFonts w:ascii="Cambria Math" w:hAnsi="Cambria Math"/>
+                </w:rPr>
+                <m:t>0</m:t>
+              </m:r>
+            </m:e>
+            <m:sub>
+              <m:r>
+                <w:rPr>
+                  <w:rFonts w:ascii="Cambria Math" w:hAnsi="Cambria Math"/>
+                </w:rPr>
+                <m:t>W</m:t>
+              </m:r>
+            </m:sub>
+          </m:sSub>
+          <m:r>
+            <w:rPr>
+              <w:rFonts w:ascii="Cambria Math" w:hAnsi="Cambria Math"/>
+            </w:rPr>
+            <m:t>.</m:t>
+          </m:r>
+        </m:oMath>
+      </m:oMathPara>
+    </w:p>
+    <w:p>
+      <w:pPr>
+        <w:pStyle w:val="StandardWeb"/>
+      </w:pPr>
+      <w:r>
+        <w:lastRenderedPageBreak/>
+        <w:t>Ist der Kern trivial, folgt daraus (v_1-v_2=0_V) und damit (v_1=v_2).</w:t>
+      </w:r>
+    </w:p>
+    <w:p>
+      <w:pPr>
+        <w:pStyle w:val="StandardWeb"/>
+      </w:pPr>
+      <w:proofErr w:type="spellStart"/>
+      <w:r>
+        <w:t>Surjektivität</w:t>
+      </w:r>
+      <w:proofErr w:type="spellEnd"/>
+      <w:r>
+        <w:t xml:space="preserve"> wird dagegen durch das Bild charakterisiert: </w:t>
+      </w:r>
+    </w:p>
+    <w:p>
+      <w:pPr>
+        <w:pStyle w:val="Formel"/>
+      </w:pPr>
+      <m:oMathPara>
+        <m:oMath>
+          <m:r>
+            <w:rPr>
+              <w:rStyle w:val="HTMLCode"/>
+              <w:rFonts w:ascii="Cambria Math" w:eastAsia="Calibri" w:hAnsi="Cambria Math"/>
+            </w:rPr>
+            <m:t>T</m:t>
+          </m:r>
+          <m:r>
+            <m:rPr>
+              <m:sty m:val="p"/>
+            </m:rPr>
+            <w:rPr>
+              <w:rStyle w:val="HTMLCode"/>
+              <w:rFonts w:ascii="Cambria Math" w:eastAsia="Calibri" w:hAnsi="Cambria Math"/>
+            </w:rPr>
+            <m:t> </m:t>
+          </m:r>
+          <m:r>
+            <m:rPr>
+              <m:nor/>
+            </m:rPr>
+            <w:rPr>
+              <w:rStyle w:val="HTMLCode"/>
+              <w:rFonts w:ascii="Cambria Math" w:eastAsia="Calibri" w:hAnsi="Cambria Math"/>
+              <w:i w:val="0"/>
+            </w:rPr>
+            <m:t>surjektiv</m:t>
+          </m:r>
+          <m:r>
+            <m:rPr>
+              <m:sty m:val="p"/>
+            </m:rPr>
+            <w:rPr>
+              <w:rStyle w:val="HTMLCode"/>
+              <w:rFonts w:ascii="Cambria Math" w:eastAsia="Calibri" w:hAnsi="Cambria Math"/>
+            </w:rPr>
+            <m:t> ⟺ </m:t>
+          </m:r>
+          <m:r>
+            <m:rPr>
+              <m:nor/>
+            </m:rPr>
+            <w:rPr>
+              <w:rStyle w:val="HTMLCode"/>
+              <w:rFonts w:ascii="Cambria Math" w:eastAsia="Calibri" w:hAnsi="Cambria Math"/>
+              <w:i w:val="0"/>
+            </w:rPr>
+            <m:t>Bild</m:t>
+          </m:r>
+          <m:d>
+            <m:dPr>
+              <m:ctrlPr>
+                <w:rPr>
+                  <w:rStyle w:val="HTMLCode"/>
+                  <w:rFonts w:ascii="Cambria Math" w:eastAsia="Calibri" w:hAnsi="Cambria Math"/>
+                  <w:i w:val="0"/>
+                </w:rPr>
+              </m:ctrlPr>
+            </m:dPr>
+            <m:e>
+              <m:r>
+                <w:rPr>
+                  <w:rStyle w:val="HTMLCode"/>
+                  <w:rFonts w:ascii="Cambria Math" w:eastAsia="Calibri" w:hAnsi="Cambria Math"/>
+                </w:rPr>
+                <m:t>T</m:t>
+              </m:r>
+            </m:e>
+          </m:d>
+          <m:r>
+            <m:rPr>
+              <m:sty m:val="p"/>
+            </m:rPr>
+            <w:rPr>
+              <w:rStyle w:val="HTMLCode"/>
+              <w:rFonts w:ascii="Cambria Math" w:eastAsia="Calibri" w:hAnsi="Cambria Math"/>
+            </w:rPr>
+            <m:t>=</m:t>
+          </m:r>
+          <m:r>
+            <w:rPr>
+              <w:rStyle w:val="HTMLCode"/>
+              <w:rFonts w:ascii="Cambria Math" w:eastAsia="Calibri" w:hAnsi="Cambria Math"/>
+            </w:rPr>
+            <m:t>W</m:t>
+          </m:r>
+          <m:r>
+            <w:rPr>
+              <w:rStyle w:val="HTMLCode"/>
+              <w:rFonts w:ascii="Cambria Math" w:eastAsia="Calibri" w:hAnsi="Cambria Math"/>
+            </w:rPr>
+            <m:t xml:space="preserve"> (3.121)</m:t>
+          </m:r>
+        </m:oMath>
+      </m:oMathPara>
+    </w:p>
+    <w:p>
+      <w:pPr>
+        <w:pStyle w:val="StandardWeb"/>
+      </w:pPr>
+      <w:r>
+        <w:t xml:space="preserve">Damit sind </w:t>
+      </w:r>
+      <w:proofErr w:type="spellStart"/>
+      <w:r>
+        <w:t>Injektivität</w:t>
+      </w:r>
+      <w:proofErr w:type="spellEnd"/>
+      <w:r>
+        <w:t xml:space="preserve"> und </w:t>
+      </w:r>
+      <w:proofErr w:type="spellStart"/>
+      <w:r>
+        <w:t>Surjektivität</w:t>
+      </w:r>
+      <w:proofErr w:type="spellEnd"/>
+      <w:r>
+        <w:t xml:space="preserve"> unmittelbar mit Kern und Bild verbunden.</w:t>
+      </w:r>
+    </w:p>
+    <w:p>
+      <w:pPr>
+        <w:pStyle w:val="StandardWeb"/>
+      </w:pPr>
+      <w:r>
+        <w:t xml:space="preserve">Für einen linearen Operator auf einem </w:t>
+      </w:r>
+      <w:proofErr w:type="spellStart"/>
+      <w:r>
+        <w:t>endlichdimensionalen</w:t>
+      </w:r>
+      <w:proofErr w:type="spellEnd"/>
+      <w:r>
+        <w:t xml:space="preserve"> Vektorraum gleicher Dimension fallen bei vollem Rang schließlich </w:t>
+      </w:r>
+      <w:proofErr w:type="spellStart"/>
+      <w:r>
+        <w:t>Injektivität</w:t>
+      </w:r>
+      <w:proofErr w:type="spellEnd"/>
+      <w:r>
+        <w:t xml:space="preserve">, </w:t>
+      </w:r>
+      <w:proofErr w:type="spellStart"/>
+      <w:r>
+        <w:t>Surjektivität</w:t>
+      </w:r>
+      <w:proofErr w:type="spellEnd"/>
+      <w:r>
+        <w:t xml:space="preserve"> und </w:t>
+      </w:r>
+      <w:proofErr w:type="spellStart"/>
+      <w:r>
+        <w:t>Invertierbarkeit</w:t>
+      </w:r>
+      <w:proofErr w:type="spellEnd"/>
+      <w:r>
+        <w:t xml:space="preserve"> zusammen.</w:t>
+      </w:r>
+    </w:p>
+    <w:p>
+      <w:pPr>
+        <w:pStyle w:val="berschrift2"/>
+      </w:pPr>
+      <w:r>
+        <w:t>Zusammenhang mit linearen Gleichungssystemen</w:t>
+      </w:r>
+    </w:p>
+    <w:p>
+      <w:pPr>
+        <w:pStyle w:val="StandardWeb"/>
+      </w:pPr>
+      <w:r>
+        <w:t>Auch die Lösbarkeit linearer Gleichungssysteme kann ich mit Rang und Bild beschreiben.</w:t>
+      </w:r>
+    </w:p>
+    <w:p>
+      <w:pPr>
+        <w:pStyle w:val="StandardWeb"/>
+      </w:pPr>
+      <w:r>
+        <w:t>Für</w:t>
+      </w:r>
+      <w:r>
+        <w:t xml:space="preserve"> </w:t>
+      </w:r>
+      <m:oMath>
+        <m:r>
+          <w:rPr>
+            <w:rFonts w:ascii="Cambria Math" w:hAnsi="Cambria Math"/>
+          </w:rPr>
+          <m:t>Ax=b</m:t>
+        </m:r>
+      </m:oMath>
+      <w:r>
+        <w:t xml:space="preserve"> </w:t>
+      </w:r>
+      <w:r>
+        <w:t xml:space="preserve">existiert genau dann mindestens eine Lösung, wenn (b) im Bild der durch (A) dargestellten linearen Abbildung liegt: </w:t>
+      </w:r>
+    </w:p>
+    <w:p>
+      <w:pPr>
+        <w:pStyle w:val="Formel"/>
+      </w:pPr>
+      <m:oMathPara>
+        <m:oMath>
+          <m:r>
+            <w:rPr>
+              <w:rStyle w:val="HTMLCode"/>
+              <w:rFonts w:ascii="Cambria Math" w:eastAsia="Calibri" w:hAnsi="Cambria Math"/>
+            </w:rPr>
+            <m:t>Ax</m:t>
+          </m:r>
+          <m:r>
+            <m:rPr>
+              <m:sty m:val="p"/>
+            </m:rPr>
+            <w:rPr>
+              <w:rStyle w:val="HTMLCode"/>
+              <w:rFonts w:ascii="Cambria Math" w:eastAsia="Calibri" w:hAnsi="Cambria Math"/>
+            </w:rPr>
+            <m:t>=</m:t>
+          </m:r>
+          <m:r>
+            <w:rPr>
+              <w:rStyle w:val="HTMLCode"/>
+              <w:rFonts w:ascii="Cambria Math" w:eastAsia="Calibri" w:hAnsi="Cambria Math"/>
+            </w:rPr>
+            <m:t>b</m:t>
+          </m:r>
+          <m:r>
+            <m:rPr>
+              <m:sty m:val="p"/>
+            </m:rPr>
+            <w:rPr>
+              <w:rStyle w:val="HTMLCode"/>
+              <w:rFonts w:ascii="Cambria Math" w:eastAsia="Calibri" w:hAnsi="Cambria Math"/>
+            </w:rPr>
+            <m:t> </m:t>
+          </m:r>
+          <m:r>
+            <m:rPr>
+              <m:nor/>
+            </m:rPr>
+            <w:rPr>
+              <w:rStyle w:val="HTMLCode"/>
+              <w:rFonts w:ascii="Cambria Math" w:eastAsia="Calibri" w:hAnsi="Cambria Math"/>
+              <w:i w:val="0"/>
+            </w:rPr>
+            <m:t>ist lösbar</m:t>
+          </m:r>
+          <m:r>
+            <m:rPr>
+              <m:sty m:val="p"/>
+            </m:rPr>
+            <w:rPr>
+              <w:rStyle w:val="HTMLCode"/>
+              <w:rFonts w:ascii="Cambria Math" w:eastAsia="Calibri" w:hAnsi="Cambria Math"/>
+            </w:rPr>
+            <m:t> ⟺ </m:t>
+          </m:r>
+          <m:r>
+            <w:rPr>
+              <w:rStyle w:val="HTMLCode"/>
+              <w:rFonts w:ascii="Cambria Math" w:eastAsia="Calibri" w:hAnsi="Cambria Math"/>
+            </w:rPr>
+            <m:t>b</m:t>
+          </m:r>
+          <m:r>
+            <m:rPr>
+              <m:sty m:val="p"/>
+            </m:rPr>
+            <w:rPr>
+              <w:rStyle w:val="HTMLCode"/>
+              <w:rFonts w:ascii="Cambria Math" w:eastAsia="Calibri" w:hAnsi="Cambria Math"/>
+            </w:rPr>
+            <m:t>∈</m:t>
+          </m:r>
+          <m:r>
+            <m:rPr>
+              <m:nor/>
+            </m:rPr>
+            <w:rPr>
+              <w:rStyle w:val="HTMLCode"/>
+              <w:rFonts w:ascii="Cambria Math" w:eastAsia="Calibri" w:hAnsi="Cambria Math"/>
+              <w:i w:val="0"/>
+            </w:rPr>
+            <m:t>Bild</m:t>
+          </m:r>
+          <m:d>
+            <m:dPr>
+              <m:ctrlPr>
+                <w:rPr>
+                  <w:rStyle w:val="HTMLCode"/>
+                  <w:rFonts w:ascii="Cambria Math" w:eastAsia="Calibri" w:hAnsi="Cambria Math"/>
+                  <w:i w:val="0"/>
+                </w:rPr>
+              </m:ctrlPr>
+            </m:dPr>
+            <m:e>
+              <m:r>
+                <w:rPr>
+                  <w:rStyle w:val="HTMLCode"/>
+                  <w:rFonts w:ascii="Cambria Math" w:eastAsia="Calibri" w:hAnsi="Cambria Math"/>
+                </w:rPr>
+                <m:t>A</m:t>
+              </m:r>
+            </m:e>
+          </m:d>
+          <m:r>
+            <w:rPr>
+              <w:rStyle w:val="HTMLCode"/>
+              <w:rFonts w:ascii="Cambria Math" w:eastAsia="Calibri" w:hAnsi="Cambria Math"/>
+            </w:rPr>
+            <m:t xml:space="preserve"> (3.122)</m:t>
+          </m:r>
+        </m:oMath>
+      </m:oMathPara>
+    </w:p>
+    <w:p>
+      <w:pPr>
+        <w:pStyle w:val="StandardWeb"/>
+      </w:pPr>
+      <w:r>
+        <w:t>Für die praktische Rangprüfung kann diese Bedingung mit der erweiterten Matrix ((</w:t>
+      </w:r>
+      <w:proofErr w:type="spellStart"/>
+      <w:r>
+        <w:t>A|b</w:t>
+      </w:r>
+      <w:proofErr w:type="spellEnd"/>
+      <w:r>
+        <w:t>)) formuliert werden:</w:t>
+      </w:r>
+    </w:p>
+    <w:p>
+      <w:pPr>
+        <w:pStyle w:val="Formel"/>
+      </w:pPr>
+      <m:oMathPara>
+        <m:oMath>
+          <m:r>
+            <w:rPr>
+              <w:rStyle w:val="HTMLCode"/>
+              <w:rFonts w:ascii="Cambria Math" w:eastAsia="Calibri" w:hAnsi="Cambria Math"/>
+            </w:rPr>
+            <m:t>Ax</m:t>
+          </m:r>
+          <m:r>
+            <m:rPr>
+              <m:sty m:val="p"/>
+            </m:rPr>
+            <w:rPr>
+              <w:rStyle w:val="HTMLCode"/>
+              <w:rFonts w:ascii="Cambria Math" w:eastAsia="Calibri" w:hAnsi="Cambria Math"/>
+            </w:rPr>
+            <m:t>=</m:t>
+          </m:r>
+          <m:r>
+            <w:rPr>
+              <w:rStyle w:val="HTMLCode"/>
+              <w:rFonts w:ascii="Cambria Math" w:eastAsia="Calibri" w:hAnsi="Cambria Math"/>
+            </w:rPr>
+            <m:t>b</m:t>
+          </m:r>
+          <m:r>
+            <m:rPr>
+              <m:sty m:val="p"/>
+            </m:rPr>
+            <w:rPr>
+              <w:rStyle w:val="HTMLCode"/>
+              <w:rFonts w:ascii="Cambria Math" w:eastAsia="Calibri" w:hAnsi="Cambria Math"/>
+            </w:rPr>
+            <m:t> </m:t>
+          </m:r>
+          <m:r>
+            <m:rPr>
+              <m:nor/>
+            </m:rPr>
+            <w:rPr>
+              <w:rStyle w:val="HTMLCode"/>
+              <w:rFonts w:ascii="Cambria Math" w:eastAsia="Calibri" w:hAnsi="Cambria Math"/>
+              <w:i w:val="0"/>
+            </w:rPr>
+            <m:t>ist lösbar</m:t>
+          </m:r>
+          <m:r>
+            <m:rPr>
+              <m:sty m:val="p"/>
+            </m:rPr>
+            <w:rPr>
+              <w:rStyle w:val="HTMLCode"/>
+              <w:rFonts w:ascii="Cambria Math" w:eastAsia="Calibri" w:hAnsi="Cambria Math"/>
+            </w:rPr>
+            <m:t> ⟺ </m:t>
+          </m:r>
+          <m:r>
+            <m:rPr>
+              <m:nor/>
+            </m:rPr>
+            <w:rPr>
+              <w:rStyle w:val="HTMLCode"/>
+              <w:rFonts w:ascii="Cambria Math" w:eastAsia="Calibri" w:hAnsi="Cambria Math"/>
+              <w:i w:val="0"/>
+            </w:rPr>
+            <m:t>rang</m:t>
+          </m:r>
+          <m:d>
+            <m:dPr>
+              <m:ctrlPr>
+                <w:rPr>
+                  <w:rStyle w:val="HTMLCode"/>
+                  <w:rFonts w:ascii="Cambria Math" w:eastAsia="Calibri" w:hAnsi="Cambria Math"/>
+                  <w:i w:val="0"/>
+                </w:rPr>
+              </m:ctrlPr>
+            </m:dPr>
+            <m:e>
+              <m:r>
+                <w:rPr>
+                  <w:rStyle w:val="HTMLCode"/>
+                  <w:rFonts w:ascii="Cambria Math" w:eastAsia="Calibri" w:hAnsi="Cambria Math"/>
+                </w:rPr>
+                <m:t>A</m:t>
+              </m:r>
+            </m:e>
+          </m:d>
+          <m:r>
+            <m:rPr>
+              <m:sty m:val="p"/>
+            </m:rPr>
+            <w:rPr>
+              <w:rStyle w:val="HTMLCode"/>
+              <w:rFonts w:ascii="Cambria Math" w:eastAsia="Calibri" w:hAnsi="Cambria Math"/>
+            </w:rPr>
+            <m:t>=</m:t>
+          </m:r>
+          <m:r>
+            <m:rPr>
+              <m:nor/>
+            </m:rPr>
+            <w:rPr>
+              <w:rStyle w:val="HTMLCode"/>
+              <w:rFonts w:ascii="Cambria Math" w:eastAsia="Calibri" w:hAnsi="Cambria Math"/>
+              <w:i w:val="0"/>
+            </w:rPr>
+            <m:t>rang</m:t>
+          </m:r>
+          <m:d>
+            <m:dPr>
+              <m:ctrlPr>
+                <w:rPr>
+                  <w:rStyle w:val="HTMLCode"/>
+                  <w:rFonts w:ascii="Cambria Math" w:eastAsia="Calibri" w:hAnsi="Cambria Math"/>
+                  <w:i w:val="0"/>
+                </w:rPr>
+              </m:ctrlPr>
+            </m:dPr>
+            <m:e>
+              <m:r>
+                <w:rPr>
+                  <w:rStyle w:val="HTMLCode"/>
+                  <w:rFonts w:ascii="Cambria Math" w:eastAsia="Calibri" w:hAnsi="Cambria Math"/>
+                </w:rPr>
+                <m:t>A</m:t>
+              </m:r>
+            </m:e>
+            <m:e>
+              <m:r>
+                <w:rPr>
+                  <w:rStyle w:val="HTMLCode"/>
+                  <w:rFonts w:ascii="Cambria Math" w:eastAsia="Calibri" w:hAnsi="Cambria Math"/>
+                </w:rPr>
+                <m:t>b</m:t>
+              </m:r>
+            </m:e>
+          </m:d>
+          <m:r>
+            <w:rPr>
+              <w:rStyle w:val="HTMLCode"/>
+              <w:rFonts w:ascii="Cambria Math" w:eastAsia="Calibri" w:hAnsi="Cambria Math"/>
+            </w:rPr>
+            <m:t xml:space="preserve"> (3.123)</m:t>
+          </m:r>
+        </m:oMath>
+      </m:oMathPara>
+    </w:p>
+    <w:p>
+      <w:pPr>
+        <w:pStyle w:val="StandardWeb"/>
+      </w:pPr>
+      <w:r>
+        <w:t>Ist das System lösbar und besitzt (A) vollen Spaltenrang, ist die Lösung eindeutig. Besitzt der Kern dagegen positive Dimension, können zu einer vorhandenen Lösung weitere Lösungen durch Addition von Kernvektoren erzeugt werden [71, 74]. Die Bedeutung des Rangs für lineare Gleichungssysteme ist damit unmittelbar mit Kern und Bild verknüpft.</w:t>
+      </w:r>
+    </w:p>
+    <w:p>
+      <w:pPr>
+        <w:pStyle w:val="StandardWeb"/>
+      </w:pPr>
+      <w:r>
+        <w:t>Ist (x_0) eine konkrete Lösung von (</w:t>
+      </w:r>
+      <w:proofErr w:type="spellStart"/>
+      <w:r>
+        <w:t>Ax</w:t>
+      </w:r>
+      <w:proofErr w:type="spellEnd"/>
+      <w:r>
+        <w:t xml:space="preserve">=b), dann besitzen sämtliche Lösungen die Form </w:t>
+      </w:r>
+    </w:p>
+    <w:p>
+      <w:pPr>
+        <w:pStyle w:val="Formel"/>
+      </w:pPr>
+      <m:oMathPara>
+        <m:oMath>
+          <m:r>
+            <w:rPr>
+              <w:rStyle w:val="HTMLCode"/>
+              <w:rFonts w:ascii="Cambria Math" w:eastAsia="Calibri" w:hAnsi="Cambria Math"/>
+            </w:rPr>
+            <m:t>x</m:t>
+          </m:r>
+          <m:r>
+            <m:rPr>
+              <m:sty m:val="p"/>
+            </m:rPr>
+            <w:rPr>
+              <w:rStyle w:val="HTMLCode"/>
+              <w:rFonts w:ascii="Cambria Math" w:eastAsia="Calibri" w:hAnsi="Cambria Math"/>
+            </w:rPr>
+            <m:t>=</m:t>
+          </m:r>
+          <m:sSub>
+            <m:sSubPr>
+              <m:ctrlPr>
+                <w:rPr>
+                  <w:rStyle w:val="HTMLCode"/>
+                  <w:rFonts w:ascii="Cambria Math" w:eastAsia="Calibri" w:hAnsi="Cambria Math"/>
+                  <w:i w:val="0"/>
+                </w:rPr>
+              </m:ctrlPr>
+            </m:sSubPr>
+            <m:e>
+              <m:r>
+                <w:rPr>
+                  <w:rStyle w:val="HTMLCode"/>
+                  <w:rFonts w:ascii="Cambria Math" w:eastAsia="Calibri" w:hAnsi="Cambria Math"/>
+                </w:rPr>
+                <m:t>x</m:t>
+              </m:r>
+            </m:e>
+            <m:sub>
+              <m:r>
+                <m:rPr>
+                  <m:sty m:val="p"/>
+                </m:rPr>
+                <w:rPr>
+                  <w:rStyle w:val="HTMLCode"/>
+                  <w:rFonts w:ascii="Cambria Math" w:eastAsia="Calibri" w:hAnsi="Cambria Math"/>
+                </w:rPr>
+                <m:t>0</m:t>
+              </m:r>
+            </m:sub>
+          </m:sSub>
+          <m:r>
+            <m:rPr>
+              <m:sty m:val="p"/>
+            </m:rPr>
+            <w:rPr>
+              <w:rStyle w:val="HTMLCode"/>
+              <w:rFonts w:ascii="Cambria Math" w:eastAsia="Calibri" w:hAnsi="Cambria Math"/>
+            </w:rPr>
+            <m:t>+</m:t>
+          </m:r>
+          <m:r>
+            <w:rPr>
+              <w:rStyle w:val="HTMLCode"/>
+              <w:rFonts w:ascii="Cambria Math" w:eastAsia="Calibri" w:hAnsi="Cambria Math"/>
+            </w:rPr>
+            <m:t>z</m:t>
+          </m:r>
+          <m:r>
+            <m:rPr>
+              <m:sty m:val="p"/>
+            </m:rPr>
+            <w:rPr>
+              <w:rStyle w:val="HTMLCode"/>
+              <w:rFonts w:ascii="Cambria Math" w:eastAsia="Calibri" w:hAnsi="Cambria Math"/>
+            </w:rPr>
+            <m:t>,  </m:t>
+          </m:r>
+          <m:r>
+            <w:rPr>
+              <w:rStyle w:val="HTMLCode"/>
+              <w:rFonts w:ascii="Cambria Math" w:eastAsia="Calibri" w:hAnsi="Cambria Math"/>
+            </w:rPr>
+            <m:t>z</m:t>
+          </m:r>
+          <m:r>
+            <m:rPr>
+              <m:sty m:val="p"/>
+            </m:rPr>
+            <w:rPr>
+              <w:rStyle w:val="HTMLCode"/>
+              <w:rFonts w:ascii="Cambria Math" w:eastAsia="Calibri" w:hAnsi="Cambria Math"/>
+            </w:rPr>
+            <m:t>∈</m:t>
+          </m:r>
+          <m:func>
+            <m:funcPr>
+              <m:ctrlPr>
+                <w:rPr>
+                  <w:rStyle w:val="HTMLCode"/>
+                  <w:rFonts w:ascii="Cambria Math" w:eastAsia="Calibri" w:hAnsi="Cambria Math"/>
+                </w:rPr>
+              </m:ctrlPr>
+            </m:funcPr>
+            <m:fName>
+              <m:r>
+                <w:rPr>
+                  <w:rStyle w:val="HTMLCode"/>
+                  <w:rFonts w:ascii="Cambria Math" w:eastAsia="Calibri" w:hAnsi="Cambria Math"/>
+                </w:rPr>
+                <m:t>ker</m:t>
+              </m:r>
+              <m:ctrlPr>
+                <w:rPr>
+                  <w:rStyle w:val="HTMLCode"/>
+                  <w:rFonts w:ascii="Cambria Math" w:eastAsia="Calibri" w:hAnsi="Cambria Math"/>
+                  <w:i w:val="0"/>
+                </w:rPr>
+              </m:ctrlPr>
+            </m:fName>
+            <m:e>
+              <m:d>
+                <m:dPr>
+                  <m:ctrlPr>
+                    <w:rPr>
+                      <w:rStyle w:val="HTMLCode"/>
+                      <w:rFonts w:ascii="Cambria Math" w:eastAsia="Calibri" w:hAnsi="Cambria Math"/>
+                      <w:i w:val="0"/>
+                    </w:rPr>
+                  </m:ctrlPr>
+                </m:dPr>
+                <m:e>
+                  <m:r>
+                    <w:rPr>
+                      <w:rStyle w:val="HTMLCode"/>
+                      <w:rFonts w:ascii="Cambria Math" w:eastAsia="Calibri" w:hAnsi="Cambria Math"/>
+                    </w:rPr>
+                    <m:t>A</m:t>
+                  </m:r>
+                </m:e>
+              </m:d>
+            </m:e>
+          </m:func>
+          <m:r>
+            <w:rPr>
+              <w:rStyle w:val="HTMLCode"/>
+              <w:rFonts w:ascii="Cambria Math" w:eastAsia="Calibri" w:hAnsi="Cambria Math"/>
+            </w:rPr>
+            <m:t xml:space="preserve"> (3.124)</m:t>
+          </m:r>
+        </m:oMath>
+      </m:oMathPara>
+    </w:p>
+    <w:p>
+      <w:pPr>
+        <w:pStyle w:val="StandardWeb"/>
+      </w:pPr>
+      <w:r>
+        <w:t>Der Kern beschreibt damit genau die Freiheit, die nach Festlegung eines bestimmten Bildvektors (b) innerhalb der Lösungsmenge verbleibt.</w:t>
+      </w:r>
+    </w:p>
+    <w:p>
+      <w:pPr>
+        <w:pStyle w:val="berschrift2"/>
+      </w:pPr>
+      <w:r>
+        <w:t>Zusammenhang mit der Determinante</w:t>
+      </w:r>
+    </w:p>
+    <w:p>
+      <w:pPr>
+        <w:pStyle w:val="StandardWeb"/>
+      </w:pPr>
+      <w:r>
+        <w:t>Für quadratische Matrizen kann ich die Beziehungen aus Rang, Kern und Determinante zu einer gemeinsamen Äquivalenz zusammenführen:</w:t>
+      </w:r>
+    </w:p>
+    <w:p>
+      <w:pPr>
+        <w:pStyle w:val="Formel"/>
+      </w:pPr>
+      <m:oMathPara>
+        <m:oMath>
+          <m:func>
+            <m:funcPr>
+              <m:ctrlPr>
+                <w:rPr>
+                  <w:rStyle w:val="HTMLCode"/>
+                  <w:rFonts w:ascii="Cambria Math" w:eastAsia="Calibri" w:hAnsi="Cambria Math"/>
+                </w:rPr>
+              </m:ctrlPr>
+            </m:funcPr>
+            <m:fName>
+              <m:r>
+                <w:rPr>
+                  <w:rStyle w:val="HTMLCode"/>
+                  <w:rFonts w:ascii="Cambria Math" w:eastAsia="Calibri" w:hAnsi="Cambria Math"/>
+                </w:rPr>
+                <m:t>det</m:t>
+              </m:r>
+              <m:ctrlPr>
+                <w:rPr>
+                  <w:rStyle w:val="HTMLCode"/>
+                  <w:rFonts w:ascii="Cambria Math" w:eastAsia="Calibri" w:hAnsi="Cambria Math"/>
+                  <w:i w:val="0"/>
+                </w:rPr>
+              </m:ctrlPr>
+            </m:fName>
+            <m:e>
+              <m:d>
+                <m:dPr>
+                  <m:ctrlPr>
+                    <w:rPr>
+                      <w:rStyle w:val="HTMLCode"/>
+                      <w:rFonts w:ascii="Cambria Math" w:eastAsia="Calibri" w:hAnsi="Cambria Math"/>
+                      <w:i w:val="0"/>
+                    </w:rPr>
+                  </m:ctrlPr>
+                </m:dPr>
+                <m:e>
+                  <m:r>
+                    <w:rPr>
+                      <w:rStyle w:val="HTMLCode"/>
+                      <w:rFonts w:ascii="Cambria Math" w:eastAsia="Calibri" w:hAnsi="Cambria Math"/>
+                    </w:rPr>
+                    <m:t>A</m:t>
+                  </m:r>
+                </m:e>
+              </m:d>
+            </m:e>
+          </m:func>
+          <m:r>
+            <m:rPr>
+              <m:sty m:val="p"/>
+            </m:rPr>
+            <w:rPr>
+              <w:rStyle w:val="HTMLCode"/>
+              <w:rFonts w:ascii="Cambria Math" w:eastAsia="Calibri" w:hAnsi="Cambria Math"/>
+            </w:rPr>
+            <m:t>≠0 ⟺ </m:t>
+          </m:r>
+          <m:r>
+            <m:rPr>
+              <m:nor/>
+            </m:rPr>
+            <w:rPr>
+              <w:rStyle w:val="HTMLCode"/>
+              <w:rFonts w:ascii="Cambria Math" w:eastAsia="Calibri" w:hAnsi="Cambria Math"/>
+              <w:i w:val="0"/>
+            </w:rPr>
+            <m:t>rang</m:t>
+          </m:r>
+          <m:d>
+            <m:dPr>
+              <m:ctrlPr>
+                <w:rPr>
+                  <w:rStyle w:val="HTMLCode"/>
+                  <w:rFonts w:ascii="Cambria Math" w:eastAsia="Calibri" w:hAnsi="Cambria Math"/>
+                  <w:i w:val="0"/>
+                </w:rPr>
+              </m:ctrlPr>
+            </m:dPr>
+            <m:e>
+              <m:r>
+                <w:rPr>
+                  <w:rStyle w:val="HTMLCode"/>
+                  <w:rFonts w:ascii="Cambria Math" w:eastAsia="Calibri" w:hAnsi="Cambria Math"/>
+                </w:rPr>
+                <m:t>A</m:t>
+              </m:r>
+            </m:e>
+          </m:d>
+          <m:r>
+            <m:rPr>
+              <m:sty m:val="p"/>
+            </m:rPr>
+            <w:rPr>
+              <w:rStyle w:val="HTMLCode"/>
+              <w:rFonts w:ascii="Cambria Math" w:eastAsia="Calibri" w:hAnsi="Cambria Math"/>
+            </w:rPr>
+            <m:t>=</m:t>
+          </m:r>
+          <m:r>
+            <w:rPr>
+              <w:rStyle w:val="HTMLCode"/>
+              <w:rFonts w:ascii="Cambria Math" w:eastAsia="Calibri" w:hAnsi="Cambria Math"/>
+            </w:rPr>
+            <m:t>n</m:t>
+          </m:r>
+          <m:r>
+            <m:rPr>
+              <m:sty m:val="p"/>
+            </m:rPr>
+            <w:rPr>
+              <w:rStyle w:val="HTMLCode"/>
+              <w:rFonts w:ascii="Cambria Math" w:eastAsia="Calibri" w:hAnsi="Cambria Math"/>
+            </w:rPr>
+            <m:t> ⟺ </m:t>
+          </m:r>
+          <m:func>
+            <m:funcPr>
+              <m:ctrlPr>
+                <w:rPr>
+                  <w:rStyle w:val="HTMLCode"/>
+                  <w:rFonts w:ascii="Cambria Math" w:eastAsia="Calibri" w:hAnsi="Cambria Math"/>
+                </w:rPr>
+              </m:ctrlPr>
+            </m:funcPr>
+            <m:fName>
+              <m:r>
+                <w:rPr>
+                  <w:rStyle w:val="HTMLCode"/>
+                  <w:rFonts w:ascii="Cambria Math" w:eastAsia="Calibri" w:hAnsi="Cambria Math"/>
+                </w:rPr>
+                <m:t>ker</m:t>
+              </m:r>
+              <m:ctrlPr>
+                <w:rPr>
+                  <w:rStyle w:val="HTMLCode"/>
+                  <w:rFonts w:ascii="Cambria Math" w:eastAsia="Calibri" w:hAnsi="Cambria Math"/>
+                  <w:i w:val="0"/>
+                </w:rPr>
+              </m:ctrlPr>
+            </m:fName>
+            <m:e>
+              <m:d>
+                <m:dPr>
+                  <m:ctrlPr>
+                    <w:rPr>
+                      <w:rStyle w:val="HTMLCode"/>
+                      <w:rFonts w:ascii="Cambria Math" w:eastAsia="Calibri" w:hAnsi="Cambria Math"/>
+                      <w:i w:val="0"/>
+                    </w:rPr>
+                  </m:ctrlPr>
+                </m:dPr>
+                <m:e>
+                  <m:r>
+                    <w:rPr>
+                      <w:rStyle w:val="HTMLCode"/>
+                      <w:rFonts w:ascii="Cambria Math" w:eastAsia="Calibri" w:hAnsi="Cambria Math"/>
+                    </w:rPr>
+                    <m:t>A</m:t>
+                  </m:r>
+                </m:e>
+              </m:d>
+            </m:e>
+          </m:func>
+          <m:r>
+            <m:rPr>
+              <m:sty m:val="p"/>
+            </m:rPr>
+            <w:rPr>
+              <w:rStyle w:val="HTMLCode"/>
+              <w:rFonts w:ascii="Cambria Math" w:eastAsia="Calibri" w:hAnsi="Cambria Math"/>
+            </w:rPr>
+            <m:t>=</m:t>
+          </m:r>
+          <m:r>
+            <m:rPr>
+              <m:lit/>
+              <m:sty m:val="p"/>
+            </m:rPr>
+            <w:rPr>
+              <w:rStyle w:val="HTMLCode"/>
+              <w:rFonts w:ascii="Cambria Math" w:eastAsia="Calibri" w:hAnsi="Cambria Math"/>
+            </w:rPr>
+            <m:t>{</m:t>
+          </m:r>
+          <m:r>
+            <m:rPr>
+              <m:sty m:val="p"/>
+            </m:rPr>
+            <w:rPr>
+              <w:rStyle w:val="HTMLCode"/>
+              <w:rFonts w:ascii="Cambria Math" w:eastAsia="Calibri" w:hAnsi="Cambria Math"/>
+            </w:rPr>
+            <m:t>0</m:t>
+          </m:r>
+          <m:r>
+            <m:rPr>
+              <m:lit/>
+              <m:sty m:val="p"/>
+            </m:rPr>
+            <w:rPr>
+              <w:rStyle w:val="HTMLCode"/>
+              <w:rFonts w:ascii="Cambria Math" w:eastAsia="Calibri" w:hAnsi="Cambria Math"/>
+            </w:rPr>
+            <m:t>}</m:t>
+          </m:r>
+          <m:r>
+            <m:rPr>
+              <m:sty m:val="p"/>
+            </m:rPr>
+            <w:rPr>
+              <w:rStyle w:val="HTMLCode"/>
+              <w:rFonts w:ascii="Cambria Math" w:eastAsia="Calibri" w:hAnsi="Cambria Math"/>
+            </w:rPr>
+            <m:t> ⟺ </m:t>
+          </m:r>
+          <m:r>
+            <w:rPr>
+              <w:rStyle w:val="HTMLCode"/>
+              <w:rFonts w:ascii="Cambria Math" w:eastAsia="Calibri" w:hAnsi="Cambria Math"/>
+            </w:rPr>
+            <m:t>A</m:t>
+          </m:r>
+          <m:r>
+            <m:rPr>
+              <m:sty m:val="p"/>
+            </m:rPr>
+            <w:rPr>
+              <w:rStyle w:val="HTMLCode"/>
+              <w:rFonts w:ascii="Cambria Math" w:eastAsia="Calibri" w:hAnsi="Cambria Math"/>
+            </w:rPr>
+            <m:t> </m:t>
+          </m:r>
+          <m:r>
+            <m:rPr>
+              <m:nor/>
+            </m:rPr>
+            <w:rPr>
+              <w:rStyle w:val="HTMLCode"/>
+              <w:rFonts w:ascii="Cambria Math" w:eastAsia="Calibri" w:hAnsi="Cambria Math"/>
+              <w:i w:val="0"/>
+            </w:rPr>
+            <m:t>ist invertierbar</m:t>
+          </m:r>
+          <m:r>
+            <m:rPr>
+              <m:sty m:val="p"/>
+            </m:rPr>
+            <w:rPr>
+              <w:rStyle w:val="HTMLCode"/>
+              <w:rFonts w:ascii="Cambria Math" w:eastAsia="Calibri" w:hAnsi="Cambria Math"/>
+            </w:rPr>
+            <m:t xml:space="preserve"> (3.125)</m:t>
+          </m:r>
+        </m:oMath>
+      </m:oMathPara>
+    </w:p>
+    <w:p>
+      <w:pPr>
+        <w:pStyle w:val="StandardWeb"/>
+      </w:pPr>
+      <w:r>
+        <w:t>Damit beschreiben vier Begriffe dieselbe strukturelle Eigenschaft aus unterschiedlichen Blickwinkeln [71, 74, 82].</w:t>
+      </w:r>
+    </w:p>
+    <w:p>
+      <w:pPr>
+        <w:pStyle w:val="StandardWeb"/>
+      </w:pPr>
+      <w:r>
+        <w:lastRenderedPageBreak/>
+        <w:t>Die Determinante liefert ein skalares Kriterium.</w:t>
+      </w:r>
+    </w:p>
+    <w:p>
+      <w:pPr>
+        <w:pStyle w:val="StandardWeb"/>
+      </w:pPr>
+      <w:r>
+        <w:t>Der Rang beschreibt die Dimension des Bildes.</w:t>
+      </w:r>
+    </w:p>
+    <w:p>
+      <w:pPr>
+        <w:pStyle w:val="StandardWeb"/>
+      </w:pPr>
+      <w:r>
+        <w:t>Der Kern zeigt, ob nichttriviale Richtungen auf null abgebildet werden.</w:t>
+      </w:r>
+    </w:p>
+    <w:p>
+      <w:pPr>
+        <w:pStyle w:val="StandardWeb"/>
+      </w:pPr>
+      <w:r>
+        <w:t xml:space="preserve">Die </w:t>
+      </w:r>
+      <w:proofErr w:type="spellStart"/>
+      <w:r>
+        <w:t>Invertierbarkeit</w:t>
+      </w:r>
+      <w:proofErr w:type="spellEnd"/>
+      <w:r>
+        <w:t xml:space="preserve"> beschreibt, ob die Transformation eindeutig rückgängig gemacht werden kann.</w:t>
+      </w:r>
+    </w:p>
+    <w:p>
+      <w:pPr>
+        <w:pStyle w:val="StandardWeb"/>
+      </w:pPr>
+      <w:r>
+        <w:t>Gerade diese Verbindung zeigt, warum Rang, Kern und Bild die Determinante nicht ersetzen, sondern deren Aussage auf allgemeinere lineare Abbildungen erweitern.</w:t>
+      </w:r>
+    </w:p>
+    <w:p>
+      <w:pPr>
+        <w:pStyle w:val="berschrift2"/>
+      </w:pPr>
+      <w:r>
+        <w:t>Wissenschaftliche Einordnung</w:t>
+      </w:r>
+    </w:p>
+    <w:p>
+      <w:pPr>
+        <w:pStyle w:val="StandardWeb"/>
+      </w:pPr>
+      <w:r>
+        <w:t>Mit Bild, Kern und Rang kann ich lineare Abbildungen unabhängig davon untersuchen, ob ihre Darstellungsmatrix quadratisch ist. Damit erhalte ich eine allgemeinere Beschreibung als mit der Determinante allein. Das Bild bestimmt den tatsächlich erreichbaren Teil des Zielraums, der Kern die auf den Nullvektor abgebildeten Richtungen und der Rang die Dimension des erreichbaren Unterraums [71, 74, 82].</w:t>
+      </w:r>
+    </w:p>
+    <w:p>
+      <w:pPr>
+        <w:pStyle w:val="StandardWeb"/>
+      </w:pPr>
+      <w:r>
+        <w:t>Der Rang ist deshalb keine bloße Eigenschaft der Größe einer Matrix. Eine große Matrix kann einen sehr kleinen Rang besitzen, wenn ihre Zeilen oder Spalten stark voneinander abhängig sind. Umgekehrt kann eine kleinere Matrix ihren maximal möglichen Rang vollständig erreichen.</w:t>
+      </w:r>
+    </w:p>
+    <w:p>
+      <w:pPr>
+        <w:pStyle w:val="StandardWeb"/>
+      </w:pPr>
+      <w:r>
+        <w:t>Für das FRZK ist diese Unterscheidung später von besonderer Bedeutung. Ein funktionaler Operator könnte formal auf einem hochdimensionalen Zustandsraum wirken und dennoch nur einen wesentlich kleineren effektiven Bildraum erzeugen. Ebenso könnten bestimmte Zustandsrichtungen im Kern liegen und damit unter dem betrachteten Operator denselben Nullzustand erzeugen.</w:t>
+      </w:r>
+    </w:p>
+    <w:p>
+      <w:pPr>
+        <w:pStyle w:val="StandardWeb"/>
+      </w:pPr>
+      <w:r>
+        <w:t>Aus dieser mathematischen Möglichkeit folgt jedoch noch keine physikalische Aussage darüber, dass Information „vernichtet“ wird. Ein nichttrivialer Kern ist zunächst eine Eigenschaft der Abbildung. Erst die spätere Interpretation der Vektoren und Operatoren entscheidet, welche wissenschaftliche Bedeutung diese Eigenschaft besitzt.</w:t>
+      </w:r>
+    </w:p>
+    <w:p>
+      <w:pPr>
+        <w:pStyle w:val="berschrift2"/>
+      </w:pPr>
+      <w:r>
+        <w:t>Methodologische Betrachtungen</w:t>
+      </w:r>
+    </w:p>
+    <w:p>
+      <w:pPr>
+        <w:pStyle w:val="StandardWeb"/>
+      </w:pPr>
+      <w:r>
+        <w:t>Methodologisch muss ich bei Rang, Kern und Bild besonders sorgfältig zwischen mathematischer Struktur und interpretativer Sprache unterscheiden.</w:t>
+      </w:r>
+    </w:p>
+    <w:p>
+      <w:pPr>
+        <w:pStyle w:val="StandardWeb"/>
+      </w:pPr>
+      <w:r>
+        <w:t>Der Begriff des Bildes beschreibt mathematisch die Menge der erreichbaren Vektoren. Daraus darf ich nicht ohne zusätzliche Annahmen schließen, dass diese Vektoren physikalisch realisierbare Zustände darstellen. Der mathematische Zielraum und der physikalisch zulässige Zustandsraum müssen nicht identisch sein.</w:t>
+      </w:r>
+    </w:p>
+    <w:p>
+      <w:pPr>
+        <w:pStyle w:val="StandardWeb"/>
+      </w:pPr>
+      <w:r>
+        <w:t xml:space="preserve">Ebenso bedeutet ein nichttrivialer Kern zunächst nur, dass verschiedene Vektoren unter derselben linearen Abbildung denselben Nullvektor erzeugen können. Daraus folgt </w:t>
+      </w:r>
+      <w:r>
+        <w:lastRenderedPageBreak/>
+        <w:t xml:space="preserve">mathematisch, dass die Abbildung nicht </w:t>
+      </w:r>
+      <w:proofErr w:type="spellStart"/>
+      <w:r>
+        <w:t>injektiv</w:t>
+      </w:r>
+      <w:proofErr w:type="spellEnd"/>
+      <w:r>
+        <w:t xml:space="preserve"> ist. Ob dies als Informationsverlust, Zustandsverlust oder </w:t>
+      </w:r>
+      <w:proofErr w:type="spellStart"/>
+      <w:r>
+        <w:t>Nichtbeobachtbarkeit</w:t>
+      </w:r>
+      <w:proofErr w:type="spellEnd"/>
+      <w:r>
+        <w:t xml:space="preserve"> interpretiert werden darf, muss für das jeweilige Modell gesondert begründet werden.</w:t>
+      </w:r>
+    </w:p>
+    <w:p>
+      <w:pPr>
+        <w:pStyle w:val="StandardWeb"/>
+      </w:pPr>
+      <w:r>
+        <w:t>Auch der Rang verlangt eine präzise Interpretation. Ein Rang von (r) bedeutet, dass das Bild (r)-dimensional ist. Er sagt nicht automatisch, dass genau (r) physikalische Freiheitsgrade vorhanden sind. Dazu müsste zunächst gezeigt werden, dass die mathematischen Basisrichtungen tatsächlich unabhängigen physikalischen Freiheitsgraden entsprechen.</w:t>
+      </w:r>
+    </w:p>
+    <w:p>
+      <w:pPr>
+        <w:pStyle w:val="StandardWeb"/>
+      </w:pPr>
+      <w:r>
+        <w:t>Für die spätere FRZK-Konstruktion ergibt sich damit ein klares methodisches Prüfschema: Bei jedem funktionalen Operator muss ich zunächst mathematisch bestimmen, welcher Definitionsraum vorausgesetzt wird, welcher Zielraum verwendet wird, wie sein Kern aussieht, welchen Bildraum er erzeugt und welchen Rang er besitzt. Erst anschließend darf eine funktionale Interpretation dieser Eigenschaften erfolgen.</w:t>
+      </w:r>
+    </w:p>
+    <w:p>
+      <w:pPr>
+        <w:pStyle w:val="berschrift2"/>
+      </w:pPr>
+      <w:r>
+        <w:t>Didaktische Betrachtungen</w:t>
+      </w:r>
+    </w:p>
+    <w:p>
+      <w:pPr>
+        <w:pStyle w:val="StandardWeb"/>
+      </w:pPr>
+      <w:r>
+        <w:t>Für mich lässt sich der Zusammenhang von Kern, Bild und Rang besonders einfach verstehen, wenn ich eine lineare Abbildung als Filter zwischen zwei Vektorräumen auffasse.</w:t>
+      </w:r>
+    </w:p>
+    <w:p>
+      <w:pPr>
+        <w:pStyle w:val="StandardWeb"/>
+      </w:pPr>
+      <w:r>
+        <w:t>Am Eingang steht der Definitionsraum (V).</w:t>
+      </w:r>
+    </w:p>
+    <w:p>
+      <w:pPr>
+        <w:pStyle w:val="StandardWeb"/>
+      </w:pPr>
+      <w:r>
+        <w:t>Ein Teil seiner Richtungen kann durch die Abbildung so verändert werden, dass im Zielraum unabhängige Richtungen entstehen. Diese Richtungen bilden das Bild.</w:t>
+      </w:r>
+    </w:p>
+    <w:p>
+      <w:pPr>
+        <w:pStyle w:val="StandardWeb"/>
+      </w:pPr>
+      <w:r>
+        <w:t>Andere Richtungen können auf den Nullvektor abgebildet werden. Diese liegen im Kern.</w:t>
+      </w:r>
+    </w:p>
+    <w:p>
+      <w:pPr>
+        <w:pStyle w:val="StandardWeb"/>
+      </w:pPr>
+      <w:r>
+        <w:t>Der Rang zählt die unabhängigen Richtungen, die im Bild vorhanden sind.</w:t>
+      </w:r>
+    </w:p>
+    <w:p>
+      <w:pPr>
+        <w:pStyle w:val="StandardWeb"/>
+      </w:pPr>
+      <w:r>
+        <w:t>Der Rang-Nullitätssatz verbindet beide Seiten:</w:t>
+      </w:r>
+      <w:r>
+        <w:br/>
+      </w:r>
+      <m:oMathPara>
+        <m:oMath>
+          <m:limLow>
+            <m:limLowPr>
+              <m:ctrlPr>
+                <w:rPr>
+                  <w:rFonts w:ascii="Cambria Math" w:hAnsi="Cambria Math"/>
+                  <w:b/>
+                  <w:i/>
+                </w:rPr>
+              </m:ctrlPr>
+            </m:limLowPr>
+            <m:e>
+              <m:groupChr>
+                <m:groupChrPr>
+                  <m:ctrlPr>
+                    <w:rPr>
+                      <w:rFonts w:ascii="Cambria Math" w:hAnsi="Cambria Math"/>
+                      <w:b/>
+                    </w:rPr>
+                  </m:ctrlPr>
+                </m:groupChrPr>
+                <m:e>
+                  <m:r>
+                    <m:rPr>
+                      <m:sty m:val="b"/>
+                    </m:rPr>
+                    <w:rPr>
+                      <w:rFonts w:ascii="Cambria Math" w:hAnsi="Cambria Math"/>
+                    </w:rPr>
+                    <m:t>di</m:t>
+                  </m:r>
+                  <m:func>
+                    <m:funcPr>
+                      <m:ctrlPr>
+                        <w:rPr>
+                          <w:rFonts w:ascii="Cambria Math" w:hAnsi="Cambria Math"/>
+                          <w:b/>
+                        </w:rPr>
+                      </m:ctrlPr>
+                    </m:funcPr>
+                    <m:fName>
+                      <m:r>
+                        <m:rPr>
+                          <m:sty m:val="b"/>
+                        </m:rPr>
+                        <w:rPr>
+                          <w:rFonts w:ascii="Cambria Math" w:hAnsi="Cambria Math"/>
+                        </w:rPr>
+                        <m:t>m</m:t>
+                      </m:r>
+                    </m:fName>
+                    <m:e>
+                      <m:d>
+                        <m:dPr>
+                          <m:ctrlPr>
+                            <w:rPr>
+                              <w:rFonts w:ascii="Cambria Math" w:hAnsi="Cambria Math"/>
+                              <w:b/>
+                              <w:i/>
+                            </w:rPr>
+                          </m:ctrlPr>
+                        </m:dPr>
+                        <m:e>
+                          <m:r>
+                            <m:rPr>
+                              <m:sty m:val="bi"/>
+                            </m:rPr>
+                            <w:rPr>
+                              <w:rFonts w:ascii="Cambria Math" w:hAnsi="Cambria Math"/>
+                            </w:rPr>
+                            <m:t>V</m:t>
+                          </m:r>
+                        </m:e>
+                      </m:d>
+                    </m:e>
+                  </m:func>
+                </m:e>
+              </m:groupChr>
+              <m:ctrlPr>
+                <w:rPr>
+                  <w:rFonts w:ascii="Cambria Math" w:hAnsi="Cambria Math"/>
+                  <w:b/>
+                </w:rPr>
+              </m:ctrlPr>
+            </m:e>
+            <m:lim>
+              <m:r>
+                <m:rPr>
+                  <m:nor/>
+                </m:rPr>
+                <w:rPr>
+                  <w:rFonts w:ascii="Cambria Math" w:hAnsi="Cambria Math"/>
+                  <w:b/>
+                </w:rPr>
+                <m:t>Ausgangsrichtungen</m:t>
+              </m:r>
+            </m:lim>
+          </m:limLow>
+          <m:r>
+            <m:rPr>
+              <m:sty m:val="b"/>
+            </m:rPr>
+            <w:rPr>
+              <w:rStyle w:val="Hervorhebung"/>
+              <w:rFonts w:ascii="Cambria Math" w:eastAsia="Calibri" w:hAnsi="Cambria Math"/>
+            </w:rPr>
+            <m:t>=</m:t>
+          </m:r>
+          <m:limLow>
+            <m:limLowPr>
+              <m:ctrlPr>
+                <w:rPr>
+                  <w:rFonts w:ascii="Cambria Math" w:hAnsi="Cambria Math"/>
+                  <w:b/>
+                  <w:i/>
+                </w:rPr>
+              </m:ctrlPr>
+            </m:limLowPr>
+            <m:e>
+              <m:groupChr>
+                <m:groupChrPr>
+                  <m:ctrlPr>
+                    <w:rPr>
+                      <w:rFonts w:ascii="Cambria Math" w:hAnsi="Cambria Math"/>
+                      <w:b/>
+                    </w:rPr>
+                  </m:ctrlPr>
+                </m:groupChrPr>
+                <m:e>
+                  <m:r>
+                    <m:rPr>
+                      <m:sty m:val="b"/>
+                    </m:rPr>
+                    <w:rPr>
+                      <w:rFonts w:ascii="Cambria Math" w:hAnsi="Cambria Math"/>
+                    </w:rPr>
+                    <m:t>di</m:t>
+                  </m:r>
+                  <m:func>
+                    <m:funcPr>
+                      <m:ctrlPr>
+                        <w:rPr>
+                          <w:rFonts w:ascii="Cambria Math" w:hAnsi="Cambria Math"/>
+                          <w:b/>
+                        </w:rPr>
+                      </m:ctrlPr>
+                    </m:funcPr>
+                    <m:fName>
+                      <m:r>
+                        <m:rPr>
+                          <m:sty m:val="b"/>
+                        </m:rPr>
+                        <w:rPr>
+                          <w:rFonts w:ascii="Cambria Math" w:hAnsi="Cambria Math"/>
+                        </w:rPr>
+                        <m:t>m</m:t>
+                      </m:r>
+                    </m:fName>
+                    <m:e>
+                      <m:d>
+                        <m:dPr>
+                          <m:ctrlPr>
+                            <w:rPr>
+                              <w:rFonts w:ascii="Cambria Math" w:hAnsi="Cambria Math"/>
+                              <w:b/>
+                              <w:i/>
+                            </w:rPr>
+                          </m:ctrlPr>
+                        </m:dPr>
+                        <m:e>
+                          <m:r>
+                            <m:rPr>
+                              <m:sty m:val="b"/>
+                            </m:rPr>
+                            <w:rPr>
+                              <w:rFonts w:ascii="Cambria Math" w:hAnsi="Cambria Math"/>
+                            </w:rPr>
+                            <m:t>ke</m:t>
+                          </m:r>
+                          <m:func>
+                            <m:funcPr>
+                              <m:ctrlPr>
+                                <w:rPr>
+                                  <w:rFonts w:ascii="Cambria Math" w:hAnsi="Cambria Math"/>
+                                  <w:b/>
+                                </w:rPr>
+                              </m:ctrlPr>
+                            </m:funcPr>
+                            <m:fName>
+                              <m:r>
+                                <m:rPr>
+                                  <m:sty m:val="b"/>
+                                </m:rPr>
+                                <w:rPr>
+                                  <w:rFonts w:ascii="Cambria Math" w:hAnsi="Cambria Math"/>
+                                </w:rPr>
+                                <m:t>r</m:t>
+                              </m:r>
+                            </m:fName>
+                            <m:e>
+                              <m:r>
+                                <m:rPr>
+                                  <m:sty m:val="bi"/>
+                                </m:rPr>
+                                <w:rPr>
+                                  <w:rFonts w:ascii="Cambria Math" w:hAnsi="Cambria Math"/>
+                                </w:rPr>
+                                <m:t>T</m:t>
+                              </m:r>
+                            </m:e>
+                          </m:func>
+                        </m:e>
+                      </m:d>
+                    </m:e>
+                  </m:func>
+                </m:e>
+              </m:groupChr>
+              <m:ctrlPr>
+                <w:rPr>
+                  <w:rFonts w:ascii="Cambria Math" w:hAnsi="Cambria Math"/>
+                  <w:b/>
+                </w:rPr>
+              </m:ctrlPr>
+            </m:e>
+            <m:lim>
+              <m:r>
+                <m:rPr>
+                  <m:sty m:val="b"/>
+                </m:rPr>
+                <w:rPr>
+                  <w:rStyle w:val="Hervorhebung"/>
+                  <w:rFonts w:ascii="Cambria Math" w:eastAsia="Calibri" w:hAnsi="Cambria Math"/>
+                </w:rPr>
+                <m:t>Kernrichtungen</m:t>
+              </m:r>
+            </m:lim>
+          </m:limLow>
+          <m:r>
+            <m:rPr>
+              <m:sty m:val="b"/>
+            </m:rPr>
+            <w:rPr>
+              <w:rStyle w:val="Hervorhebung"/>
+              <w:rFonts w:ascii="Cambria Math" w:eastAsia="Calibri" w:hAnsi="Cambria Math"/>
+            </w:rPr>
+            <m:t>+</m:t>
+          </m:r>
+          <m:limLow>
+            <m:limLowPr>
+              <m:ctrlPr>
+                <w:rPr>
+                  <w:rFonts w:ascii="Cambria Math" w:hAnsi="Cambria Math"/>
+                  <w:b/>
+                  <w:i/>
+                </w:rPr>
+              </m:ctrlPr>
+            </m:limLowPr>
+            <m:e>
+              <m:groupChr>
+                <m:groupChrPr>
+                  <m:ctrlPr>
+                    <w:rPr>
+                      <w:rFonts w:ascii="Cambria Math" w:hAnsi="Cambria Math"/>
+                      <w:b/>
+                    </w:rPr>
+                  </m:ctrlPr>
+                </m:groupChrPr>
+                <m:e>
+                  <m:r>
+                    <m:rPr>
+                      <m:sty m:val="bi"/>
+                    </m:rPr>
+                    <w:rPr>
+                      <w:rStyle w:val="Hervorhebung"/>
+                      <w:rFonts w:ascii="Cambria Math" w:eastAsia="Calibri" w:hAnsi="Cambria Math"/>
+                    </w:rPr>
+                    <m:t>rang</m:t>
+                  </m:r>
+                  <m:d>
+                    <m:dPr>
+                      <m:ctrlPr>
+                        <w:rPr>
+                          <w:rStyle w:val="Hervorhebung"/>
+                          <w:rFonts w:ascii="Cambria Math" w:eastAsia="Calibri" w:hAnsi="Cambria Math"/>
+                          <w:b/>
+                          <w:iCs w:val="0"/>
+                        </w:rPr>
+                      </m:ctrlPr>
+                    </m:dPr>
+                    <m:e>
+                      <m:r>
+                        <m:rPr>
+                          <m:sty m:val="bi"/>
+                        </m:rPr>
+                        <w:rPr>
+                          <w:rStyle w:val="Hervorhebung"/>
+                          <w:rFonts w:ascii="Cambria Math" w:eastAsia="Calibri" w:hAnsi="Cambria Math"/>
+                        </w:rPr>
+                        <m:t>T</m:t>
+                      </m:r>
+                    </m:e>
+                  </m:d>
+                </m:e>
+              </m:groupChr>
+              <m:ctrlPr>
+                <w:rPr>
+                  <w:rFonts w:ascii="Cambria Math" w:hAnsi="Cambria Math"/>
+                  <w:b/>
+                </w:rPr>
+              </m:ctrlPr>
+            </m:e>
+            <m:lim>
+              <m:r>
+                <m:rPr>
+                  <m:nor/>
+                </m:rPr>
+                <w:rPr>
+                  <w:rFonts w:ascii="Cambria Math" w:hAnsi="Cambria Math"/>
+                  <w:b/>
+                  <w:i/>
+                </w:rPr>
+                <m:t>Bildrichtungen</m:t>
+              </m:r>
+            </m:lim>
+          </m:limLow>
+          <m:r>
+            <m:rPr>
+              <m:sty m:val="bi"/>
+            </m:rPr>
+            <w:rPr>
+              <w:rFonts w:ascii="Cambria Math" w:hAnsi="Cambria Math"/>
+            </w:rPr>
+            <m:t>.</m:t>
+          </m:r>
+        </m:oMath>
+      </m:oMathPara>
+    </w:p>
+    <w:p>
+      <w:pPr>
+        <w:pStyle w:val="StandardWeb"/>
+      </w:pPr>
+      <w:r>
+        <w:t>Diese Darstellung dient der didaktischen Veranschaulichung von Gleichung (3.118) und erhält keine zusätzliche Gleichungsnummer.</w:t>
+      </w:r>
+    </w:p>
+    <w:p>
+      <w:pPr>
+        <w:pStyle w:val="StandardWeb"/>
+      </w:pPr>
+      <w:r>
+        <w:t>Für eine zweidimensionale Abbildung mit Rang (1) kann ich mir die Situation daher so vorstellen: Von zwei unabhängigen Ausgangsrichtungen trägt eine unabhängige Richtung zum Bild bei, während eine unabhängige Richtung im Kern liegt.</w:t>
+      </w:r>
+    </w:p>
+    <w:p>
+      <w:pPr>
+        <w:pStyle w:val="StandardWeb"/>
+      </w:pPr>
+      <w:r>
+        <w:t>Der Zusammenhang lässt sich ebenso als begriffliche Kette darstellen:</w:t>
+      </w:r>
+      <w:r>
+        <w:br/>
+      </w:r>
+      <m:oMathPara>
+        <m:oMath>
+          <m:r>
+            <w:rPr>
+              <w:rFonts w:ascii="Cambria Math" w:hAnsi="Cambria Math"/>
+            </w:rPr>
+            <m:t>Definitionsrau</m:t>
+          </m:r>
+          <m:r>
+            <w:rPr>
+              <w:rFonts w:ascii="Cambria Math" w:hAnsi="Cambria Math"/>
+            </w:rPr>
+            <m:t>m</m:t>
+          </m:r>
+          <m:r>
+            <m:rPr>
+              <m:sty m:val="p"/>
+            </m:rPr>
+            <w:rPr>
+              <w:rFonts w:ascii="Cambria Math" w:hAnsi="Cambria Math"/>
+            </w:rPr>
+            <m:t>⟶</m:t>
+          </m:r>
+          <m:d>
+            <m:dPr>
+              <m:begChr m:val="{"/>
+              <m:endChr m:val=""/>
+              <m:ctrlPr>
+                <w:rPr>
+                  <w:rFonts w:ascii="Cambria Math" w:hAnsi="Cambria Math"/>
+                </w:rPr>
+              </m:ctrlPr>
+            </m:dPr>
+            <m:e>
+              <m:eqArr>
+                <m:eqArrPr>
+                  <m:ctrlPr>
+                    <w:rPr>
+                      <w:rFonts w:ascii="Cambria Math" w:hAnsi="Cambria Math"/>
+                    </w:rPr>
+                  </m:ctrlPr>
+                </m:eqArrPr>
+                <m:e>
+                  <m:r>
+                    <w:rPr>
+                      <w:rFonts w:ascii="Cambria Math" w:hAnsi="Cambria Math"/>
+                    </w:rPr>
+                    <m:t>Kern</m:t>
+                  </m:r>
+                </m:e>
+                <m:e>
+                  <m:r>
+                    <w:rPr>
+                      <w:rFonts w:ascii="Cambria Math" w:hAnsi="Cambria Math"/>
+                    </w:rPr>
+                    <m:t>Bild</m:t>
+                  </m:r>
+                </m:e>
+              </m:eqArr>
+            </m:e>
+          </m:d>
+          <m:r>
+            <m:rPr>
+              <m:sty m:val="p"/>
+            </m:rPr>
+            <w:rPr>
+              <w:rFonts w:ascii="Cambria Math" w:hAnsi="Cambria Math"/>
+            </w:rPr>
+            <m:t>⟶</m:t>
+          </m:r>
+          <m:r>
+            <w:rPr>
+              <w:rFonts w:ascii="Cambria Math" w:hAnsi="Cambria Math"/>
+            </w:rPr>
+            <m:t>Rang.</m:t>
+          </m:r>
+        </m:oMath>
+      </m:oMathPara>
+    </w:p>
+    <w:p>
+      <w:pPr>
+        <w:pStyle w:val="StandardWeb"/>
+      </w:pPr>
+      <w:r>
+        <w:t>Auch diese Übersicht ist keine eigenständige mathematische Gleichung.</w:t>
+      </w:r>
+    </w:p>
+    <w:p>
+      <w:pPr>
+        <w:pStyle w:val="StandardWeb"/>
+      </w:pPr>
+      <w:r>
+        <w:t>Besonders wichtig ist für mich die folgende Unterscheidu</w:t>
+      </w:r>
+      <w:bookmarkStart w:id="8" w:name="_GoBack"/>
+      <w:bookmarkEnd w:id="8"/>
+      <w:r>
+        <w:t>ng:</w:t>
+      </w:r>
+    </w:p>
+    <w:p>
+      <w:pPr>
+        <w:pStyle w:val="StandardWeb"/>
+      </w:pPr>
+      <w:r>
+        <w:rPr>
+          <w:rStyle w:val="Fett"/>
+        </w:rPr>
+        <w:t>Die Anzahl der Matrixspalten ist nicht der Rang.</w:t>
+      </w:r>
+    </w:p>
+    <w:p>
+      <w:pPr>
+        <w:pStyle w:val="StandardWeb"/>
+      </w:pPr>
+      <w:r>
+        <w:lastRenderedPageBreak/>
+        <w:t>Der Rang zählt nicht vorhandene Spalten, sondern unabhängige Richtungen. Genau dadurch wird er zu einer strukturellen Kennzahl.</w:t>
+      </w:r>
+    </w:p>
+    <w:p>
+      <w:pPr>
+        <w:pStyle w:val="berschrift2"/>
+      </w:pPr>
+      <w:r>
+        <w:t>Ergebnis und Übergang</w:t>
+      </w:r>
+    </w:p>
+    <w:p>
+      <w:pPr>
+        <w:pStyle w:val="StandardWeb"/>
+      </w:pPr>
+      <w:r>
+        <w:t>Mit Bild, Kern und Rang kann ich nun allgemeine lineare Abbildungen danach untersuchen, welche Teile des Zielraums sie tatsächlich erreichen, welche Richtungen des Definitionsraums auf den Nullvektor abgebildet werden und wie viele unabhängige Richtungen im Bild verbleiben.</w:t>
+      </w:r>
+    </w:p>
+    <w:p>
+      <w:pPr>
+        <w:pStyle w:val="StandardWeb"/>
+      </w:pPr>
+      <w:r>
+        <w:t xml:space="preserve">Der Rang-Nullitätssatz verbindet diese Größen unmittelbar mit der Dimension des Definitionsraums. Für quadratische Matrizen fügt sich diese Beschreibung nahtlos in die bereits eingeführten Kriterien der Determinante und </w:t>
+      </w:r>
+      <w:proofErr w:type="spellStart"/>
+      <w:r>
+        <w:t>Invertierbarkeit</w:t>
+      </w:r>
+      <w:proofErr w:type="spellEnd"/>
+      <w:r>
+        <w:t xml:space="preserve"> ein. Für nichtquadratische Matrizen bleiben Rang, Kern und Bild dagegen auch dann definiert, wenn eine Determinante nicht zur Verfügung steht. Genau darin liegt ihre allgemeinere Bedeutung. Der fachliche Umfang von Bild, Kern, Rang, vollem Rang, Dimensionssatz, linearen Gleichungssystemen und </w:t>
+      </w:r>
+      <w:proofErr w:type="spellStart"/>
+      <w:r>
+        <w:t>Determinantenbezug</w:t>
+      </w:r>
+      <w:proofErr w:type="spellEnd"/>
+      <w:r>
+        <w:t xml:space="preserve"> entspricht dem für 3.2.9 vorgesehenen Aufbau.</w:t>
+      </w:r>
+    </w:p>
+    <w:p>
+      <w:pPr>
+        <w:pStyle w:val="StandardWeb"/>
+      </w:pPr>
+      <w:r>
+        <w:t>Mit dem Rang weiß ich nun, wie viele unabhängige Richtungen eine lineare Abbildung tatsächlich erzeugt. Damit ist jedoch noch nicht beschrieben, ob einzelne Richtungen unter einem linearen Operator lediglich skaliert werden, ohne ihre Richtung zu verändern. Diese Frage führt unmittelbar zu Eigenwerten und Eigenvektoren.</w:t>
+      </w:r>
+    </w:p>
+    <w:p>
+      <w:pPr>
+        <w:pStyle w:val="StandardWeb"/>
+      </w:pPr>
+      <w:r>
+        <w:t xml:space="preserve">Der folgende Abschnitt behandelt deshalb </w:t>
+      </w:r>
+      <w:r>
+        <w:rPr>
+          <w:rStyle w:val="Fett"/>
+        </w:rPr>
+        <w:t>3.2.10 Eigenwerte, Eigenvektoren und Eigenräume</w:t>
+      </w:r>
+      <w:r>
+        <w:t>.</w:t>
+      </w:r>
+    </w:p>
+    <w:p>
+      <w:pPr>
+        <w:pStyle w:val="StandardWeb"/>
+      </w:pPr>
+      <w:r>
+        <w:rPr>
+          <w:rStyle w:val="Fett"/>
+        </w:rPr>
+        <w:t>Fortsetzungsstand:</w:t>
+      </w:r>
+      <w:r>
+        <w:t xml:space="preserve"> Abschnitt 3.2.9 endet mit Gleichung </w:t>
+      </w:r>
+      <w:r>
+        <w:rPr>
+          <w:rStyle w:val="Fett"/>
+        </w:rPr>
+        <w:t>(3.125)</w:t>
+      </w:r>
+      <w:r>
+        <w:t xml:space="preserve">. Abschnitt </w:t>
+      </w:r>
+      <w:r>
+        <w:rPr>
+          <w:rStyle w:val="Fett"/>
+        </w:rPr>
+        <w:t>3.2.10 beginnt mit (3.126)</w:t>
+      </w:r>
+      <w:r>
+        <w:t>.</w:t>
+      </w:r>
+    </w:p>
+    <w:p>
+      <w:pPr>
+        <w:pStyle w:val="berschrift1"/>
+      </w:pPr>
     </w:p>
     <w:sectPr>
       <w:pgSz w:w="11906" w:h="16838"/>
@@ -40322,9 +46701,9 @@
 <file path=word/numbering.xml><?xml version="1.0" encoding="utf-8"?>
 <w:numbering xmlns:wpc="http://schemas.microsoft.com/office/word/2010/wordprocessingCanvas" xmlns:cx="http://schemas.microsoft.com/office/drawing/2014/chartex" xmlns:cx1="http://schemas.microsoft.com/office/drawing/2015/9/8/chartex" xmlns:cx2="http://schemas.microsoft.com/office/drawing/2015/10/21/chartex" xmlns:cx3="http://schemas.microsoft.com/office/drawing/2016/5/9/chartex" xmlns:cx4="http://schemas.microsoft.com/office/drawing/2016/5/10/chartex" xmlns:cx5="http://schemas.microsoft.com/office/drawing/2016/5/11/chartex" xmlns:cx6="http://schemas.microsoft.com/office/drawing/2016/5/12/chartex" xmlns:cx7="http://schemas.microsoft.com/office/drawing/2016/5/13/chartex" xmlns:cx8="http://schemas.microsoft.com/office/drawing/2016/5/14/chartex" xmlns:mc="http://schemas.openxmlformats.org/markup-compatibility/2006" xmlns:aink="http://schemas.microsoft.com/office/drawing/2016/ink" xmlns:am3d="http://schemas.microsoft.com/office/drawing/2017/model3d" xmlns:o="urn:schemas-microsoft-com:office:office" xmlns:r="http://schemas.openxmlformats.org/officeDocument/2006/relationships" xmlns:m="http://schemas.openxmlformats.org/officeDocument/2006/math" xmlns:v="urn:schemas-microsoft-com:vml" xmlns:wp14="http://schemas.microsoft.com/office/word/2010/wordprocessingDrawing" xmlns:wp="http://schemas.openxmlformats.org/drawingml/2006/wordprocessingDrawing" xmlns:w10="urn:schemas-microsoft-com:office:word" xmlns:w="http://schemas.openxmlformats.org/wordprocessingml/2006/main" xmlns:w14="http://schemas.microsoft.com/office/word/2010/wordml" xmlns:w15="http://schemas.microsoft.com/office/word/2012/wordml" xmlns:w16cid="http://schemas.microsoft.com/office/word/2016/wordml/cid" xmlns:w16se="http://schemas.microsoft.com/office/word/2015/wordml/symex" xmlns:wpg="http://schemas.microsoft.com/office/word/2010/wordprocessingGroup" xmlns:wpi="http://schemas.microsoft.com/office/word/2010/wordprocessingInk" xmlns:wne="http://schemas.microsoft.com/office/word/2006/wordml" xmlns:wps="http://schemas.microsoft.com/office/word/2010/wordprocessingShape" mc:Ignorable="w14 w15 w16se w16cid wp14">
   <w:abstractNum w:abstractNumId="0" w15:restartNumberingAfterBreak="0">
-    <w:nsid w:val="0A1A3CE9"/>
+    <w:nsid w:val="04E74D99"/>
     <w:multiLevelType w:val="multilevel"/>
-    <w:tmpl w:val="FF86561A"/>
+    <w:tmpl w:val="53A8B584"/>
     <w:lvl w:ilvl="0">
       <w:start w:val="1"/>
       <w:numFmt w:val="bullet"/>
@@ -40471,9 +46850,9 @@
     </w:lvl>
   </w:abstractNum>
   <w:abstractNum w:abstractNumId="1" w15:restartNumberingAfterBreak="0">
-    <w:nsid w:val="0FC11526"/>
+    <w:nsid w:val="0A1A3CE9"/>
     <w:multiLevelType w:val="multilevel"/>
-    <w:tmpl w:val="25A692D4"/>
+    <w:tmpl w:val="FF86561A"/>
     <w:lvl w:ilvl="0">
       <w:start w:val="1"/>
       <w:numFmt w:val="bullet"/>
@@ -40620,9 +46999,9 @@
     </w:lvl>
   </w:abstractNum>
   <w:abstractNum w:abstractNumId="2" w15:restartNumberingAfterBreak="0">
-    <w:nsid w:val="10A82D61"/>
+    <w:nsid w:val="0FC11526"/>
     <w:multiLevelType w:val="multilevel"/>
-    <w:tmpl w:val="536CE1B2"/>
+    <w:tmpl w:val="25A692D4"/>
     <w:lvl w:ilvl="0">
       <w:start w:val="1"/>
       <w:numFmt w:val="bullet"/>
@@ -40769,9 +47148,9 @@
     </w:lvl>
   </w:abstractNum>
   <w:abstractNum w:abstractNumId="3" w15:restartNumberingAfterBreak="0">
-    <w:nsid w:val="10BA53E9"/>
+    <w:nsid w:val="10A82D61"/>
     <w:multiLevelType w:val="multilevel"/>
-    <w:tmpl w:val="D83E4C6C"/>
+    <w:tmpl w:val="536CE1B2"/>
     <w:lvl w:ilvl="0">
       <w:start w:val="1"/>
       <w:numFmt w:val="bullet"/>
@@ -40918,9 +47297,9 @@
     </w:lvl>
   </w:abstractNum>
   <w:abstractNum w:abstractNumId="4" w15:restartNumberingAfterBreak="0">
-    <w:nsid w:val="172A6DA5"/>
+    <w:nsid w:val="10BA53E9"/>
     <w:multiLevelType w:val="multilevel"/>
-    <w:tmpl w:val="4790DA24"/>
+    <w:tmpl w:val="D83E4C6C"/>
     <w:lvl w:ilvl="0">
       <w:start w:val="1"/>
       <w:numFmt w:val="bullet"/>
@@ -41067,122 +47446,9 @@
     </w:lvl>
   </w:abstractNum>
   <w:abstractNum w:abstractNumId="5" w15:restartNumberingAfterBreak="0">
-    <w:nsid w:val="173C071E"/>
+    <w:nsid w:val="172A6DA5"/>
     <w:multiLevelType w:val="multilevel"/>
-    <w:tmpl w:val="72187242"/>
-    <w:lvl w:ilvl="0">
-      <w:start w:val="1"/>
-      <w:numFmt w:val="decimal"/>
-      <w:lvlText w:val="%1."/>
-      <w:lvlJc w:val="left"/>
-      <w:pPr>
-        <w:tabs>
-          <w:tab w:val="num" w:pos="720"/>
-        </w:tabs>
-        <w:ind w:left="720" w:hanging="360"/>
-      </w:pPr>
-    </w:lvl>
-    <w:lvl w:ilvl="1" w:tentative="1">
-      <w:start w:val="1"/>
-      <w:numFmt w:val="decimal"/>
-      <w:lvlText w:val="%2."/>
-      <w:lvlJc w:val="left"/>
-      <w:pPr>
-        <w:tabs>
-          <w:tab w:val="num" w:pos="1440"/>
-        </w:tabs>
-        <w:ind w:left="1440" w:hanging="360"/>
-      </w:pPr>
-    </w:lvl>
-    <w:lvl w:ilvl="2" w:tentative="1">
-      <w:start w:val="1"/>
-      <w:numFmt w:val="decimal"/>
-      <w:lvlText w:val="%3."/>
-      <w:lvlJc w:val="left"/>
-      <w:pPr>
-        <w:tabs>
-          <w:tab w:val="num" w:pos="2160"/>
-        </w:tabs>
-        <w:ind w:left="2160" w:hanging="360"/>
-      </w:pPr>
-    </w:lvl>
-    <w:lvl w:ilvl="3" w:tentative="1">
-      <w:start w:val="1"/>
-      <w:numFmt w:val="decimal"/>
-      <w:lvlText w:val="%4."/>
-      <w:lvlJc w:val="left"/>
-      <w:pPr>
-        <w:tabs>
-          <w:tab w:val="num" w:pos="2880"/>
-        </w:tabs>
-        <w:ind w:left="2880" w:hanging="360"/>
-      </w:pPr>
-    </w:lvl>
-    <w:lvl w:ilvl="4" w:tentative="1">
-      <w:start w:val="1"/>
-      <w:numFmt w:val="decimal"/>
-      <w:lvlText w:val="%5."/>
-      <w:lvlJc w:val="left"/>
-      <w:pPr>
-        <w:tabs>
-          <w:tab w:val="num" w:pos="3600"/>
-        </w:tabs>
-        <w:ind w:left="3600" w:hanging="360"/>
-      </w:pPr>
-    </w:lvl>
-    <w:lvl w:ilvl="5" w:tentative="1">
-      <w:start w:val="1"/>
-      <w:numFmt w:val="decimal"/>
-      <w:lvlText w:val="%6."/>
-      <w:lvlJc w:val="left"/>
-      <w:pPr>
-        <w:tabs>
-          <w:tab w:val="num" w:pos="4320"/>
-        </w:tabs>
-        <w:ind w:left="4320" w:hanging="360"/>
-      </w:pPr>
-    </w:lvl>
-    <w:lvl w:ilvl="6" w:tentative="1">
-      <w:start w:val="1"/>
-      <w:numFmt w:val="decimal"/>
-      <w:lvlText w:val="%7."/>
-      <w:lvlJc w:val="left"/>
-      <w:pPr>
-        <w:tabs>
-          <w:tab w:val="num" w:pos="5040"/>
-        </w:tabs>
-        <w:ind w:left="5040" w:hanging="360"/>
-      </w:pPr>
-    </w:lvl>
-    <w:lvl w:ilvl="7" w:tentative="1">
-      <w:start w:val="1"/>
-      <w:numFmt w:val="decimal"/>
-      <w:lvlText w:val="%8."/>
-      <w:lvlJc w:val="left"/>
-      <w:pPr>
-        <w:tabs>
-          <w:tab w:val="num" w:pos="5760"/>
-        </w:tabs>
-        <w:ind w:left="5760" w:hanging="360"/>
-      </w:pPr>
-    </w:lvl>
-    <w:lvl w:ilvl="8" w:tentative="1">
-      <w:start w:val="1"/>
-      <w:numFmt w:val="decimal"/>
-      <w:lvlText w:val="%9."/>
-      <w:lvlJc w:val="left"/>
-      <w:pPr>
-        <w:tabs>
-          <w:tab w:val="num" w:pos="6480"/>
-        </w:tabs>
-        <w:ind w:left="6480" w:hanging="360"/>
-      </w:pPr>
-    </w:lvl>
-  </w:abstractNum>
-  <w:abstractNum w:abstractNumId="6" w15:restartNumberingAfterBreak="0">
-    <w:nsid w:val="1A3E638A"/>
-    <w:multiLevelType w:val="multilevel"/>
-    <w:tmpl w:val="F7D2EBF4"/>
+    <w:tmpl w:val="4790DA24"/>
     <w:lvl w:ilvl="0">
       <w:start w:val="1"/>
       <w:numFmt w:val="bullet"/>
@@ -41328,10 +47594,123 @@
       </w:rPr>
     </w:lvl>
   </w:abstractNum>
+  <w:abstractNum w:abstractNumId="6" w15:restartNumberingAfterBreak="0">
+    <w:nsid w:val="173C071E"/>
+    <w:multiLevelType w:val="multilevel"/>
+    <w:tmpl w:val="72187242"/>
+    <w:lvl w:ilvl="0">
+      <w:start w:val="1"/>
+      <w:numFmt w:val="decimal"/>
+      <w:lvlText w:val="%1."/>
+      <w:lvlJc w:val="left"/>
+      <w:pPr>
+        <w:tabs>
+          <w:tab w:val="num" w:pos="720"/>
+        </w:tabs>
+        <w:ind w:left="720" w:hanging="360"/>
+      </w:pPr>
+    </w:lvl>
+    <w:lvl w:ilvl="1" w:tentative="1">
+      <w:start w:val="1"/>
+      <w:numFmt w:val="decimal"/>
+      <w:lvlText w:val="%2."/>
+      <w:lvlJc w:val="left"/>
+      <w:pPr>
+        <w:tabs>
+          <w:tab w:val="num" w:pos="1440"/>
+        </w:tabs>
+        <w:ind w:left="1440" w:hanging="360"/>
+      </w:pPr>
+    </w:lvl>
+    <w:lvl w:ilvl="2" w:tentative="1">
+      <w:start w:val="1"/>
+      <w:numFmt w:val="decimal"/>
+      <w:lvlText w:val="%3."/>
+      <w:lvlJc w:val="left"/>
+      <w:pPr>
+        <w:tabs>
+          <w:tab w:val="num" w:pos="2160"/>
+        </w:tabs>
+        <w:ind w:left="2160" w:hanging="360"/>
+      </w:pPr>
+    </w:lvl>
+    <w:lvl w:ilvl="3" w:tentative="1">
+      <w:start w:val="1"/>
+      <w:numFmt w:val="decimal"/>
+      <w:lvlText w:val="%4."/>
+      <w:lvlJc w:val="left"/>
+      <w:pPr>
+        <w:tabs>
+          <w:tab w:val="num" w:pos="2880"/>
+        </w:tabs>
+        <w:ind w:left="2880" w:hanging="360"/>
+      </w:pPr>
+    </w:lvl>
+    <w:lvl w:ilvl="4" w:tentative="1">
+      <w:start w:val="1"/>
+      <w:numFmt w:val="decimal"/>
+      <w:lvlText w:val="%5."/>
+      <w:lvlJc w:val="left"/>
+      <w:pPr>
+        <w:tabs>
+          <w:tab w:val="num" w:pos="3600"/>
+        </w:tabs>
+        <w:ind w:left="3600" w:hanging="360"/>
+      </w:pPr>
+    </w:lvl>
+    <w:lvl w:ilvl="5" w:tentative="1">
+      <w:start w:val="1"/>
+      <w:numFmt w:val="decimal"/>
+      <w:lvlText w:val="%6."/>
+      <w:lvlJc w:val="left"/>
+      <w:pPr>
+        <w:tabs>
+          <w:tab w:val="num" w:pos="4320"/>
+        </w:tabs>
+        <w:ind w:left="4320" w:hanging="360"/>
+      </w:pPr>
+    </w:lvl>
+    <w:lvl w:ilvl="6" w:tentative="1">
+      <w:start w:val="1"/>
+      <w:numFmt w:val="decimal"/>
+      <w:lvlText w:val="%7."/>
+      <w:lvlJc w:val="left"/>
+      <w:pPr>
+        <w:tabs>
+          <w:tab w:val="num" w:pos="5040"/>
+        </w:tabs>
+        <w:ind w:left="5040" w:hanging="360"/>
+      </w:pPr>
+    </w:lvl>
+    <w:lvl w:ilvl="7" w:tentative="1">
+      <w:start w:val="1"/>
+      <w:numFmt w:val="decimal"/>
+      <w:lvlText w:val="%8."/>
+      <w:lvlJc w:val="left"/>
+      <w:pPr>
+        <w:tabs>
+          <w:tab w:val="num" w:pos="5760"/>
+        </w:tabs>
+        <w:ind w:left="5760" w:hanging="360"/>
+      </w:pPr>
+    </w:lvl>
+    <w:lvl w:ilvl="8" w:tentative="1">
+      <w:start w:val="1"/>
+      <w:numFmt w:val="decimal"/>
+      <w:lvlText w:val="%9."/>
+      <w:lvlJc w:val="left"/>
+      <w:pPr>
+        <w:tabs>
+          <w:tab w:val="num" w:pos="6480"/>
+        </w:tabs>
+        <w:ind w:left="6480" w:hanging="360"/>
+      </w:pPr>
+    </w:lvl>
+  </w:abstractNum>
   <w:abstractNum w:abstractNumId="7" w15:restartNumberingAfterBreak="0">
-    <w:nsid w:val="1B4B4557"/>
+    <w:nsid w:val="1A3E638A"/>
     <w:multiLevelType w:val="multilevel"/>
-    <w:tmpl w:val="98ACAE5C"/>
+    <w:tmpl w:val="F7D2EBF4"/>
     <w:lvl w:ilvl="0">
       <w:start w:val="1"/>
       <w:numFmt w:val="bullet"/>
@@ -41478,9 +47857,9 @@
     </w:lvl>
   </w:abstractNum>
   <w:abstractNum w:abstractNumId="8" w15:restartNumberingAfterBreak="0">
-    <w:nsid w:val="1D004990"/>
+    <w:nsid w:val="1B4B4557"/>
     <w:multiLevelType w:val="multilevel"/>
-    <w:tmpl w:val="BC220434"/>
+    <w:tmpl w:val="98ACAE5C"/>
     <w:lvl w:ilvl="0">
       <w:start w:val="1"/>
       <w:numFmt w:val="bullet"/>
@@ -41627,9 +48006,9 @@
     </w:lvl>
   </w:abstractNum>
   <w:abstractNum w:abstractNumId="9" w15:restartNumberingAfterBreak="0">
-    <w:nsid w:val="1F9970BB"/>
+    <w:nsid w:val="1D004990"/>
     <w:multiLevelType w:val="multilevel"/>
-    <w:tmpl w:val="E6863BFC"/>
+    <w:tmpl w:val="BC220434"/>
     <w:lvl w:ilvl="0">
       <w:start w:val="1"/>
       <w:numFmt w:val="bullet"/>
@@ -41776,9 +48155,9 @@
     </w:lvl>
   </w:abstractNum>
   <w:abstractNum w:abstractNumId="10" w15:restartNumberingAfterBreak="0">
-    <w:nsid w:val="2A4E2245"/>
+    <w:nsid w:val="1F9970BB"/>
     <w:multiLevelType w:val="multilevel"/>
-    <w:tmpl w:val="DEE0F204"/>
+    <w:tmpl w:val="E6863BFC"/>
     <w:lvl w:ilvl="0">
       <w:start w:val="1"/>
       <w:numFmt w:val="bullet"/>
@@ -41925,9 +48304,9 @@
     </w:lvl>
   </w:abstractNum>
   <w:abstractNum w:abstractNumId="11" w15:restartNumberingAfterBreak="0">
-    <w:nsid w:val="2B453BE4"/>
+    <w:nsid w:val="2A4E2245"/>
     <w:multiLevelType w:val="multilevel"/>
-    <w:tmpl w:val="D214F1D8"/>
+    <w:tmpl w:val="DEE0F204"/>
     <w:lvl w:ilvl="0">
       <w:start w:val="1"/>
       <w:numFmt w:val="bullet"/>
@@ -42074,235 +48453,9 @@
     </w:lvl>
   </w:abstractNum>
   <w:abstractNum w:abstractNumId="12" w15:restartNumberingAfterBreak="0">
-    <w:nsid w:val="2B813B69"/>
+    <w:nsid w:val="2B453BE4"/>
     <w:multiLevelType w:val="multilevel"/>
-    <w:tmpl w:val="F3AA4B66"/>
-    <w:lvl w:ilvl="0">
-      <w:start w:val="1"/>
-      <w:numFmt w:val="decimal"/>
-      <w:lvlText w:val="%1."/>
-      <w:lvlJc w:val="left"/>
-      <w:pPr>
-        <w:tabs>
-          <w:tab w:val="num" w:pos="720"/>
-        </w:tabs>
-        <w:ind w:left="720" w:hanging="360"/>
-      </w:pPr>
-    </w:lvl>
-    <w:lvl w:ilvl="1" w:tentative="1">
-      <w:start w:val="1"/>
-      <w:numFmt w:val="decimal"/>
-      <w:lvlText w:val="%2."/>
-      <w:lvlJc w:val="left"/>
-      <w:pPr>
-        <w:tabs>
-          <w:tab w:val="num" w:pos="1440"/>
-        </w:tabs>
-        <w:ind w:left="1440" w:hanging="360"/>
-      </w:pPr>
-    </w:lvl>
-    <w:lvl w:ilvl="2" w:tentative="1">
-      <w:start w:val="1"/>
-      <w:numFmt w:val="decimal"/>
-      <w:lvlText w:val="%3."/>
-      <w:lvlJc w:val="left"/>
-      <w:pPr>
-        <w:tabs>
-          <w:tab w:val="num" w:pos="2160"/>
-        </w:tabs>
-        <w:ind w:left="2160" w:hanging="360"/>
-      </w:pPr>
-    </w:lvl>
-    <w:lvl w:ilvl="3" w:tentative="1">
-      <w:start w:val="1"/>
-      <w:numFmt w:val="decimal"/>
-      <w:lvlText w:val="%4."/>
-      <w:lvlJc w:val="left"/>
-      <w:pPr>
-        <w:tabs>
-          <w:tab w:val="num" w:pos="2880"/>
-        </w:tabs>
-        <w:ind w:left="2880" w:hanging="360"/>
-      </w:pPr>
-    </w:lvl>
-    <w:lvl w:ilvl="4" w:tentative="1">
-      <w:start w:val="1"/>
-      <w:numFmt w:val="decimal"/>
-      <w:lvlText w:val="%5."/>
-      <w:lvlJc w:val="left"/>
-      <w:pPr>
-        <w:tabs>
-          <w:tab w:val="num" w:pos="3600"/>
-        </w:tabs>
-        <w:ind w:left="3600" w:hanging="360"/>
-      </w:pPr>
-    </w:lvl>
-    <w:lvl w:ilvl="5" w:tentative="1">
-      <w:start w:val="1"/>
-      <w:numFmt w:val="decimal"/>
-      <w:lvlText w:val="%6."/>
-      <w:lvlJc w:val="left"/>
-      <w:pPr>
-        <w:tabs>
-          <w:tab w:val="num" w:pos="4320"/>
-        </w:tabs>
-        <w:ind w:left="4320" w:hanging="360"/>
-      </w:pPr>
-    </w:lvl>
-    <w:lvl w:ilvl="6" w:tentative="1">
-      <w:start w:val="1"/>
-      <w:numFmt w:val="decimal"/>
-      <w:lvlText w:val="%7."/>
-      <w:lvlJc w:val="left"/>
-      <w:pPr>
-        <w:tabs>
-          <w:tab w:val="num" w:pos="5040"/>
-        </w:tabs>
-        <w:ind w:left="5040" w:hanging="360"/>
-      </w:pPr>
-    </w:lvl>
-    <w:lvl w:ilvl="7" w:tentative="1">
-      <w:start w:val="1"/>
-      <w:numFmt w:val="decimal"/>
-      <w:lvlText w:val="%8."/>
-      <w:lvlJc w:val="left"/>
-      <w:pPr>
-        <w:tabs>
-          <w:tab w:val="num" w:pos="5760"/>
-        </w:tabs>
-        <w:ind w:left="5760" w:hanging="360"/>
-      </w:pPr>
-    </w:lvl>
-    <w:lvl w:ilvl="8" w:tentative="1">
-      <w:start w:val="1"/>
-      <w:numFmt w:val="decimal"/>
-      <w:lvlText w:val="%9."/>
-      <w:lvlJc w:val="left"/>
-      <w:pPr>
-        <w:tabs>
-          <w:tab w:val="num" w:pos="6480"/>
-        </w:tabs>
-        <w:ind w:left="6480" w:hanging="360"/>
-      </w:pPr>
-    </w:lvl>
-  </w:abstractNum>
-  <w:abstractNum w:abstractNumId="13" w15:restartNumberingAfterBreak="0">
-    <w:nsid w:val="439608D9"/>
-    <w:multiLevelType w:val="multilevel"/>
-    <w:tmpl w:val="52F050A2"/>
-    <w:lvl w:ilvl="0">
-      <w:start w:val="1"/>
-      <w:numFmt w:val="decimal"/>
-      <w:lvlText w:val="%1."/>
-      <w:lvlJc w:val="left"/>
-      <w:pPr>
-        <w:tabs>
-          <w:tab w:val="num" w:pos="720"/>
-        </w:tabs>
-        <w:ind w:left="720" w:hanging="360"/>
-      </w:pPr>
-    </w:lvl>
-    <w:lvl w:ilvl="1" w:tentative="1">
-      <w:start w:val="1"/>
-      <w:numFmt w:val="decimal"/>
-      <w:lvlText w:val="%2."/>
-      <w:lvlJc w:val="left"/>
-      <w:pPr>
-        <w:tabs>
-          <w:tab w:val="num" w:pos="1440"/>
-        </w:tabs>
-        <w:ind w:left="1440" w:hanging="360"/>
-      </w:pPr>
-    </w:lvl>
-    <w:lvl w:ilvl="2" w:tentative="1">
-      <w:start w:val="1"/>
-      <w:numFmt w:val="decimal"/>
-      <w:lvlText w:val="%3."/>
-      <w:lvlJc w:val="left"/>
-      <w:pPr>
-        <w:tabs>
-          <w:tab w:val="num" w:pos="2160"/>
-        </w:tabs>
-        <w:ind w:left="2160" w:hanging="360"/>
-      </w:pPr>
-    </w:lvl>
-    <w:lvl w:ilvl="3" w:tentative="1">
-      <w:start w:val="1"/>
-      <w:numFmt w:val="decimal"/>
-      <w:lvlText w:val="%4."/>
-      <w:lvlJc w:val="left"/>
-      <w:pPr>
-        <w:tabs>
-          <w:tab w:val="num" w:pos="2880"/>
-        </w:tabs>
-        <w:ind w:left="2880" w:hanging="360"/>
-      </w:pPr>
-    </w:lvl>
-    <w:lvl w:ilvl="4" w:tentative="1">
-      <w:start w:val="1"/>
-      <w:numFmt w:val="decimal"/>
-      <w:lvlText w:val="%5."/>
-      <w:lvlJc w:val="left"/>
-      <w:pPr>
-        <w:tabs>
-          <w:tab w:val="num" w:pos="3600"/>
-        </w:tabs>
-        <w:ind w:left="3600" w:hanging="360"/>
-      </w:pPr>
-    </w:lvl>
-    <w:lvl w:ilvl="5" w:tentative="1">
-      <w:start w:val="1"/>
-      <w:numFmt w:val="decimal"/>
-      <w:lvlText w:val="%6."/>
-      <w:lvlJc w:val="left"/>
-      <w:pPr>
-        <w:tabs>
-          <w:tab w:val="num" w:pos="4320"/>
-        </w:tabs>
-        <w:ind w:left="4320" w:hanging="360"/>
-      </w:pPr>
-    </w:lvl>
-    <w:lvl w:ilvl="6" w:tentative="1">
-      <w:start w:val="1"/>
-      <w:numFmt w:val="decimal"/>
-      <w:lvlText w:val="%7."/>
-      <w:lvlJc w:val="left"/>
-      <w:pPr>
-        <w:tabs>
-          <w:tab w:val="num" w:pos="5040"/>
-        </w:tabs>
-        <w:ind w:left="5040" w:hanging="360"/>
-      </w:pPr>
-    </w:lvl>
-    <w:lvl w:ilvl="7" w:tentative="1">
-      <w:start w:val="1"/>
-      <w:numFmt w:val="decimal"/>
-      <w:lvlText w:val="%8."/>
-      <w:lvlJc w:val="left"/>
-      <w:pPr>
-        <w:tabs>
-          <w:tab w:val="num" w:pos="5760"/>
-        </w:tabs>
-        <w:ind w:left="5760" w:hanging="360"/>
-      </w:pPr>
-    </w:lvl>
-    <w:lvl w:ilvl="8" w:tentative="1">
-      <w:start w:val="1"/>
-      <w:numFmt w:val="decimal"/>
-      <w:lvlText w:val="%9."/>
-      <w:lvlJc w:val="left"/>
-      <w:pPr>
-        <w:tabs>
-          <w:tab w:val="num" w:pos="6480"/>
-        </w:tabs>
-        <w:ind w:left="6480" w:hanging="360"/>
-      </w:pPr>
-    </w:lvl>
-  </w:abstractNum>
-  <w:abstractNum w:abstractNumId="14" w15:restartNumberingAfterBreak="0">
-    <w:nsid w:val="45FA3EE0"/>
-    <w:multiLevelType w:val="multilevel"/>
-    <w:tmpl w:val="AA622562"/>
+    <w:tmpl w:val="D214F1D8"/>
     <w:lvl w:ilvl="0">
       <w:start w:val="1"/>
       <w:numFmt w:val="bullet"/>
@@ -42448,10 +48601,123 @@
       </w:rPr>
     </w:lvl>
   </w:abstractNum>
-  <w:abstractNum w:abstractNumId="15" w15:restartNumberingAfterBreak="0">
-    <w:nsid w:val="4E043F33"/>
+  <w:abstractNum w:abstractNumId="13" w15:restartNumberingAfterBreak="0">
+    <w:nsid w:val="2B813B69"/>
     <w:multiLevelType w:val="multilevel"/>
-    <w:tmpl w:val="6DE8EB2A"/>
+    <w:tmpl w:val="F3AA4B66"/>
+    <w:lvl w:ilvl="0">
+      <w:start w:val="1"/>
+      <w:numFmt w:val="decimal"/>
+      <w:lvlText w:val="%1."/>
+      <w:lvlJc w:val="left"/>
+      <w:pPr>
+        <w:tabs>
+          <w:tab w:val="num" w:pos="720"/>
+        </w:tabs>
+        <w:ind w:left="720" w:hanging="360"/>
+      </w:pPr>
+    </w:lvl>
+    <w:lvl w:ilvl="1" w:tentative="1">
+      <w:start w:val="1"/>
+      <w:numFmt w:val="decimal"/>
+      <w:lvlText w:val="%2."/>
+      <w:lvlJc w:val="left"/>
+      <w:pPr>
+        <w:tabs>
+          <w:tab w:val="num" w:pos="1440"/>
+        </w:tabs>
+        <w:ind w:left="1440" w:hanging="360"/>
+      </w:pPr>
+    </w:lvl>
+    <w:lvl w:ilvl="2" w:tentative="1">
+      <w:start w:val="1"/>
+      <w:numFmt w:val="decimal"/>
+      <w:lvlText w:val="%3."/>
+      <w:lvlJc w:val="left"/>
+      <w:pPr>
+        <w:tabs>
+          <w:tab w:val="num" w:pos="2160"/>
+        </w:tabs>
+        <w:ind w:left="2160" w:hanging="360"/>
+      </w:pPr>
+    </w:lvl>
+    <w:lvl w:ilvl="3" w:tentative="1">
+      <w:start w:val="1"/>
+      <w:numFmt w:val="decimal"/>
+      <w:lvlText w:val="%4."/>
+      <w:lvlJc w:val="left"/>
+      <w:pPr>
+        <w:tabs>
+          <w:tab w:val="num" w:pos="2880"/>
+        </w:tabs>
+        <w:ind w:left="2880" w:hanging="360"/>
+      </w:pPr>
+    </w:lvl>
+    <w:lvl w:ilvl="4" w:tentative="1">
+      <w:start w:val="1"/>
+      <w:numFmt w:val="decimal"/>
+      <w:lvlText w:val="%5."/>
+      <w:lvlJc w:val="left"/>
+      <w:pPr>
+        <w:tabs>
+          <w:tab w:val="num" w:pos="3600"/>
+        </w:tabs>
+        <w:ind w:left="3600" w:hanging="360"/>
+      </w:pPr>
+    </w:lvl>
+    <w:lvl w:ilvl="5" w:tentative="1">
+      <w:start w:val="1"/>
+      <w:numFmt w:val="decimal"/>
+      <w:lvlText w:val="%6."/>
+      <w:lvlJc w:val="left"/>
+      <w:pPr>
+        <w:tabs>
+          <w:tab w:val="num" w:pos="4320"/>
+        </w:tabs>
+        <w:ind w:left="4320" w:hanging="360"/>
+      </w:pPr>
+    </w:lvl>
+    <w:lvl w:ilvl="6" w:tentative="1">
+      <w:start w:val="1"/>
+      <w:numFmt w:val="decimal"/>
+      <w:lvlText w:val="%7."/>
+      <w:lvlJc w:val="left"/>
+      <w:pPr>
+        <w:tabs>
+          <w:tab w:val="num" w:pos="5040"/>
+        </w:tabs>
+        <w:ind w:left="5040" w:hanging="360"/>
+      </w:pPr>
+    </w:lvl>
+    <w:lvl w:ilvl="7" w:tentative="1">
+      <w:start w:val="1"/>
+      <w:numFmt w:val="decimal"/>
+      <w:lvlText w:val="%8."/>
+      <w:lvlJc w:val="left"/>
+      <w:pPr>
+        <w:tabs>
+          <w:tab w:val="num" w:pos="5760"/>
+        </w:tabs>
+        <w:ind w:left="5760" w:hanging="360"/>
+      </w:pPr>
+    </w:lvl>
+    <w:lvl w:ilvl="8" w:tentative="1">
+      <w:start w:val="1"/>
+      <w:numFmt w:val="decimal"/>
+      <w:lvlText w:val="%9."/>
+      <w:lvlJc w:val="left"/>
+      <w:pPr>
+        <w:tabs>
+          <w:tab w:val="num" w:pos="6480"/>
+        </w:tabs>
+        <w:ind w:left="6480" w:hanging="360"/>
+      </w:pPr>
+    </w:lvl>
+  </w:abstractNum>
+  <w:abstractNum w:abstractNumId="14" w15:restartNumberingAfterBreak="0">
+    <w:nsid w:val="32F639BF"/>
+    <w:multiLevelType w:val="multilevel"/>
+    <w:tmpl w:val="2234A17E"/>
     <w:lvl w:ilvl="0">
       <w:start w:val="1"/>
       <w:numFmt w:val="bullet"/>
@@ -42597,10 +48863,123 @@
       </w:rPr>
     </w:lvl>
   </w:abstractNum>
+  <w:abstractNum w:abstractNumId="15" w15:restartNumberingAfterBreak="0">
+    <w:nsid w:val="439608D9"/>
+    <w:multiLevelType w:val="multilevel"/>
+    <w:tmpl w:val="52F050A2"/>
+    <w:lvl w:ilvl="0">
+      <w:start w:val="1"/>
+      <w:numFmt w:val="decimal"/>
+      <w:lvlText w:val="%1."/>
+      <w:lvlJc w:val="left"/>
+      <w:pPr>
+        <w:tabs>
+          <w:tab w:val="num" w:pos="720"/>
+        </w:tabs>
+        <w:ind w:left="720" w:hanging="360"/>
+      </w:pPr>
+    </w:lvl>
+    <w:lvl w:ilvl="1" w:tentative="1">
+      <w:start w:val="1"/>
+      <w:numFmt w:val="decimal"/>
+      <w:lvlText w:val="%2."/>
+      <w:lvlJc w:val="left"/>
+      <w:pPr>
+        <w:tabs>
+          <w:tab w:val="num" w:pos="1440"/>
+        </w:tabs>
+        <w:ind w:left="1440" w:hanging="360"/>
+      </w:pPr>
+    </w:lvl>
+    <w:lvl w:ilvl="2" w:tentative="1">
+      <w:start w:val="1"/>
+      <w:numFmt w:val="decimal"/>
+      <w:lvlText w:val="%3."/>
+      <w:lvlJc w:val="left"/>
+      <w:pPr>
+        <w:tabs>
+          <w:tab w:val="num" w:pos="2160"/>
+        </w:tabs>
+        <w:ind w:left="2160" w:hanging="360"/>
+      </w:pPr>
+    </w:lvl>
+    <w:lvl w:ilvl="3" w:tentative="1">
+      <w:start w:val="1"/>
+      <w:numFmt w:val="decimal"/>
+      <w:lvlText w:val="%4."/>
+      <w:lvlJc w:val="left"/>
+      <w:pPr>
+        <w:tabs>
+          <w:tab w:val="num" w:pos="2880"/>
+        </w:tabs>
+        <w:ind w:left="2880" w:hanging="360"/>
+      </w:pPr>
+    </w:lvl>
+    <w:lvl w:ilvl="4" w:tentative="1">
+      <w:start w:val="1"/>
+      <w:numFmt w:val="decimal"/>
+      <w:lvlText w:val="%5."/>
+      <w:lvlJc w:val="left"/>
+      <w:pPr>
+        <w:tabs>
+          <w:tab w:val="num" w:pos="3600"/>
+        </w:tabs>
+        <w:ind w:left="3600" w:hanging="360"/>
+      </w:pPr>
+    </w:lvl>
+    <w:lvl w:ilvl="5" w:tentative="1">
+      <w:start w:val="1"/>
+      <w:numFmt w:val="decimal"/>
+      <w:lvlText w:val="%6."/>
+      <w:lvlJc w:val="left"/>
+      <w:pPr>
+        <w:tabs>
+          <w:tab w:val="num" w:pos="4320"/>
+        </w:tabs>
+        <w:ind w:left="4320" w:hanging="360"/>
+      </w:pPr>
+    </w:lvl>
+    <w:lvl w:ilvl="6" w:tentative="1">
+      <w:start w:val="1"/>
+      <w:numFmt w:val="decimal"/>
+      <w:lvlText w:val="%7."/>
+      <w:lvlJc w:val="left"/>
+      <w:pPr>
+        <w:tabs>
+          <w:tab w:val="num" w:pos="5040"/>
+        </w:tabs>
+        <w:ind w:left="5040" w:hanging="360"/>
+      </w:pPr>
+    </w:lvl>
+    <w:lvl w:ilvl="7" w:tentative="1">
+      <w:start w:val="1"/>
+      <w:numFmt w:val="decimal"/>
+      <w:lvlText w:val="%8."/>
+      <w:lvlJc w:val="left"/>
+      <w:pPr>
+        <w:tabs>
+          <w:tab w:val="num" w:pos="5760"/>
+        </w:tabs>
+        <w:ind w:left="5760" w:hanging="360"/>
+      </w:pPr>
+    </w:lvl>
+    <w:lvl w:ilvl="8" w:tentative="1">
+      <w:start w:val="1"/>
+      <w:numFmt w:val="decimal"/>
+      <w:lvlText w:val="%9."/>
+      <w:lvlJc w:val="left"/>
+      <w:pPr>
+        <w:tabs>
+          <w:tab w:val="num" w:pos="6480"/>
+        </w:tabs>
+        <w:ind w:left="6480" w:hanging="360"/>
+      </w:pPr>
+    </w:lvl>
+  </w:abstractNum>
   <w:abstractNum w:abstractNumId="16" w15:restartNumberingAfterBreak="0">
-    <w:nsid w:val="54174405"/>
+    <w:nsid w:val="45FA3EE0"/>
     <w:multiLevelType w:val="multilevel"/>
-    <w:tmpl w:val="744C0FBC"/>
+    <w:tmpl w:val="AA622562"/>
     <w:lvl w:ilvl="0">
       <w:start w:val="1"/>
       <w:numFmt w:val="bullet"/>
@@ -42747,9 +49126,9 @@
     </w:lvl>
   </w:abstractNum>
   <w:abstractNum w:abstractNumId="17" w15:restartNumberingAfterBreak="0">
-    <w:nsid w:val="56AD6F7A"/>
+    <w:nsid w:val="4E043F33"/>
     <w:multiLevelType w:val="multilevel"/>
-    <w:tmpl w:val="B83ED8C0"/>
+    <w:tmpl w:val="6DE8EB2A"/>
     <w:lvl w:ilvl="0">
       <w:start w:val="1"/>
       <w:numFmt w:val="bullet"/>
@@ -42896,9 +49275,9 @@
     </w:lvl>
   </w:abstractNum>
   <w:abstractNum w:abstractNumId="18" w15:restartNumberingAfterBreak="0">
-    <w:nsid w:val="5B272714"/>
+    <w:nsid w:val="54174405"/>
     <w:multiLevelType w:val="multilevel"/>
-    <w:tmpl w:val="E60AB22E"/>
+    <w:tmpl w:val="744C0FBC"/>
     <w:lvl w:ilvl="0">
       <w:start w:val="1"/>
       <w:numFmt w:val="bullet"/>
@@ -43045,9 +49424,9 @@
     </w:lvl>
   </w:abstractNum>
   <w:abstractNum w:abstractNumId="19" w15:restartNumberingAfterBreak="0">
-    <w:nsid w:val="5BE355F2"/>
+    <w:nsid w:val="56AD6F7A"/>
     <w:multiLevelType w:val="multilevel"/>
-    <w:tmpl w:val="C1DA3C4C"/>
+    <w:tmpl w:val="B83ED8C0"/>
     <w:lvl w:ilvl="0">
       <w:start w:val="1"/>
       <w:numFmt w:val="bullet"/>
@@ -43194,9 +49573,9 @@
     </w:lvl>
   </w:abstractNum>
   <w:abstractNum w:abstractNumId="20" w15:restartNumberingAfterBreak="0">
-    <w:nsid w:val="5EF2293D"/>
+    <w:nsid w:val="5B272714"/>
     <w:multiLevelType w:val="multilevel"/>
-    <w:tmpl w:val="A0BCC81A"/>
+    <w:tmpl w:val="E60AB22E"/>
     <w:lvl w:ilvl="0">
       <w:start w:val="1"/>
       <w:numFmt w:val="bullet"/>
@@ -43343,9 +49722,9 @@
     </w:lvl>
   </w:abstractNum>
   <w:abstractNum w:abstractNumId="21" w15:restartNumberingAfterBreak="0">
-    <w:nsid w:val="71093631"/>
+    <w:nsid w:val="5BE355F2"/>
     <w:multiLevelType w:val="multilevel"/>
-    <w:tmpl w:val="562E85C4"/>
+    <w:tmpl w:val="C1DA3C4C"/>
     <w:lvl w:ilvl="0">
       <w:start w:val="1"/>
       <w:numFmt w:val="bullet"/>
@@ -43491,71 +49870,375 @@
       </w:rPr>
     </w:lvl>
   </w:abstractNum>
+  <w:abstractNum w:abstractNumId="22" w15:restartNumberingAfterBreak="0">
+    <w:nsid w:val="5EF2293D"/>
+    <w:multiLevelType w:val="multilevel"/>
+    <w:tmpl w:val="A0BCC81A"/>
+    <w:lvl w:ilvl="0">
+      <w:start w:val="1"/>
+      <w:numFmt w:val="bullet"/>
+      <w:lvlText w:val=""/>
+      <w:lvlJc w:val="left"/>
+      <w:pPr>
+        <w:tabs>
+          <w:tab w:val="num" w:pos="720"/>
+        </w:tabs>
+        <w:ind w:left="720" w:hanging="360"/>
+      </w:pPr>
+      <w:rPr>
+        <w:rFonts w:ascii="Symbol" w:hAnsi="Symbol" w:hint="default"/>
+        <w:sz w:val="20"/>
+      </w:rPr>
+    </w:lvl>
+    <w:lvl w:ilvl="1" w:tentative="1">
+      <w:start w:val="1"/>
+      <w:numFmt w:val="bullet"/>
+      <w:lvlText w:val="o"/>
+      <w:lvlJc w:val="left"/>
+      <w:pPr>
+        <w:tabs>
+          <w:tab w:val="num" w:pos="1440"/>
+        </w:tabs>
+        <w:ind w:left="1440" w:hanging="360"/>
+      </w:pPr>
+      <w:rPr>
+        <w:rFonts w:ascii="Courier New" w:hAnsi="Courier New" w:hint="default"/>
+        <w:sz w:val="20"/>
+      </w:rPr>
+    </w:lvl>
+    <w:lvl w:ilvl="2" w:tentative="1">
+      <w:start w:val="1"/>
+      <w:numFmt w:val="bullet"/>
+      <w:lvlText w:val=""/>
+      <w:lvlJc w:val="left"/>
+      <w:pPr>
+        <w:tabs>
+          <w:tab w:val="num" w:pos="2160"/>
+        </w:tabs>
+        <w:ind w:left="2160" w:hanging="360"/>
+      </w:pPr>
+      <w:rPr>
+        <w:rFonts w:ascii="Wingdings" w:hAnsi="Wingdings" w:hint="default"/>
+        <w:sz w:val="20"/>
+      </w:rPr>
+    </w:lvl>
+    <w:lvl w:ilvl="3" w:tentative="1">
+      <w:start w:val="1"/>
+      <w:numFmt w:val="bullet"/>
+      <w:lvlText w:val=""/>
+      <w:lvlJc w:val="left"/>
+      <w:pPr>
+        <w:tabs>
+          <w:tab w:val="num" w:pos="2880"/>
+        </w:tabs>
+        <w:ind w:left="2880" w:hanging="360"/>
+      </w:pPr>
+      <w:rPr>
+        <w:rFonts w:ascii="Wingdings" w:hAnsi="Wingdings" w:hint="default"/>
+        <w:sz w:val="20"/>
+      </w:rPr>
+    </w:lvl>
+    <w:lvl w:ilvl="4" w:tentative="1">
+      <w:start w:val="1"/>
+      <w:numFmt w:val="bullet"/>
+      <w:lvlText w:val=""/>
+      <w:lvlJc w:val="left"/>
+      <w:pPr>
+        <w:tabs>
+          <w:tab w:val="num" w:pos="3600"/>
+        </w:tabs>
+        <w:ind w:left="3600" w:hanging="360"/>
+      </w:pPr>
+      <w:rPr>
+        <w:rFonts w:ascii="Wingdings" w:hAnsi="Wingdings" w:hint="default"/>
+        <w:sz w:val="20"/>
+      </w:rPr>
+    </w:lvl>
+    <w:lvl w:ilvl="5" w:tentative="1">
+      <w:start w:val="1"/>
+      <w:numFmt w:val="bullet"/>
+      <w:lvlText w:val=""/>
+      <w:lvlJc w:val="left"/>
+      <w:pPr>
+        <w:tabs>
+          <w:tab w:val="num" w:pos="4320"/>
+        </w:tabs>
+        <w:ind w:left="4320" w:hanging="360"/>
+      </w:pPr>
+      <w:rPr>
+        <w:rFonts w:ascii="Wingdings" w:hAnsi="Wingdings" w:hint="default"/>
+        <w:sz w:val="20"/>
+      </w:rPr>
+    </w:lvl>
+    <w:lvl w:ilvl="6" w:tentative="1">
+      <w:start w:val="1"/>
+      <w:numFmt w:val="bullet"/>
+      <w:lvlText w:val=""/>
+      <w:lvlJc w:val="left"/>
+      <w:pPr>
+        <w:tabs>
+          <w:tab w:val="num" w:pos="5040"/>
+        </w:tabs>
+        <w:ind w:left="5040" w:hanging="360"/>
+      </w:pPr>
+      <w:rPr>
+        <w:rFonts w:ascii="Wingdings" w:hAnsi="Wingdings" w:hint="default"/>
+        <w:sz w:val="20"/>
+      </w:rPr>
+    </w:lvl>
+    <w:lvl w:ilvl="7" w:tentative="1">
+      <w:start w:val="1"/>
+      <w:numFmt w:val="bullet"/>
+      <w:lvlText w:val=""/>
+      <w:lvlJc w:val="left"/>
+      <w:pPr>
+        <w:tabs>
+          <w:tab w:val="num" w:pos="5760"/>
+        </w:tabs>
+        <w:ind w:left="5760" w:hanging="360"/>
+      </w:pPr>
+      <w:rPr>
+        <w:rFonts w:ascii="Wingdings" w:hAnsi="Wingdings" w:hint="default"/>
+        <w:sz w:val="20"/>
+      </w:rPr>
+    </w:lvl>
+    <w:lvl w:ilvl="8" w:tentative="1">
+      <w:start w:val="1"/>
+      <w:numFmt w:val="bullet"/>
+      <w:lvlText w:val=""/>
+      <w:lvlJc w:val="left"/>
+      <w:pPr>
+        <w:tabs>
+          <w:tab w:val="num" w:pos="6480"/>
+        </w:tabs>
+        <w:ind w:left="6480" w:hanging="360"/>
+      </w:pPr>
+      <w:rPr>
+        <w:rFonts w:ascii="Wingdings" w:hAnsi="Wingdings" w:hint="default"/>
+        <w:sz w:val="20"/>
+      </w:rPr>
+    </w:lvl>
+  </w:abstractNum>
+  <w:abstractNum w:abstractNumId="23" w15:restartNumberingAfterBreak="0">
+    <w:nsid w:val="71093631"/>
+    <w:multiLevelType w:val="multilevel"/>
+    <w:tmpl w:val="562E85C4"/>
+    <w:lvl w:ilvl="0">
+      <w:start w:val="1"/>
+      <w:numFmt w:val="bullet"/>
+      <w:lvlText w:val=""/>
+      <w:lvlJc w:val="left"/>
+      <w:pPr>
+        <w:tabs>
+          <w:tab w:val="num" w:pos="720"/>
+        </w:tabs>
+        <w:ind w:left="720" w:hanging="360"/>
+      </w:pPr>
+      <w:rPr>
+        <w:rFonts w:ascii="Symbol" w:hAnsi="Symbol" w:hint="default"/>
+        <w:sz w:val="20"/>
+      </w:rPr>
+    </w:lvl>
+    <w:lvl w:ilvl="1" w:tentative="1">
+      <w:start w:val="1"/>
+      <w:numFmt w:val="bullet"/>
+      <w:lvlText w:val="o"/>
+      <w:lvlJc w:val="left"/>
+      <w:pPr>
+        <w:tabs>
+          <w:tab w:val="num" w:pos="1440"/>
+        </w:tabs>
+        <w:ind w:left="1440" w:hanging="360"/>
+      </w:pPr>
+      <w:rPr>
+        <w:rFonts w:ascii="Courier New" w:hAnsi="Courier New" w:hint="default"/>
+        <w:sz w:val="20"/>
+      </w:rPr>
+    </w:lvl>
+    <w:lvl w:ilvl="2" w:tentative="1">
+      <w:start w:val="1"/>
+      <w:numFmt w:val="bullet"/>
+      <w:lvlText w:val=""/>
+      <w:lvlJc w:val="left"/>
+      <w:pPr>
+        <w:tabs>
+          <w:tab w:val="num" w:pos="2160"/>
+        </w:tabs>
+        <w:ind w:left="2160" w:hanging="360"/>
+      </w:pPr>
+      <w:rPr>
+        <w:rFonts w:ascii="Wingdings" w:hAnsi="Wingdings" w:hint="default"/>
+        <w:sz w:val="20"/>
+      </w:rPr>
+    </w:lvl>
+    <w:lvl w:ilvl="3" w:tentative="1">
+      <w:start w:val="1"/>
+      <w:numFmt w:val="bullet"/>
+      <w:lvlText w:val=""/>
+      <w:lvlJc w:val="left"/>
+      <w:pPr>
+        <w:tabs>
+          <w:tab w:val="num" w:pos="2880"/>
+        </w:tabs>
+        <w:ind w:left="2880" w:hanging="360"/>
+      </w:pPr>
+      <w:rPr>
+        <w:rFonts w:ascii="Wingdings" w:hAnsi="Wingdings" w:hint="default"/>
+        <w:sz w:val="20"/>
+      </w:rPr>
+    </w:lvl>
+    <w:lvl w:ilvl="4" w:tentative="1">
+      <w:start w:val="1"/>
+      <w:numFmt w:val="bullet"/>
+      <w:lvlText w:val=""/>
+      <w:lvlJc w:val="left"/>
+      <w:pPr>
+        <w:tabs>
+          <w:tab w:val="num" w:pos="3600"/>
+        </w:tabs>
+        <w:ind w:left="3600" w:hanging="360"/>
+      </w:pPr>
+      <w:rPr>
+        <w:rFonts w:ascii="Wingdings" w:hAnsi="Wingdings" w:hint="default"/>
+        <w:sz w:val="20"/>
+      </w:rPr>
+    </w:lvl>
+    <w:lvl w:ilvl="5" w:tentative="1">
+      <w:start w:val="1"/>
+      <w:numFmt w:val="bullet"/>
+      <w:lvlText w:val=""/>
+      <w:lvlJc w:val="left"/>
+      <w:pPr>
+        <w:tabs>
+          <w:tab w:val="num" w:pos="4320"/>
+        </w:tabs>
+        <w:ind w:left="4320" w:hanging="360"/>
+      </w:pPr>
+      <w:rPr>
+        <w:rFonts w:ascii="Wingdings" w:hAnsi="Wingdings" w:hint="default"/>
+        <w:sz w:val="20"/>
+      </w:rPr>
+    </w:lvl>
+    <w:lvl w:ilvl="6" w:tentative="1">
+      <w:start w:val="1"/>
+      <w:numFmt w:val="bullet"/>
+      <w:lvlText w:val=""/>
+      <w:lvlJc w:val="left"/>
+      <w:pPr>
+        <w:tabs>
+          <w:tab w:val="num" w:pos="5040"/>
+        </w:tabs>
+        <w:ind w:left="5040" w:hanging="360"/>
+      </w:pPr>
+      <w:rPr>
+        <w:rFonts w:ascii="Wingdings" w:hAnsi="Wingdings" w:hint="default"/>
+        <w:sz w:val="20"/>
+      </w:rPr>
+    </w:lvl>
+    <w:lvl w:ilvl="7" w:tentative="1">
+      <w:start w:val="1"/>
+      <w:numFmt w:val="bullet"/>
+      <w:lvlText w:val=""/>
+      <w:lvlJc w:val="left"/>
+      <w:pPr>
+        <w:tabs>
+          <w:tab w:val="num" w:pos="5760"/>
+        </w:tabs>
+        <w:ind w:left="5760" w:hanging="360"/>
+      </w:pPr>
+      <w:rPr>
+        <w:rFonts w:ascii="Wingdings" w:hAnsi="Wingdings" w:hint="default"/>
+        <w:sz w:val="20"/>
+      </w:rPr>
+    </w:lvl>
+    <w:lvl w:ilvl="8" w:tentative="1">
+      <w:start w:val="1"/>
+      <w:numFmt w:val="bullet"/>
+      <w:lvlText w:val=""/>
+      <w:lvlJc w:val="left"/>
+      <w:pPr>
+        <w:tabs>
+          <w:tab w:val="num" w:pos="6480"/>
+        </w:tabs>
+        <w:ind w:left="6480" w:hanging="360"/>
+      </w:pPr>
+      <w:rPr>
+        <w:rFonts w:ascii="Wingdings" w:hAnsi="Wingdings" w:hint="default"/>
+        <w:sz w:val="20"/>
+      </w:rPr>
+    </w:lvl>
+  </w:abstractNum>
   <w:num w:numId="1">
+    <w:abstractNumId w:val="22"/>
+  </w:num>
+  <w:num w:numId="2">
+    <w:abstractNumId w:val="6"/>
+  </w:num>
+  <w:num w:numId="3">
+    <w:abstractNumId w:val="4"/>
+  </w:num>
+  <w:num w:numId="4">
+    <w:abstractNumId w:val="13"/>
+  </w:num>
+  <w:num w:numId="5">
     <w:abstractNumId w:val="20"/>
   </w:num>
-  <w:num w:numId="2">
+  <w:num w:numId="6">
+    <w:abstractNumId w:val="8"/>
+  </w:num>
+  <w:num w:numId="7">
+    <w:abstractNumId w:val="18"/>
+  </w:num>
+  <w:num w:numId="8">
+    <w:abstractNumId w:val="3"/>
+  </w:num>
+  <w:num w:numId="9">
+    <w:abstractNumId w:val="12"/>
+  </w:num>
+  <w:num w:numId="10">
+    <w:abstractNumId w:val="19"/>
+  </w:num>
+  <w:num w:numId="11">
+    <w:abstractNumId w:val="17"/>
+  </w:num>
+  <w:num w:numId="12">
+    <w:abstractNumId w:val="7"/>
+  </w:num>
+  <w:num w:numId="13">
+    <w:abstractNumId w:val="16"/>
+  </w:num>
+  <w:num w:numId="14">
     <w:abstractNumId w:val="5"/>
   </w:num>
-  <w:num w:numId="3">
-    <w:abstractNumId w:val="3"/>
+  <w:num w:numId="15">
+    <w:abstractNumId w:val="10"/>
   </w:num>
-  <w:num w:numId="4">
-    <w:abstractNumId w:val="12"/>
+  <w:num w:numId="16">
+    <w:abstractNumId w:val="15"/>
   </w:num>
-  <w:num w:numId="5">
-    <w:abstractNumId w:val="18"/>
+  <w:num w:numId="17">
+    <w:abstractNumId w:val="23"/>
   </w:num>
-  <w:num w:numId="6">
-    <w:abstractNumId w:val="7"/>
+  <w:num w:numId="18">
+    <w:abstractNumId w:val="9"/>
   </w:num>
-  <w:num w:numId="7">
-    <w:abstractNumId w:val="16"/>
-  </w:num>
-  <w:num w:numId="8">
+  <w:num w:numId="19">
     <w:abstractNumId w:val="2"/>
   </w:num>
-  <w:num w:numId="9">
+  <w:num w:numId="20">
     <w:abstractNumId w:val="11"/>
   </w:num>
-  <w:num w:numId="10">
-    <w:abstractNumId w:val="17"/>
+  <w:num w:numId="21">
+    <w:abstractNumId w:val="1"/>
   </w:num>
-  <w:num w:numId="11">
-    <w:abstractNumId w:val="15"/>
+  <w:num w:numId="22">
+    <w:abstractNumId w:val="21"/>
   </w:num>
-  <w:num w:numId="12">
-    <w:abstractNumId w:val="6"/>
-  </w:num>
-  <w:num w:numId="13">
+  <w:num w:numId="23">
     <w:abstractNumId w:val="14"/>
   </w:num>
-  <w:num w:numId="14">
-    <w:abstractNumId w:val="4"/>
-  </w:num>
-  <w:num w:numId="15">
-    <w:abstractNumId w:val="9"/>
-  </w:num>
-  <w:num w:numId="16">
-    <w:abstractNumId w:val="13"/>
-  </w:num>
-  <w:num w:numId="17">
-    <w:abstractNumId w:val="21"/>
-  </w:num>
-  <w:num w:numId="18">
-    <w:abstractNumId w:val="8"/>
-  </w:num>
-  <w:num w:numId="19">
-    <w:abstractNumId w:val="1"/>
-  </w:num>
-  <w:num w:numId="20">
-    <w:abstractNumId w:val="10"/>
-  </w:num>
-  <w:num w:numId="21">
+  <w:num w:numId="24">
     <w:abstractNumId w:val="0"/>
-  </w:num>
-  <w:num w:numId="22">
-    <w:abstractNumId w:val="19"/>
   </w:num>
 </w:numbering>
 </file>

--- a/Kapitel 3 neu/Neufassung 3.2 - V3/3.2 Mathematische Grundlagen_V2.docx
+++ b/Kapitel 3 neu/Neufassung 3.2 - V3/3.2 Mathematische Grundlagen_V2.docx
@@ -40351,7 +40351,29 @@
         <w:pStyle w:val="StandardWeb"/>
       </w:pPr>
       <w:r>
-        <w:t>Seien (V) und (W) Vektorräume und</w:t>
+        <w:t xml:space="preserve">Seien </w:t>
+      </w:r>
+      <m:oMath>
+        <m:r>
+          <w:rPr>
+            <w:rFonts w:ascii="Cambria Math" w:hAnsi="Cambria Math"/>
+          </w:rPr>
+          <m:t>V</m:t>
+        </m:r>
+      </m:oMath>
+      <w:r>
+        <w:t xml:space="preserve"> und </w:t>
+      </w:r>
+      <m:oMath>
+        <m:r>
+          <w:rPr>
+            <w:rFonts w:ascii="Cambria Math" w:hAnsi="Cambria Math"/>
+          </w:rPr>
+          <m:t>W</m:t>
+        </m:r>
+      </m:oMath>
+      <w:r>
+        <w:t xml:space="preserve"> Vektorräume und</w:t>
       </w:r>
       <w:r>
         <w:t xml:space="preserve"> </w:t>
@@ -40399,7 +40421,18 @@
         <w:pStyle w:val="StandardWeb"/>
       </w:pPr>
       <w:r>
-        <w:t>Das Bild von (T) definiere ich durch</w:t>
+        <w:t xml:space="preserve">Das Bild von </w:t>
+      </w:r>
+      <m:oMath>
+        <m:r>
+          <w:rPr>
+            <w:rFonts w:ascii="Cambria Math" w:hAnsi="Cambria Math"/>
+          </w:rPr>
+          <m:t>T</m:t>
+        </m:r>
+      </m:oMath>
+      <w:r>
+        <w:t xml:space="preserve"> definiere ich durch</w:t>
       </w:r>
     </w:p>
     <w:p>
@@ -40576,8 +40609,16 @@
           <w:numId w:val="23"/>
         </w:numPr>
       </w:pPr>
-      <w:r>
-        <w:t>(T) die lineare Abbildung,</w:t>
+      <m:oMath>
+        <m:r>
+          <w:rPr>
+            <w:rFonts w:ascii="Cambria Math" w:hAnsi="Cambria Math"/>
+          </w:rPr>
+          <m:t>T</m:t>
+        </m:r>
+      </m:oMath>
+      <w:r>
+        <w:t xml:space="preserve"> die lineare Abbildung,</w:t>
       </w:r>
     </w:p>
     <w:p>
@@ -40588,8 +40629,16 @@
           <w:numId w:val="23"/>
         </w:numPr>
       </w:pPr>
-      <w:r>
-        <w:t>(V) ihren Definitionsraum,</w:t>
+      <m:oMath>
+        <m:r>
+          <w:rPr>
+            <w:rFonts w:ascii="Cambria Math" w:hAnsi="Cambria Math"/>
+          </w:rPr>
+          <m:t>V</m:t>
+        </m:r>
+      </m:oMath>
+      <w:r>
+        <w:t xml:space="preserve"> ihren Definitionsraum,</w:t>
       </w:r>
     </w:p>
     <w:p>
@@ -40600,8 +40649,16 @@
           <w:numId w:val="23"/>
         </w:numPr>
       </w:pPr>
-      <w:r>
-        <w:t>(W) ihren Zielraum,</w:t>
+      <m:oMath>
+        <m:r>
+          <w:rPr>
+            <w:rFonts w:ascii="Cambria Math" w:hAnsi="Cambria Math"/>
+          </w:rPr>
+          <m:t>W</m:t>
+        </m:r>
+      </m:oMath>
+      <w:r>
+        <w:t xml:space="preserve"> ihren Zielraum,</w:t>
       </w:r>
     </w:p>
     <w:p>
@@ -40612,8 +40669,27 @@
           <w:numId w:val="23"/>
         </w:numPr>
       </w:pPr>
-      <w:r>
-        <w:t>(v) einen Vektor aus (V),</w:t>
+      <m:oMath>
+        <m:r>
+          <w:rPr>
+            <w:rFonts w:ascii="Cambria Math" w:hAnsi="Cambria Math"/>
+          </w:rPr>
+          <m:t>v</m:t>
+        </m:r>
+      </m:oMath>
+      <w:r>
+        <w:t xml:space="preserve"> einen Vektor aus </w:t>
+      </w:r>
+      <m:oMath>
+        <m:r>
+          <w:rPr>
+            <w:rFonts w:ascii="Cambria Math" w:hAnsi="Cambria Math"/>
+          </w:rPr>
+          <m:t>V</m:t>
+        </m:r>
+      </m:oMath>
+      <w:r>
+        <w:t>,</w:t>
       </w:r>
     </w:p>
     <w:p>
@@ -40624,40 +40700,12 @@
           <w:numId w:val="23"/>
         </w:numPr>
       </w:pPr>
-      <w:r>
-        <w:t>(T(v)) den zugehörigen Bildvektor.</w:t>
-      </w:r>
-    </w:p>
-    <w:p>
-      <w:pPr>
-        <w:pStyle w:val="StandardWeb"/>
-      </w:pPr>
-      <w:r>
-        <w:t>Das Bild enthält damit genau diejenigen Vektoren des Zielraums, die durch Anwendung von (T) auf mindestens einen Vektor des Definitionsraums tatsächlich entstehen können [71, 74, 82].</w:t>
-      </w:r>
-    </w:p>
-    <w:p>
-      <w:pPr>
-        <w:pStyle w:val="StandardWeb"/>
-      </w:pPr>
-      <w:r>
-        <w:t>Im Allgemeinen muss das Bild nicht mit dem gesamten Zielraum übereinstimmen. Es gilt lediglich</w:t>
-      </w:r>
       <m:oMath>
         <m:r>
           <w:rPr>
             <w:rFonts w:ascii="Cambria Math" w:hAnsi="Cambria Math"/>
           </w:rPr>
-          <m:t xml:space="preserve"> </m:t>
-        </m:r>
-        <m:r>
-          <m:rPr>
-            <m:nor/>
-          </m:rPr>
-          <w:rPr>
-            <w:rFonts w:ascii="Cambria Math" w:hAnsi="Cambria Math"/>
-          </w:rPr>
-          <m:t>Bild</m:t>
+          <m:t>T</m:t>
         </m:r>
         <m:d>
           <m:dPr>
@@ -40673,6 +40721,71 @@
               <w:rPr>
                 <w:rFonts w:ascii="Cambria Math" w:hAnsi="Cambria Math"/>
               </w:rPr>
+              <m:t>v</m:t>
+            </m:r>
+          </m:e>
+        </m:d>
+      </m:oMath>
+      <w:r>
+        <w:t xml:space="preserve"> den zugehörigen Bildvektor.</w:t>
+      </w:r>
+    </w:p>
+    <w:p>
+      <w:pPr>
+        <w:pStyle w:val="StandardWeb"/>
+      </w:pPr>
+      <w:r>
+        <w:t xml:space="preserve">Das Bild enthält damit genau diejenigen Vektoren des Zielraums, die durch Anwendung von </w:t>
+      </w:r>
+      <m:oMath>
+        <m:r>
+          <w:rPr>
+            <w:rFonts w:ascii="Cambria Math" w:hAnsi="Cambria Math"/>
+          </w:rPr>
+          <m:t>T</m:t>
+        </m:r>
+      </m:oMath>
+      <w:r>
+        <w:t xml:space="preserve"> auf mindestens einen Vektor des Definitionsraums tatsächlich entstehen können [71, 74, 82].</w:t>
+      </w:r>
+    </w:p>
+    <w:p>
+      <w:pPr>
+        <w:pStyle w:val="StandardWeb"/>
+      </w:pPr>
+      <w:r>
+        <w:t>Im Allgemeinen muss das Bild nicht mit dem gesamten Zielraum übereinstimmen. Es gilt lediglich</w:t>
+      </w:r>
+      <m:oMath>
+        <m:r>
+          <w:rPr>
+            <w:rFonts w:ascii="Cambria Math" w:hAnsi="Cambria Math"/>
+          </w:rPr>
+          <m:t xml:space="preserve"> </m:t>
+        </m:r>
+        <m:r>
+          <m:rPr>
+            <m:nor/>
+          </m:rPr>
+          <w:rPr>
+            <w:rFonts w:ascii="Cambria Math" w:hAnsi="Cambria Math"/>
+          </w:rPr>
+          <m:t>Bild</m:t>
+        </m:r>
+        <m:d>
+          <m:dPr>
+            <m:ctrlPr>
+              <w:rPr>
+                <w:rFonts w:ascii="Cambria Math" w:hAnsi="Cambria Math"/>
+                <w:i/>
+              </w:rPr>
+            </m:ctrlPr>
+          </m:dPr>
+          <m:e>
+            <m:r>
+              <w:rPr>
+                <w:rFonts w:ascii="Cambria Math" w:hAnsi="Cambria Math"/>
+              </w:rPr>
               <m:t>T</m:t>
             </m:r>
           </m:e>
@@ -40708,71 +40821,408 @@
         <w:pStyle w:val="StandardWeb"/>
       </w:pPr>
       <w:r>
-        <w:t>Da (T) linear ist, bildet (</w:t>
-      </w:r>
-      <w:r>
-        <w:t>\</w:t>
-      </w:r>
-      <w:proofErr w:type="spellStart"/>
-      <w:proofErr w:type="gramStart"/>
-      <w:r>
-        <w:t>text</w:t>
-      </w:r>
-      <w:proofErr w:type="spellEnd"/>
-      <w:r>
-        <w:t>{</w:t>
-      </w:r>
-      <w:proofErr w:type="gramEnd"/>
-      <w:r>
-        <w:t>Bild}(T)) selbst einen Untervektorraum von (W). Sind zwei Vektoren (w_</w:t>
-      </w:r>
-      <w:proofErr w:type="gramStart"/>
-      <w:r>
-        <w:t>1,w</w:t>
-      </w:r>
-      <w:proofErr w:type="gramEnd"/>
-      <w:r>
-        <w:t>_2\in</w:t>
-      </w:r>
-      <w:r>
-        <w:t>\</w:t>
-      </w:r>
-      <w:proofErr w:type="spellStart"/>
-      <w:r>
-        <w:t>text</w:t>
-      </w:r>
-      <w:proofErr w:type="spellEnd"/>
-      <w:r>
-        <w:t>{Bild}(T)), so existieren (v_1,v_2\in V) mit (T(v_1)=w_1) und (T(v_2)=w_2). Für Skalare (\</w:t>
-      </w:r>
-      <w:proofErr w:type="spellStart"/>
-      <w:proofErr w:type="gramStart"/>
-      <w:r>
-        <w:t>lambda</w:t>
-      </w:r>
-      <w:proofErr w:type="spellEnd"/>
-      <w:r>
-        <w:t>,\</w:t>
-      </w:r>
-      <w:proofErr w:type="spellStart"/>
-      <w:proofErr w:type="gramEnd"/>
-      <w:r>
-        <w:t>mu</w:t>
-      </w:r>
-      <w:proofErr w:type="spellEnd"/>
-      <w:r>
-        <w:t>) folgt aus der Linearität</w:t>
-      </w:r>
-    </w:p>
-    <w:p>
-      <w:pPr>
-        <w:pStyle w:val="berschrift1"/>
-        <w:rPr>
-          <w:b w:val="0"/>
-          <w:sz w:val="24"/>
-          <w:szCs w:val="24"/>
-        </w:rPr>
-      </w:pPr>
+        <w:t xml:space="preserve">Da </w:t>
+      </w:r>
+      <m:oMath>
+        <m:r>
+          <w:rPr>
+            <w:rFonts w:ascii="Cambria Math" w:hAnsi="Cambria Math"/>
+          </w:rPr>
+          <m:t>T</m:t>
+        </m:r>
+      </m:oMath>
+      <w:r>
+        <w:t xml:space="preserve"> linear ist, bildet </w:t>
+      </w:r>
+      <m:oMath>
+        <m:r>
+          <m:rPr>
+            <m:nor/>
+          </m:rPr>
+          <w:rPr>
+            <w:rFonts w:ascii="Cambria Math" w:hAnsi="Cambria Math"/>
+          </w:rPr>
+          <m:t>Bild</m:t>
+        </m:r>
+        <m:r>
+          <w:rPr>
+            <w:rFonts w:ascii="Cambria Math" w:hAnsi="Cambria Math"/>
+          </w:rPr>
+          <m:t>T</m:t>
+        </m:r>
+      </m:oMath>
+      <w:r>
+        <w:t xml:space="preserve"> selbst einen Untervektorraum von </w:t>
+      </w:r>
+      <m:oMath>
+        <m:r>
+          <w:rPr>
+            <w:rFonts w:ascii="Cambria Math" w:hAnsi="Cambria Math"/>
+          </w:rPr>
+          <m:t>W</m:t>
+        </m:r>
+      </m:oMath>
+      <w:r>
+        <w:t xml:space="preserve">. Sind zwei Vektoren </w:t>
+      </w:r>
+      <m:oMath>
+        <m:sSub>
+          <m:sSubPr>
+            <m:ctrlPr>
+              <w:rPr>
+                <w:rFonts w:ascii="Cambria Math" w:hAnsi="Cambria Math"/>
+                <w:i/>
+              </w:rPr>
+            </m:ctrlPr>
+          </m:sSubPr>
+          <m:e>
+            <m:r>
+              <w:rPr>
+                <w:rFonts w:ascii="Cambria Math" w:hAnsi="Cambria Math"/>
+              </w:rPr>
+              <m:t>w</m:t>
+            </m:r>
+          </m:e>
+          <m:sub>
+            <m:r>
+              <w:rPr>
+                <w:rFonts w:ascii="Cambria Math" w:hAnsi="Cambria Math"/>
+              </w:rPr>
+              <m:t>1</m:t>
+            </m:r>
+          </m:sub>
+        </m:sSub>
+        <m:r>
+          <w:rPr>
+            <w:rFonts w:ascii="Cambria Math" w:hAnsi="Cambria Math"/>
+          </w:rPr>
+          <m:t>,</m:t>
+        </m:r>
+        <m:sSub>
+          <m:sSubPr>
+            <m:ctrlPr>
+              <w:rPr>
+                <w:rFonts w:ascii="Cambria Math" w:hAnsi="Cambria Math"/>
+                <w:i/>
+              </w:rPr>
+            </m:ctrlPr>
+          </m:sSubPr>
+          <m:e>
+            <m:r>
+              <w:rPr>
+                <w:rFonts w:ascii="Cambria Math" w:hAnsi="Cambria Math"/>
+              </w:rPr>
+              <m:t>w</m:t>
+            </m:r>
+          </m:e>
+          <m:sub>
+            <m:r>
+              <w:rPr>
+                <w:rFonts w:ascii="Cambria Math" w:hAnsi="Cambria Math"/>
+              </w:rPr>
+              <m:t>2</m:t>
+            </m:r>
+          </m:sub>
+        </m:sSub>
+        <m:r>
+          <m:rPr>
+            <m:sty m:val="p"/>
+          </m:rPr>
+          <w:rPr>
+            <w:rFonts w:ascii="Cambria Math" w:hAnsi="Cambria Math"/>
+          </w:rPr>
+          <m:t>∈</m:t>
+        </m:r>
+        <m:r>
+          <m:rPr>
+            <m:nor/>
+          </m:rPr>
+          <w:rPr>
+            <w:rFonts w:ascii="Cambria Math" w:hAnsi="Cambria Math"/>
+          </w:rPr>
+          <m:t>Bild</m:t>
+        </m:r>
+        <m:r>
+          <w:rPr>
+            <w:rFonts w:ascii="Cambria Math" w:hAnsi="Cambria Math"/>
+          </w:rPr>
+          <m:t>T</m:t>
+        </m:r>
+      </m:oMath>
+      <w:r>
+        <w:t xml:space="preserve">, so existieren </w:t>
+      </w:r>
+      <m:oMath>
+        <m:sSub>
+          <m:sSubPr>
+            <m:ctrlPr>
+              <w:rPr>
+                <w:rFonts w:ascii="Cambria Math" w:hAnsi="Cambria Math"/>
+                <w:i/>
+              </w:rPr>
+            </m:ctrlPr>
+          </m:sSubPr>
+          <m:e>
+            <m:r>
+              <w:rPr>
+                <w:rFonts w:ascii="Cambria Math" w:hAnsi="Cambria Math"/>
+              </w:rPr>
+              <m:t>v</m:t>
+            </m:r>
+          </m:e>
+          <m:sub>
+            <m:r>
+              <w:rPr>
+                <w:rFonts w:ascii="Cambria Math" w:hAnsi="Cambria Math"/>
+              </w:rPr>
+              <m:t>1</m:t>
+            </m:r>
+          </m:sub>
+        </m:sSub>
+        <m:r>
+          <w:rPr>
+            <w:rFonts w:ascii="Cambria Math" w:hAnsi="Cambria Math"/>
+          </w:rPr>
+          <m:t>,</m:t>
+        </m:r>
+        <m:sSub>
+          <m:sSubPr>
+            <m:ctrlPr>
+              <w:rPr>
+                <w:rFonts w:ascii="Cambria Math" w:hAnsi="Cambria Math"/>
+                <w:i/>
+              </w:rPr>
+            </m:ctrlPr>
+          </m:sSubPr>
+          <m:e>
+            <m:r>
+              <w:rPr>
+                <w:rFonts w:ascii="Cambria Math" w:hAnsi="Cambria Math"/>
+              </w:rPr>
+              <m:t>v</m:t>
+            </m:r>
+          </m:e>
+          <m:sub>
+            <m:r>
+              <w:rPr>
+                <w:rFonts w:ascii="Cambria Math" w:hAnsi="Cambria Math"/>
+              </w:rPr>
+              <m:t>2</m:t>
+            </m:r>
+          </m:sub>
+        </m:sSub>
+        <m:r>
+          <m:rPr>
+            <m:sty m:val="p"/>
+          </m:rPr>
+          <w:rPr>
+            <w:rFonts w:ascii="Cambria Math" w:hAnsi="Cambria Math"/>
+          </w:rPr>
+          <m:t>∈</m:t>
+        </m:r>
+        <m:r>
+          <w:rPr>
+            <w:rFonts w:ascii="Cambria Math" w:hAnsi="Cambria Math"/>
+          </w:rPr>
+          <m:t>V</m:t>
+        </m:r>
+      </m:oMath>
+      <w:r>
+        <w:t xml:space="preserve"> mit </w:t>
+      </w:r>
+      <m:oMath>
+        <m:r>
+          <w:rPr>
+            <w:rFonts w:ascii="Cambria Math" w:hAnsi="Cambria Math"/>
+          </w:rPr>
+          <m:t>T</m:t>
+        </m:r>
+        <m:d>
+          <m:dPr>
+            <m:ctrlPr>
+              <w:rPr>
+                <w:rFonts w:ascii="Cambria Math" w:hAnsi="Cambria Math"/>
+                <w:i/>
+              </w:rPr>
+            </m:ctrlPr>
+          </m:dPr>
+          <m:e>
+            <m:sSub>
+              <m:sSubPr>
+                <m:ctrlPr>
+                  <w:rPr>
+                    <w:rFonts w:ascii="Cambria Math" w:hAnsi="Cambria Math"/>
+                    <w:i/>
+                  </w:rPr>
+                </m:ctrlPr>
+              </m:sSubPr>
+              <m:e>
+                <m:r>
+                  <w:rPr>
+                    <w:rFonts w:ascii="Cambria Math" w:hAnsi="Cambria Math"/>
+                  </w:rPr>
+                  <m:t>v</m:t>
+                </m:r>
+              </m:e>
+              <m:sub>
+                <m:r>
+                  <w:rPr>
+                    <w:rFonts w:ascii="Cambria Math" w:hAnsi="Cambria Math"/>
+                  </w:rPr>
+                  <m:t>1</m:t>
+                </m:r>
+              </m:sub>
+            </m:sSub>
+          </m:e>
+        </m:d>
+        <m:r>
+          <w:rPr>
+            <w:rFonts w:ascii="Cambria Math" w:hAnsi="Cambria Math"/>
+          </w:rPr>
+          <m:t>=</m:t>
+        </m:r>
+        <m:sSub>
+          <m:sSubPr>
+            <m:ctrlPr>
+              <w:rPr>
+                <w:rFonts w:ascii="Cambria Math" w:hAnsi="Cambria Math"/>
+                <w:i/>
+              </w:rPr>
+            </m:ctrlPr>
+          </m:sSubPr>
+          <m:e>
+            <m:r>
+              <w:rPr>
+                <w:rFonts w:ascii="Cambria Math" w:hAnsi="Cambria Math"/>
+              </w:rPr>
+              <m:t>w</m:t>
+            </m:r>
+          </m:e>
+          <m:sub>
+            <m:r>
+              <w:rPr>
+                <w:rFonts w:ascii="Cambria Math" w:hAnsi="Cambria Math"/>
+              </w:rPr>
+              <m:t>1</m:t>
+            </m:r>
+          </m:sub>
+        </m:sSub>
+      </m:oMath>
+      <w:r>
+        <w:t xml:space="preserve"> und </w:t>
+      </w:r>
+      <m:oMath>
+        <m:r>
+          <w:rPr>
+            <w:rFonts w:ascii="Cambria Math" w:hAnsi="Cambria Math"/>
+          </w:rPr>
+          <m:t>T</m:t>
+        </m:r>
+        <m:d>
+          <m:dPr>
+            <m:ctrlPr>
+              <w:rPr>
+                <w:rFonts w:ascii="Cambria Math" w:hAnsi="Cambria Math"/>
+                <w:i/>
+              </w:rPr>
+            </m:ctrlPr>
+          </m:dPr>
+          <m:e>
+            <m:sSub>
+              <m:sSubPr>
+                <m:ctrlPr>
+                  <w:rPr>
+                    <w:rFonts w:ascii="Cambria Math" w:hAnsi="Cambria Math"/>
+                    <w:i/>
+                  </w:rPr>
+                </m:ctrlPr>
+              </m:sSubPr>
+              <m:e>
+                <m:r>
+                  <w:rPr>
+                    <w:rFonts w:ascii="Cambria Math" w:hAnsi="Cambria Math"/>
+                  </w:rPr>
+                  <m:t>v</m:t>
+                </m:r>
+              </m:e>
+              <m:sub>
+                <m:r>
+                  <w:rPr>
+                    <w:rFonts w:ascii="Cambria Math" w:hAnsi="Cambria Math"/>
+                  </w:rPr>
+                  <m:t>2</m:t>
+                </m:r>
+              </m:sub>
+            </m:sSub>
+          </m:e>
+        </m:d>
+        <m:r>
+          <w:rPr>
+            <w:rFonts w:ascii="Cambria Math" w:hAnsi="Cambria Math"/>
+          </w:rPr>
+          <m:t>=</m:t>
+        </m:r>
+        <m:sSub>
+          <m:sSubPr>
+            <m:ctrlPr>
+              <w:rPr>
+                <w:rFonts w:ascii="Cambria Math" w:hAnsi="Cambria Math"/>
+                <w:i/>
+              </w:rPr>
+            </m:ctrlPr>
+          </m:sSubPr>
+          <m:e>
+            <m:r>
+              <w:rPr>
+                <w:rFonts w:ascii="Cambria Math" w:hAnsi="Cambria Math"/>
+              </w:rPr>
+              <m:t>w</m:t>
+            </m:r>
+          </m:e>
+          <m:sub>
+            <m:r>
+              <w:rPr>
+                <w:rFonts w:ascii="Cambria Math" w:hAnsi="Cambria Math"/>
+              </w:rPr>
+              <m:t>2</m:t>
+            </m:r>
+          </m:sub>
+        </m:sSub>
+      </m:oMath>
+      <w:r>
+        <w:t xml:space="preserve">. Für Skalare </w:t>
+      </w:r>
+      <m:oMath>
+        <m:r>
+          <m:rPr>
+            <m:sty m:val="p"/>
+          </m:rPr>
+          <w:rPr>
+            <w:rFonts w:ascii="Cambria Math" w:hAnsi="Cambria Math"/>
+          </w:rPr>
+          <m:t>λ</m:t>
+        </m:r>
+        <m:r>
+          <w:rPr>
+            <w:rFonts w:ascii="Cambria Math" w:hAnsi="Cambria Math"/>
+          </w:rPr>
+          <m:t>,</m:t>
+        </m:r>
+        <m:r>
+          <m:rPr>
+            <m:sty m:val="p"/>
+          </m:rPr>
+          <w:rPr>
+            <w:rFonts w:ascii="Cambria Math" w:hAnsi="Cambria Math"/>
+          </w:rPr>
+          <m:t>μ</m:t>
+        </m:r>
+      </m:oMath>
+      <w:r>
+        <w:t xml:space="preserve"> folgt aus der Linearität</w:t>
+      </w:r>
+    </w:p>
+    <w:p>
       <m:oMathPara>
         <m:oMath>
           <m:r>
@@ -40781,8 +41231,6 @@
             </m:rPr>
             <w:rPr>
               <w:rFonts w:ascii="Cambria Math" w:hAnsi="Cambria Math"/>
-              <w:sz w:val="24"/>
-              <w:szCs w:val="24"/>
             </w:rPr>
             <m:t>λ</m:t>
           </m:r>
@@ -40791,10 +41239,6 @@
               <m:ctrlPr>
                 <w:rPr>
                   <w:rFonts w:ascii="Cambria Math" w:hAnsi="Cambria Math"/>
-                  <w:b w:val="0"/>
-                  <w:i/>
-                  <w:sz w:val="24"/>
-                  <w:szCs w:val="24"/>
                 </w:rPr>
               </m:ctrlPr>
             </m:sSubPr>
@@ -40802,51 +41246,36 @@
               <m:r>
                 <w:rPr>
                   <w:rFonts w:ascii="Cambria Math" w:hAnsi="Cambria Math"/>
-                  <w:sz w:val="24"/>
-                  <w:szCs w:val="24"/>
                 </w:rPr>
                 <m:t>w</m:t>
               </m:r>
             </m:e>
             <m:sub>
               <m:r>
+                <m:rPr>
+                  <m:sty m:val="p"/>
+                </m:rPr>
                 <w:rPr>
                   <w:rFonts w:ascii="Cambria Math" w:hAnsi="Cambria Math"/>
-                  <w:sz w:val="24"/>
-                  <w:szCs w:val="24"/>
                 </w:rPr>
                 <m:t>1</m:t>
               </m:r>
             </m:sub>
           </m:sSub>
           <m:r>
-            <w:rPr>
-              <w:rFonts w:ascii="Cambria Math" w:hAnsi="Cambria Math"/>
-              <w:sz w:val="24"/>
-              <w:szCs w:val="24"/>
-            </w:rPr>
-            <m:t>+</m:t>
-          </m:r>
-          <m:r>
             <m:rPr>
               <m:sty m:val="p"/>
             </m:rPr>
             <w:rPr>
               <w:rFonts w:ascii="Cambria Math" w:hAnsi="Cambria Math"/>
-              <w:sz w:val="24"/>
-              <w:szCs w:val="24"/>
-            </w:rPr>
-            <m:t>μ</m:t>
+            </w:rPr>
+            <m:t>+μ</m:t>
           </m:r>
           <m:sSub>
             <m:sSubPr>
               <m:ctrlPr>
                 <w:rPr>
                   <w:rFonts w:ascii="Cambria Math" w:hAnsi="Cambria Math"/>
-                  <w:b w:val="0"/>
-                  <w:i/>
-                  <w:sz w:val="24"/>
-                  <w:szCs w:val="24"/>
                 </w:rPr>
               </m:ctrlPr>
             </m:sSubPr>
@@ -40854,36 +41283,34 @@
               <m:r>
                 <w:rPr>
                   <w:rFonts w:ascii="Cambria Math" w:hAnsi="Cambria Math"/>
-                  <w:sz w:val="24"/>
-                  <w:szCs w:val="24"/>
                 </w:rPr>
                 <m:t>w</m:t>
               </m:r>
             </m:e>
             <m:sub>
               <m:r>
+                <m:rPr>
+                  <m:sty m:val="p"/>
+                </m:rPr>
                 <w:rPr>
                   <w:rFonts w:ascii="Cambria Math" w:hAnsi="Cambria Math"/>
-                  <w:sz w:val="24"/>
-                  <w:szCs w:val="24"/>
                 </w:rPr>
                 <m:t>2</m:t>
               </m:r>
             </m:sub>
           </m:sSub>
           <m:r>
+            <m:rPr>
+              <m:sty m:val="p"/>
+            </m:rPr>
             <w:rPr>
               <w:rFonts w:ascii="Cambria Math" w:hAnsi="Cambria Math"/>
-              <w:sz w:val="24"/>
-              <w:szCs w:val="24"/>
             </w:rPr>
             <m:t>=</m:t>
           </m:r>
           <m:r>
             <w:rPr>
               <w:rFonts w:ascii="Cambria Math" w:hAnsi="Cambria Math"/>
-              <w:sz w:val="24"/>
-              <w:szCs w:val="24"/>
             </w:rPr>
             <m:t>T</m:t>
           </m:r>
@@ -40892,10 +41319,6 @@
               <m:ctrlPr>
                 <w:rPr>
                   <w:rFonts w:ascii="Cambria Math" w:hAnsi="Cambria Math"/>
-                  <w:b w:val="0"/>
-                  <w:i/>
-                  <w:sz w:val="24"/>
-                  <w:szCs w:val="24"/>
                 </w:rPr>
               </m:ctrlPr>
             </m:dPr>
@@ -40906,8 +41329,6 @@
                 </m:rPr>
                 <w:rPr>
                   <w:rFonts w:ascii="Cambria Math" w:hAnsi="Cambria Math"/>
-                  <w:sz w:val="24"/>
-                  <w:szCs w:val="24"/>
                 </w:rPr>
                 <m:t>λ</m:t>
               </m:r>
@@ -40916,10 +41337,6 @@
                   <m:ctrlPr>
                     <w:rPr>
                       <w:rFonts w:ascii="Cambria Math" w:hAnsi="Cambria Math"/>
-                      <w:b w:val="0"/>
-                      <w:i/>
-                      <w:sz w:val="24"/>
-                      <w:szCs w:val="24"/>
                     </w:rPr>
                   </m:ctrlPr>
                 </m:sSubPr>
@@ -40927,51 +41344,36 @@
                   <m:r>
                     <w:rPr>
                       <w:rFonts w:ascii="Cambria Math" w:hAnsi="Cambria Math"/>
-                      <w:sz w:val="24"/>
-                      <w:szCs w:val="24"/>
                     </w:rPr>
                     <m:t>v</m:t>
                   </m:r>
                 </m:e>
                 <m:sub>
                   <m:r>
+                    <m:rPr>
+                      <m:sty m:val="p"/>
+                    </m:rPr>
                     <w:rPr>
                       <w:rFonts w:ascii="Cambria Math" w:hAnsi="Cambria Math"/>
-                      <w:sz w:val="24"/>
-                      <w:szCs w:val="24"/>
                     </w:rPr>
                     <m:t>1</m:t>
                   </m:r>
                 </m:sub>
               </m:sSub>
               <m:r>
-                <w:rPr>
-                  <w:rFonts w:ascii="Cambria Math" w:hAnsi="Cambria Math"/>
-                  <w:sz w:val="24"/>
-                  <w:szCs w:val="24"/>
-                </w:rPr>
-                <m:t>+</m:t>
-              </m:r>
-              <m:r>
                 <m:rPr>
                   <m:sty m:val="p"/>
                 </m:rPr>
                 <w:rPr>
                   <w:rFonts w:ascii="Cambria Math" w:hAnsi="Cambria Math"/>
-                  <w:sz w:val="24"/>
-                  <w:szCs w:val="24"/>
-                </w:rPr>
-                <m:t>μ</m:t>
+                </w:rPr>
+                <m:t>+μ</m:t>
               </m:r>
               <m:sSub>
                 <m:sSubPr>
                   <m:ctrlPr>
                     <w:rPr>
                       <w:rFonts w:ascii="Cambria Math" w:hAnsi="Cambria Math"/>
-                      <w:b w:val="0"/>
-                      <w:i/>
-                      <w:sz w:val="24"/>
-                      <w:szCs w:val="24"/>
                     </w:rPr>
                   </m:ctrlPr>
                 </m:sSubPr>
@@ -40979,18 +41381,17 @@
                   <m:r>
                     <w:rPr>
                       <w:rFonts w:ascii="Cambria Math" w:hAnsi="Cambria Math"/>
-                      <w:sz w:val="24"/>
-                      <w:szCs w:val="24"/>
                     </w:rPr>
                     <m:t>v</m:t>
                   </m:r>
                 </m:e>
                 <m:sub>
                   <m:r>
+                    <m:rPr>
+                      <m:sty m:val="p"/>
+                    </m:rPr>
                     <w:rPr>
                       <w:rFonts w:ascii="Cambria Math" w:hAnsi="Cambria Math"/>
-                      <w:sz w:val="24"/>
-                      <w:szCs w:val="24"/>
                     </w:rPr>
                     <m:t>2</m:t>
                   </m:r>
@@ -41004,8 +41405,6 @@
             </m:rPr>
             <w:rPr>
               <w:rFonts w:ascii="Cambria Math" w:hAnsi="Cambria Math"/>
-              <w:sz w:val="24"/>
-              <w:szCs w:val="24"/>
             </w:rPr>
             <m:t>∈</m:t>
           </m:r>
@@ -41013,12 +41412,6 @@
             <m:rPr>
               <m:nor/>
             </m:rPr>
-            <w:rPr>
-              <w:rFonts w:ascii="Cambria Math" w:hAnsi="Cambria Math"/>
-              <w:b w:val="0"/>
-              <w:sz w:val="24"/>
-              <w:szCs w:val="24"/>
-            </w:rPr>
             <m:t>Bild</m:t>
           </m:r>
           <m:d>
@@ -41026,10 +41419,6 @@
               <m:ctrlPr>
                 <w:rPr>
                   <w:rFonts w:ascii="Cambria Math" w:hAnsi="Cambria Math"/>
-                  <w:b w:val="0"/>
-                  <w:i/>
-                  <w:sz w:val="24"/>
-                  <w:szCs w:val="24"/>
                 </w:rPr>
               </m:ctrlPr>
             </m:dPr>
@@ -41037,18 +41426,17 @@
               <m:r>
                 <w:rPr>
                   <w:rFonts w:ascii="Cambria Math" w:hAnsi="Cambria Math"/>
-                  <w:sz w:val="24"/>
-                  <w:szCs w:val="24"/>
                 </w:rPr>
                 <m:t>T</m:t>
               </m:r>
             </m:e>
           </m:d>
           <m:r>
+            <m:rPr>
+              <m:sty m:val="p"/>
+            </m:rPr>
             <w:rPr>
               <w:rFonts w:ascii="Cambria Math" w:hAnsi="Cambria Math"/>
-              <w:sz w:val="24"/>
-              <w:szCs w:val="24"/>
             </w:rPr>
             <m:t>.</m:t>
           </m:r>
@@ -41085,23 +41473,33 @@
         <w:pStyle w:val="StandardWeb"/>
       </w:pPr>
       <w:r>
-        <w:t>Der Kern derselben linearen Abbildung (</w:t>
-      </w:r>
-      <w:proofErr w:type="gramStart"/>
-      <w:r>
-        <w:t>T:V</w:t>
-      </w:r>
-      <w:proofErr w:type="gramEnd"/>
-      <w:r>
-        <w:t>\</w:t>
-      </w:r>
-      <w:proofErr w:type="spellStart"/>
-      <w:r>
-        <w:t>rightarrow</w:t>
-      </w:r>
-      <w:proofErr w:type="spellEnd"/>
-      <w:r>
-        <w:t xml:space="preserve"> W) besteht aus allen Vektoren des Definitionsraums, die auf den Nullvektor des Zielraums abgebildet werden:</w:t>
+        <w:t xml:space="preserve">Der Kern derselben linearen Abbildung </w:t>
+      </w:r>
+      <m:oMath>
+        <m:r>
+          <w:rPr>
+            <w:rFonts w:ascii="Cambria Math" w:hAnsi="Cambria Math"/>
+          </w:rPr>
+          <m:t>T:V</m:t>
+        </m:r>
+        <m:r>
+          <m:rPr>
+            <m:sty m:val="p"/>
+          </m:rPr>
+          <w:rPr>
+            <w:rFonts w:ascii="Cambria Math" w:hAnsi="Cambria Math"/>
+          </w:rPr>
+          <m:t>→</m:t>
+        </m:r>
+        <m:r>
+          <w:rPr>
+            <w:rFonts w:ascii="Cambria Math" w:hAnsi="Cambria Math"/>
+          </w:rPr>
+          <m:t>W</m:t>
+        </m:r>
+      </m:oMath>
+      <w:r>
+        <w:t xml:space="preserve"> besteht aus allen Vektoren des Definitionsraums, die auf den Nullvektor des Zielraums abgebildet werden:</w:t>
       </w:r>
     </w:p>
     <w:p>
@@ -41309,7 +41707,49 @@
         <w:pStyle w:val="StandardWeb"/>
       </w:pPr>
       <w:r>
-        <w:t>Dabei ist (0_W) der Nullvektor des Zielraums (W).</w:t>
+        <w:t xml:space="preserve">Dabei ist </w:t>
+      </w:r>
+      <m:oMath>
+        <m:sSub>
+          <m:sSubPr>
+            <m:ctrlPr>
+              <w:rPr>
+                <w:rFonts w:ascii="Cambria Math" w:hAnsi="Cambria Math"/>
+                <w:i/>
+              </w:rPr>
+            </m:ctrlPr>
+          </m:sSubPr>
+          <m:e>
+            <m:r>
+              <w:rPr>
+                <w:rFonts w:ascii="Cambria Math" w:hAnsi="Cambria Math"/>
+              </w:rPr>
+              <m:t>0</m:t>
+            </m:r>
+          </m:e>
+          <m:sub>
+            <m:r>
+              <w:rPr>
+                <w:rFonts w:ascii="Cambria Math" w:hAnsi="Cambria Math"/>
+              </w:rPr>
+              <m:t>W</m:t>
+            </m:r>
+          </m:sub>
+        </m:sSub>
+      </m:oMath>
+      <w:r>
+        <w:t xml:space="preserve"> der Nullvektor des Zielraums </w:t>
+      </w:r>
+      <m:oMath>
+        <m:r>
+          <w:rPr>
+            <w:rFonts w:ascii="Cambria Math" w:hAnsi="Cambria Math"/>
+          </w:rPr>
+          <m:t>W</m:t>
+        </m:r>
+      </m:oMath>
+      <w:r>
+        <w:t>.</w:t>
       </w:r>
     </w:p>
     <w:p>
@@ -41325,39 +41765,144 @@
         <w:pStyle w:val="StandardWeb"/>
       </w:pPr>
       <w:r>
-        <w:t>Auch der Kern ist ein Untervektorraum, diesmal des Definitionsraums (V). Für (v_</w:t>
+        <w:t xml:space="preserve">Auch der Kern ist ein Untervektorraum, diesmal des Definitionsraums </w:t>
+      </w:r>
+      <m:oMath>
+        <m:r>
+          <w:rPr>
+            <w:rFonts w:ascii="Cambria Math" w:hAnsi="Cambria Math"/>
+          </w:rPr>
+          <m:t>V</m:t>
+        </m:r>
+      </m:oMath>
+      <w:r>
+        <w:t xml:space="preserve">. Für </w:t>
+      </w:r>
+      <m:oMath>
+        <m:sSub>
+          <m:sSubPr>
+            <m:ctrlPr>
+              <w:rPr>
+                <w:rFonts w:ascii="Cambria Math" w:hAnsi="Cambria Math"/>
+                <w:i/>
+              </w:rPr>
+            </m:ctrlPr>
+          </m:sSubPr>
+          <m:e>
+            <m:r>
+              <w:rPr>
+                <w:rFonts w:ascii="Cambria Math" w:hAnsi="Cambria Math"/>
+              </w:rPr>
+              <m:t>v</m:t>
+            </m:r>
+          </m:e>
+          <m:sub>
+            <m:r>
+              <w:rPr>
+                <w:rFonts w:ascii="Cambria Math" w:hAnsi="Cambria Math"/>
+              </w:rPr>
+              <m:t>1</m:t>
+            </m:r>
+          </m:sub>
+        </m:sSub>
+        <m:r>
+          <w:rPr>
+            <w:rFonts w:ascii="Cambria Math" w:hAnsi="Cambria Math"/>
+          </w:rPr>
+          <m:t>,</m:t>
+        </m:r>
+        <m:sSub>
+          <m:sSubPr>
+            <m:ctrlPr>
+              <w:rPr>
+                <w:rFonts w:ascii="Cambria Math" w:hAnsi="Cambria Math"/>
+                <w:i/>
+              </w:rPr>
+            </m:ctrlPr>
+          </m:sSubPr>
+          <m:e>
+            <m:r>
+              <w:rPr>
+                <w:rFonts w:ascii="Cambria Math" w:hAnsi="Cambria Math"/>
+              </w:rPr>
+              <m:t>v</m:t>
+            </m:r>
+          </m:e>
+          <m:sub>
+            <m:r>
+              <w:rPr>
+                <w:rFonts w:ascii="Cambria Math" w:hAnsi="Cambria Math"/>
+              </w:rPr>
+              <m:t>2</m:t>
+            </m:r>
+          </m:sub>
+        </m:sSub>
+        <m:r>
+          <m:rPr>
+            <m:sty m:val="p"/>
+          </m:rPr>
+          <w:rPr>
+            <w:rFonts w:ascii="Cambria Math" w:hAnsi="Cambria Math"/>
+          </w:rPr>
+          <m:t>∈</m:t>
+        </m:r>
+        <m:func>
+          <m:funcPr>
+            <m:ctrlPr>
+              <w:rPr>
+                <w:rFonts w:ascii="Cambria Math" w:hAnsi="Cambria Math"/>
+              </w:rPr>
+            </m:ctrlPr>
+          </m:funcPr>
+          <m:fName>
+            <m:r>
+              <m:rPr>
+                <m:sty m:val="p"/>
+              </m:rPr>
+              <w:rPr>
+                <w:rFonts w:ascii="Cambria Math" w:hAnsi="Cambria Math"/>
+              </w:rPr>
+              <m:t>ker</m:t>
+            </m:r>
+            <m:ctrlPr>
+              <w:rPr>
+                <w:rFonts w:ascii="Cambria Math" w:hAnsi="Cambria Math"/>
+                <w:i/>
+              </w:rPr>
+            </m:ctrlPr>
+          </m:fName>
+          <m:e>
+            <m:d>
+              <m:dPr>
+                <m:ctrlPr>
+                  <w:rPr>
+                    <w:rFonts w:ascii="Cambria Math" w:hAnsi="Cambria Math"/>
+                    <w:i/>
+                  </w:rPr>
+                </m:ctrlPr>
+              </m:dPr>
+              <m:e>
+                <m:r>
+                  <w:rPr>
+                    <w:rFonts w:ascii="Cambria Math" w:hAnsi="Cambria Math"/>
+                  </w:rPr>
+                  <m:t>T</m:t>
+                </m:r>
+              </m:e>
+            </m:d>
+          </m:e>
+        </m:func>
+      </m:oMath>
+      <w:r>
+        <w:t xml:space="preserve"> und Skalare (\</w:t>
       </w:r>
       <w:proofErr w:type="gramStart"/>
       <w:r>
-        <w:t>1,v</w:t>
+        <w:t>lambda,\</w:t>
       </w:r>
       <w:proofErr w:type="gramEnd"/>
       <w:r>
-        <w:t>_2\in\</w:t>
-      </w:r>
-      <w:proofErr w:type="spellStart"/>
-      <w:r>
-        <w:t>ker</w:t>
-      </w:r>
-      <w:proofErr w:type="spellEnd"/>
-      <w:r>
-        <w:t>(T)) und Skalare (\</w:t>
-      </w:r>
-      <w:proofErr w:type="spellStart"/>
-      <w:r>
-        <w:t>lambda</w:t>
-      </w:r>
-      <w:proofErr w:type="spellEnd"/>
-      <w:r>
-        <w:t>,\</w:t>
-      </w:r>
-      <w:proofErr w:type="spellStart"/>
-      <w:r>
-        <w:t>mu</w:t>
-      </w:r>
-      <w:proofErr w:type="spellEnd"/>
-      <w:r>
-        <w:t>) gilt nämlich</w:t>
+        <w:t>mu) gilt nämlich</w:t>
       </w:r>
       <w:r>
         <w:br/>
@@ -41683,7 +42228,38 @@
         <w:pStyle w:val="StandardWeb"/>
       </w:pPr>
       <w:r>
-        <w:t>Der Nullvektor (0_V) gehört immer zum Kern, weil jede lineare Abbildung den Nullvektor auf den Nullvektor abbildet.</w:t>
+        <w:t xml:space="preserve">Der Nullvektor </w:t>
+      </w:r>
+      <m:oMath>
+        <m:sSub>
+          <m:sSubPr>
+            <m:ctrlPr>
+              <w:rPr>
+                <w:rFonts w:ascii="Cambria Math" w:hAnsi="Cambria Math"/>
+                <w:i/>
+              </w:rPr>
+            </m:ctrlPr>
+          </m:sSubPr>
+          <m:e>
+            <m:r>
+              <w:rPr>
+                <w:rFonts w:ascii="Cambria Math" w:hAnsi="Cambria Math"/>
+              </w:rPr>
+              <m:t>0</m:t>
+            </m:r>
+          </m:e>
+          <m:sub>
+            <m:r>
+              <w:rPr>
+                <w:rFonts w:ascii="Cambria Math" w:hAnsi="Cambria Math"/>
+              </w:rPr>
+              <m:t>V</m:t>
+            </m:r>
+          </m:sub>
+        </m:sSub>
+      </m:oMath>
+      <w:r>
+        <w:t xml:space="preserve"> gehört immer zum Kern, weil jede lineare Abbildung den Nullvektor auf den Nullvektor abbildet.</w:t>
       </w:r>
     </w:p>
     <w:p>
@@ -41964,18 +42540,38 @@
         <w:pStyle w:val="StandardWeb"/>
       </w:pPr>
       <w:r>
-        <w:t>Ist (A) eine Darstellungsmatrix der linearen Abbildung, schreibe ich entsprechend (</w:t>
-      </w:r>
-      <w:r>
-        <w:t>\</w:t>
-      </w:r>
-      <w:proofErr w:type="spellStart"/>
-      <w:r>
-        <w:t>text</w:t>
-      </w:r>
-      <w:proofErr w:type="spellEnd"/>
-      <w:r>
-        <w:t>{rang}(A)). Diese Schreibweise bezeichnet denselben strukturellen Begriff auf der Ebene der Matrixdarstellung und benötigt keine zusätzliche Gleichungsnummer.</w:t>
+        <w:t xml:space="preserve">Ist </w:t>
+      </w:r>
+      <m:oMath>
+        <m:r>
+          <w:rPr>
+            <w:rFonts w:ascii="Cambria Math" w:hAnsi="Cambria Math"/>
+          </w:rPr>
+          <m:t>A</m:t>
+        </m:r>
+      </m:oMath>
+      <w:r>
+        <w:t xml:space="preserve"> eine Darstellungsmatrix der linearen Abbildung, schreibe ich entsprechend </w:t>
+      </w:r>
+      <m:oMath>
+        <m:r>
+          <m:rPr>
+            <m:nor/>
+          </m:rPr>
+          <w:rPr>
+            <w:rFonts w:ascii="Cambria Math" w:hAnsi="Cambria Math"/>
+          </w:rPr>
+          <m:t>rang</m:t>
+        </m:r>
+        <m:r>
+          <w:rPr>
+            <w:rFonts w:ascii="Cambria Math" w:hAnsi="Cambria Math"/>
+          </w:rPr>
+          <m:t>A</m:t>
+        </m:r>
+      </m:oMath>
+      <w:r>
+        <w:t>. Diese Schreibweise bezeichnet denselben strukturellen Begriff auf der Ebene der Matrixdarstellung und benötigt keine zusätzliche Gleichungsnummer.</w:t>
       </w:r>
     </w:p>
     <w:p>
@@ -42075,13 +42671,41 @@
         <w:t xml:space="preserve"> </w:t>
       </w:r>
       <w:r>
-        <w:t>spannen die Spaltenvektoren einen Unterraum von (</w:t>
-      </w:r>
-      <w:r>
-        <w:t>ℝ</w:t>
-      </w:r>
-      <w:r>
-        <w:t>^{m}) auf. Die Dimension dieses Spaltenraums ist der Rang der Matrix.</w:t>
+        <w:t xml:space="preserve">spannen die Spaltenvektoren einen Unterraum von </w:t>
+      </w:r>
+      <m:oMath>
+        <m:sSup>
+          <m:sSupPr>
+            <m:ctrlPr>
+              <w:rPr>
+                <w:rFonts w:ascii="Cambria Math" w:hAnsi="Cambria Math"/>
+                <w:i/>
+              </w:rPr>
+            </m:ctrlPr>
+          </m:sSupPr>
+          <m:e>
+            <m:r>
+              <m:rPr>
+                <m:scr m:val="double-struck"/>
+              </m:rPr>
+              <w:rPr>
+                <w:rFonts w:ascii="Cambria Math" w:hAnsi="Cambria Math"/>
+              </w:rPr>
+              <m:t>R</m:t>
+            </m:r>
+          </m:e>
+          <m:sup>
+            <m:r>
+              <w:rPr>
+                <w:rFonts w:ascii="Cambria Math" w:hAnsi="Cambria Math"/>
+              </w:rPr>
+              <m:t>m</m:t>
+            </m:r>
+          </m:sup>
+        </m:sSup>
+      </m:oMath>
+      <w:r>
+        <w:t xml:space="preserve"> auf. Die Dimension dieses Spaltenraums ist der Rang der Matrix.</w:t>
       </w:r>
     </w:p>
     <w:p>
@@ -42339,23 +42963,33 @@
         <w:pStyle w:val="StandardWeb"/>
       </w:pPr>
       <w:r>
-        <w:t>Für eine (m\</w:t>
-      </w:r>
-      <w:proofErr w:type="spellStart"/>
-      <w:r>
-        <w:t>times</w:t>
-      </w:r>
-      <w:proofErr w:type="spellEnd"/>
-      <w:r>
-        <w:t xml:space="preserve"> </w:t>
-      </w:r>
-      <w:proofErr w:type="gramStart"/>
-      <w:r>
-        <w:t>n)-</w:t>
-      </w:r>
-      <w:proofErr w:type="gramEnd"/>
-      <w:r>
-        <w:t>Matrix gilt allgemein</w:t>
+        <w:t xml:space="preserve">Für eine </w:t>
+      </w:r>
+      <m:oMath>
+        <m:r>
+          <w:rPr>
+            <w:rFonts w:ascii="Cambria Math" w:hAnsi="Cambria Math"/>
+          </w:rPr>
+          <m:t>m</m:t>
+        </m:r>
+        <m:r>
+          <m:rPr>
+            <m:sty m:val="p"/>
+          </m:rPr>
+          <w:rPr>
+            <w:rFonts w:ascii="Cambria Math" w:hAnsi="Cambria Math"/>
+          </w:rPr>
+          <m:t>×</m:t>
+        </m:r>
+        <m:r>
+          <w:rPr>
+            <w:rFonts w:ascii="Cambria Math" w:hAnsi="Cambria Math"/>
+          </w:rPr>
+          <m:t>n</m:t>
+        </m:r>
+      </m:oMath>
+      <w:r>
+        <w:t>-Matrix gilt allgemein</w:t>
       </w:r>
       <w:r>
         <w:br/>
@@ -42796,7 +43430,18 @@
         <w:pStyle w:val="StandardWeb"/>
       </w:pPr>
       <w:r>
-        <w:t>Geometrisch bedeutet dies, dass die durch (A) beschriebene Abbildung den zweidimensionalen Definitionsraum nicht auf einen zweidimensionalen Bildraum abbildet. Das Bild liegt vielmehr auf einer eindimensionalen Geraden.</w:t>
+        <w:t xml:space="preserve">Geometrisch bedeutet dies, dass die durch </w:t>
+      </w:r>
+      <m:oMath>
+        <m:r>
+          <w:rPr>
+            <w:rFonts w:ascii="Cambria Math" w:hAnsi="Cambria Math"/>
+          </w:rPr>
+          <m:t>A</m:t>
+        </m:r>
+      </m:oMath>
+      <w:r>
+        <w:t xml:space="preserve"> beschriebene Abbildung den zweidimensionalen Definitionsraum nicht auf einen zweidimensionalen Bildraum abbildet. Das Bild liegt vielmehr auf einer eindimensionalen Geraden.</w:t>
       </w:r>
     </w:p>
     <w:p>
@@ -42813,39 +43458,127 @@
         <w:pStyle w:val="StandardWeb"/>
       </w:pPr>
       <w:r>
-        <w:t>Für eine Matrix (A\</w:t>
-      </w:r>
-      <w:proofErr w:type="spellStart"/>
-      <w:r>
-        <w:t>in</w:t>
-      </w:r>
-      <w:r>
-        <w:t>ℝ</w:t>
-      </w:r>
-      <w:proofErr w:type="spellEnd"/>
-      <w:proofErr w:type="gramStart"/>
-      <w:r>
-        <w:t>^{</w:t>
-      </w:r>
-      <w:proofErr w:type="gramEnd"/>
-      <w:r>
-        <w:t>m\</w:t>
-      </w:r>
-      <w:proofErr w:type="spellStart"/>
-      <w:r>
-        <w:t>times</w:t>
-      </w:r>
-      <w:proofErr w:type="spellEnd"/>
-      <w:r>
-        <w:t xml:space="preserve"> n}) ist der größtmögliche Rang durch (\min(</w:t>
-      </w:r>
-      <w:proofErr w:type="spellStart"/>
-      <w:r>
-        <w:t>m,n</w:t>
-      </w:r>
-      <w:proofErr w:type="spellEnd"/>
-      <w:r>
-        <w:t>)) bestimmt.</w:t>
+        <w:t xml:space="preserve">Für eine Matrix </w:t>
+      </w:r>
+      <m:oMath>
+        <m:r>
+          <w:rPr>
+            <w:rFonts w:ascii="Cambria Math" w:hAnsi="Cambria Math"/>
+          </w:rPr>
+          <m:t>A</m:t>
+        </m:r>
+        <m:r>
+          <m:rPr>
+            <m:sty m:val="p"/>
+          </m:rPr>
+          <w:rPr>
+            <w:rFonts w:ascii="Cambria Math" w:hAnsi="Cambria Math"/>
+          </w:rPr>
+          <m:t>∈</m:t>
+        </m:r>
+        <m:sSup>
+          <m:sSupPr>
+            <m:ctrlPr>
+              <w:rPr>
+                <w:rFonts w:ascii="Cambria Math" w:hAnsi="Cambria Math"/>
+                <w:i/>
+              </w:rPr>
+            </m:ctrlPr>
+          </m:sSupPr>
+          <m:e>
+            <m:r>
+              <m:rPr>
+                <m:scr m:val="double-struck"/>
+              </m:rPr>
+              <w:rPr>
+                <w:rFonts w:ascii="Cambria Math" w:hAnsi="Cambria Math"/>
+              </w:rPr>
+              <m:t>R</m:t>
+            </m:r>
+            <m:ctrlPr>
+              <w:rPr>
+                <w:rFonts w:ascii="Cambria Math" w:hAnsi="Cambria Math"/>
+              </w:rPr>
+            </m:ctrlPr>
+          </m:e>
+          <m:sup>
+            <m:r>
+              <w:rPr>
+                <w:rFonts w:ascii="Cambria Math" w:hAnsi="Cambria Math"/>
+              </w:rPr>
+              <m:t>m</m:t>
+            </m:r>
+            <m:r>
+              <m:rPr>
+                <m:sty m:val="p"/>
+              </m:rPr>
+              <w:rPr>
+                <w:rFonts w:ascii="Cambria Math" w:hAnsi="Cambria Math"/>
+              </w:rPr>
+              <m:t>×</m:t>
+            </m:r>
+            <m:r>
+              <w:rPr>
+                <w:rFonts w:ascii="Cambria Math" w:hAnsi="Cambria Math"/>
+              </w:rPr>
+              <m:t>n</m:t>
+            </m:r>
+          </m:sup>
+        </m:sSup>
+      </m:oMath>
+      <w:r>
+        <w:t xml:space="preserve"> ist der größtmögliche Rang durch </w:t>
+      </w:r>
+      <m:oMath>
+        <m:func>
+          <m:funcPr>
+            <m:ctrlPr>
+              <w:rPr>
+                <w:rFonts w:ascii="Cambria Math" w:hAnsi="Cambria Math"/>
+              </w:rPr>
+            </m:ctrlPr>
+          </m:funcPr>
+          <m:fName>
+            <m:r>
+              <m:rPr>
+                <m:sty m:val="p"/>
+              </m:rPr>
+              <w:rPr>
+                <w:rFonts w:ascii="Cambria Math" w:hAnsi="Cambria Math"/>
+              </w:rPr>
+              <m:t>min</m:t>
+            </m:r>
+            <m:ctrlPr>
+              <w:rPr>
+                <w:rFonts w:ascii="Cambria Math" w:hAnsi="Cambria Math"/>
+                <w:i/>
+              </w:rPr>
+            </m:ctrlPr>
+          </m:fName>
+          <m:e>
+            <m:d>
+              <m:dPr>
+                <m:ctrlPr>
+                  <w:rPr>
+                    <w:rFonts w:ascii="Cambria Math" w:hAnsi="Cambria Math"/>
+                    <w:i/>
+                  </w:rPr>
+                </m:ctrlPr>
+              </m:dPr>
+              <m:e>
+                <m:r>
+                  <w:rPr>
+                    <w:rFonts w:ascii="Cambria Math" w:hAnsi="Cambria Math"/>
+                  </w:rPr>
+                  <m:t>m,n</m:t>
+                </m:r>
+              </m:e>
+            </m:d>
+          </m:e>
+        </m:func>
+      </m:oMath>
+      <w:r>
+        <w:t xml:space="preserve"> bestimmt.</w:t>
       </w:r>
     </w:p>
     <w:p>
@@ -42986,31 +43719,76 @@
         <w:pStyle w:val="StandardWeb"/>
       </w:pPr>
       <w:r>
-        <w:t>Für eine quadratische Matrix (A\</w:t>
-      </w:r>
-      <w:proofErr w:type="spellStart"/>
-      <w:r>
-        <w:t>in</w:t>
-      </w:r>
-      <w:r>
-        <w:t>ℝ</w:t>
-      </w:r>
-      <w:proofErr w:type="spellEnd"/>
-      <w:proofErr w:type="gramStart"/>
-      <w:r>
-        <w:t>^{</w:t>
-      </w:r>
-      <w:proofErr w:type="gramEnd"/>
-      <w:r>
-        <w:t>n\</w:t>
-      </w:r>
-      <w:proofErr w:type="spellStart"/>
-      <w:r>
-        <w:t>times</w:t>
-      </w:r>
-      <w:proofErr w:type="spellEnd"/>
-      <w:r>
-        <w:t xml:space="preserve"> n}) vereinfacht sich diese Bedingung zu</w:t>
+        <w:t xml:space="preserve">Für eine quadratische Matrix </w:t>
+      </w:r>
+      <m:oMath>
+        <m:r>
+          <w:rPr>
+            <w:rFonts w:ascii="Cambria Math" w:hAnsi="Cambria Math"/>
+          </w:rPr>
+          <m:t>A</m:t>
+        </m:r>
+        <m:r>
+          <m:rPr>
+            <m:sty m:val="p"/>
+          </m:rPr>
+          <w:rPr>
+            <w:rFonts w:ascii="Cambria Math" w:hAnsi="Cambria Math"/>
+          </w:rPr>
+          <m:t>∈</m:t>
+        </m:r>
+        <m:sSup>
+          <m:sSupPr>
+            <m:ctrlPr>
+              <w:rPr>
+                <w:rFonts w:ascii="Cambria Math" w:hAnsi="Cambria Math"/>
+                <w:i/>
+              </w:rPr>
+            </m:ctrlPr>
+          </m:sSupPr>
+          <m:e>
+            <m:r>
+              <m:rPr>
+                <m:scr m:val="double-struck"/>
+              </m:rPr>
+              <w:rPr>
+                <w:rFonts w:ascii="Cambria Math" w:hAnsi="Cambria Math"/>
+              </w:rPr>
+              <m:t>R</m:t>
+            </m:r>
+            <m:ctrlPr>
+              <w:rPr>
+                <w:rFonts w:ascii="Cambria Math" w:hAnsi="Cambria Math"/>
+              </w:rPr>
+            </m:ctrlPr>
+          </m:e>
+          <m:sup>
+            <m:r>
+              <w:rPr>
+                <w:rFonts w:ascii="Cambria Math" w:hAnsi="Cambria Math"/>
+              </w:rPr>
+              <m:t>n</m:t>
+            </m:r>
+            <m:r>
+              <m:rPr>
+                <m:sty m:val="p"/>
+              </m:rPr>
+              <w:rPr>
+                <w:rFonts w:ascii="Cambria Math" w:hAnsi="Cambria Math"/>
+              </w:rPr>
+              <m:t>×</m:t>
+            </m:r>
+            <m:r>
+              <w:rPr>
+                <w:rFonts w:ascii="Cambria Math" w:hAnsi="Cambria Math"/>
+              </w:rPr>
+              <m:t>n</m:t>
+            </m:r>
+          </m:sup>
+        </m:sSup>
+      </m:oMath>
+      <w:r>
+        <w:t xml:space="preserve"> vereinfacht sich diese Bedingung zu</w:t>
       </w:r>
       <w:r>
         <w:t xml:space="preserve"> </w:t>
@@ -43311,31 +44089,44 @@
         <w:pStyle w:val="StandardWeb"/>
       </w:pPr>
       <w:r>
-        <w:t>Sei (</w:t>
-      </w:r>
-      <w:proofErr w:type="gramStart"/>
-      <w:r>
-        <w:t>T:V</w:t>
-      </w:r>
-      <w:proofErr w:type="gramEnd"/>
-      <w:r>
-        <w:t>\</w:t>
-      </w:r>
-      <w:proofErr w:type="spellStart"/>
-      <w:r>
-        <w:t>rightarrow</w:t>
-      </w:r>
-      <w:proofErr w:type="spellEnd"/>
-      <w:r>
-        <w:t xml:space="preserve"> W) eine lineare Abbildung mit </w:t>
-      </w:r>
-      <w:proofErr w:type="spellStart"/>
-      <w:r>
-        <w:t>endlichdimensionalem</w:t>
-      </w:r>
-      <w:proofErr w:type="spellEnd"/>
-      <w:r>
-        <w:t xml:space="preserve"> Definitionsraum (V).</w:t>
+        <w:t xml:space="preserve">Sei </w:t>
+      </w:r>
+      <m:oMath>
+        <m:r>
+          <w:rPr>
+            <w:rFonts w:ascii="Cambria Math" w:hAnsi="Cambria Math"/>
+          </w:rPr>
+          <m:t>T:V</m:t>
+        </m:r>
+        <m:r>
+          <m:rPr>
+            <m:sty m:val="p"/>
+          </m:rPr>
+          <w:rPr>
+            <w:rFonts w:ascii="Cambria Math" w:hAnsi="Cambria Math"/>
+          </w:rPr>
+          <m:t>→</m:t>
+        </m:r>
+        <m:r>
+          <w:rPr>
+            <w:rFonts w:ascii="Cambria Math" w:hAnsi="Cambria Math"/>
+          </w:rPr>
+          <m:t>W</m:t>
+        </m:r>
+      </m:oMath>
+      <w:r>
+        <w:t xml:space="preserve"> eine lineare Abbildung mit endlichdimensionalem Definitionsraum </w:t>
+      </w:r>
+      <m:oMath>
+        <m:r>
+          <w:rPr>
+            <w:rFonts w:ascii="Cambria Math" w:hAnsi="Cambria Math"/>
+          </w:rPr>
+          <m:t>V</m:t>
+        </m:r>
+      </m:oMath>
+      <w:r>
+        <w:t>.</w:t>
       </w:r>
     </w:p>
     <w:p>
@@ -43710,8 +44501,22 @@
         <w:pStyle w:val="StandardWeb"/>
       </w:pPr>
       <w:r>
+        <w:t xml:space="preserve">Dabei muss ich die Formulierung „Richtungen gehen verloren“ methodisch vorsichtig verwenden. Mathematisch bedeutet eine Kernrichtung zunächst nur, dass sie von </w:t>
+      </w:r>
+      <m:oMath>
+        <m:r>
+          <w:rPr>
+            <w:rFonts w:ascii="Cambria Math" w:hAnsi="Cambria Math"/>
+          </w:rPr>
+          <m:t>T</m:t>
+        </m:r>
+      </m:oMath>
+      <w:r>
+        <w:t xml:space="preserve"> auf (0_W) abgebildet wird. Ob dies in einer wissenschaftlichen Anwendung tatsächlich als </w:t>
+      </w:r>
+      <w:r>
         <w:lastRenderedPageBreak/>
-        <w:t>Dabei muss ich die Formulierung „Richtungen gehen verloren“ methodisch vorsichtig verwenden. Mathematisch bedeutet eine Kernrichtung zunächst nur, dass sie von (T) auf (0_W) abgebildet wird. Ob dies in einer wissenschaftlichen Anwendung tatsächlich als Informationsverlust oder physikalischer Verlust zu deuten ist, hängt von der Interpretation des Modells ab.</w:t>
+        <w:t>Informationsverlust oder physikalischer Verlust zu deuten ist, hängt von der Interpretation des Modells ab.</w:t>
       </w:r>
     </w:p>
     <w:p>
@@ -43865,18 +44670,52 @@
         <w:t xml:space="preserve"> </w:t>
       </w:r>
       <w:r>
-        <w:t>Der Definitionsraum ist (</w:t>
-      </w:r>
-      <w:r>
-        <w:t>ℝ</w:t>
-      </w:r>
-      <w:proofErr w:type="gramStart"/>
-      <w:r>
-        <w:t>^{</w:t>
-      </w:r>
-      <w:proofErr w:type="gramEnd"/>
-      <w:r>
-        <w:t>2}) und besitzt daher Dimension (2).</w:t>
+        <w:t xml:space="preserve">Der Definitionsraum ist </w:t>
+      </w:r>
+      <m:oMath>
+        <m:sSup>
+          <m:sSupPr>
+            <m:ctrlPr>
+              <w:rPr>
+                <w:rFonts w:ascii="Cambria Math" w:hAnsi="Cambria Math"/>
+                <w:i/>
+              </w:rPr>
+            </m:ctrlPr>
+          </m:sSupPr>
+          <m:e>
+            <m:r>
+              <m:rPr>
+                <m:scr m:val="double-struck"/>
+              </m:rPr>
+              <w:rPr>
+                <w:rFonts w:ascii="Cambria Math" w:hAnsi="Cambria Math"/>
+              </w:rPr>
+              <m:t>R</m:t>
+            </m:r>
+          </m:e>
+          <m:sup>
+            <m:r>
+              <w:rPr>
+                <w:rFonts w:ascii="Cambria Math" w:hAnsi="Cambria Math"/>
+              </w:rPr>
+              <m:t>2</m:t>
+            </m:r>
+          </m:sup>
+        </m:sSup>
+      </m:oMath>
+      <w:r>
+        <w:t xml:space="preserve"> und besitzt daher Dimension </w:t>
+      </w:r>
+      <m:oMath>
+        <m:r>
+          <w:rPr>
+            <w:rFonts w:ascii="Cambria Math" w:hAnsi="Cambria Math"/>
+          </w:rPr>
+          <m:t>2</m:t>
+        </m:r>
+      </m:oMath>
+      <w:r>
+        <w:t>.</w:t>
       </w:r>
     </w:p>
     <w:p>
@@ -44255,7 +45094,7 @@
                           <w:rPr>
                             <w:rFonts w:ascii="Cambria Math" w:hAnsi="Cambria Math"/>
                           </w:rPr>
-                          <m:t>1</m:t>
+                          <m:t>2</m:t>
                         </m:r>
                       </m:sub>
                     </m:sSub>
@@ -44412,7 +45251,92 @@
         <w:pStyle w:val="StandardWeb"/>
       </w:pPr>
       <w:r>
-        <w:t>Damit kann ich beispielsweise (x_2=t) setzen und erhalte (x_1=-2t). Der Kern wird somit von einem einzigen Vektor aufgespannt. Auch diese Rechnung bestätigt die Kerndimension (1).</w:t>
+        <w:t xml:space="preserve">Damit kann ich beispielsweise </w:t>
+      </w:r>
+      <m:oMath>
+        <m:sSub>
+          <m:sSubPr>
+            <m:ctrlPr>
+              <w:rPr>
+                <w:rFonts w:ascii="Cambria Math" w:hAnsi="Cambria Math"/>
+                <w:i/>
+              </w:rPr>
+            </m:ctrlPr>
+          </m:sSubPr>
+          <m:e>
+            <m:r>
+              <w:rPr>
+                <w:rFonts w:ascii="Cambria Math" w:hAnsi="Cambria Math"/>
+              </w:rPr>
+              <m:t>x</m:t>
+            </m:r>
+          </m:e>
+          <m:sub>
+            <m:r>
+              <w:rPr>
+                <w:rFonts w:ascii="Cambria Math" w:hAnsi="Cambria Math"/>
+              </w:rPr>
+              <m:t>2</m:t>
+            </m:r>
+          </m:sub>
+        </m:sSub>
+        <m:r>
+          <w:rPr>
+            <w:rFonts w:ascii="Cambria Math" w:hAnsi="Cambria Math"/>
+          </w:rPr>
+          <m:t>=t</m:t>
+        </m:r>
+      </m:oMath>
+      <w:r>
+        <w:t xml:space="preserve"> setzen und erhalte </w:t>
+      </w:r>
+      <m:oMath>
+        <m:sSub>
+          <m:sSubPr>
+            <m:ctrlPr>
+              <w:rPr>
+                <w:rFonts w:ascii="Cambria Math" w:hAnsi="Cambria Math"/>
+                <w:i/>
+              </w:rPr>
+            </m:ctrlPr>
+          </m:sSubPr>
+          <m:e>
+            <m:r>
+              <w:rPr>
+                <w:rFonts w:ascii="Cambria Math" w:hAnsi="Cambria Math"/>
+              </w:rPr>
+              <m:t>x</m:t>
+            </m:r>
+          </m:e>
+          <m:sub>
+            <m:r>
+              <w:rPr>
+                <w:rFonts w:ascii="Cambria Math" w:hAnsi="Cambria Math"/>
+              </w:rPr>
+              <m:t>1</m:t>
+            </m:r>
+          </m:sub>
+        </m:sSub>
+        <m:r>
+          <w:rPr>
+            <w:rFonts w:ascii="Cambria Math" w:hAnsi="Cambria Math"/>
+          </w:rPr>
+          <m:t>=-2t</m:t>
+        </m:r>
+      </m:oMath>
+      <w:r>
+        <w:t xml:space="preserve">. Der Kern wird somit von einem einzigen Vektor aufgespannt. Auch diese Rechnung bestätigt die Kerndimension </w:t>
+      </w:r>
+      <m:oMath>
+        <m:r>
+          <w:rPr>
+            <w:rFonts w:ascii="Cambria Math" w:hAnsi="Cambria Math"/>
+          </w:rPr>
+          <m:t>1</m:t>
+        </m:r>
+      </m:oMath>
+      <w:r>
+        <w:t>.</w:t>
       </w:r>
     </w:p>
     <w:p>
@@ -44465,31 +45389,33 @@
         <w:pStyle w:val="StandardWeb"/>
       </w:pPr>
       <w:r>
-        <w:t>Eine lineare Abbildung (</w:t>
-      </w:r>
-      <w:proofErr w:type="gramStart"/>
-      <w:r>
-        <w:t>T:V</w:t>
-      </w:r>
-      <w:proofErr w:type="gramEnd"/>
-      <w:r>
-        <w:t>\</w:t>
-      </w:r>
-      <w:proofErr w:type="spellStart"/>
-      <w:r>
-        <w:t>rightarrow</w:t>
-      </w:r>
-      <w:proofErr w:type="spellEnd"/>
-      <w:r>
-        <w:t xml:space="preserve"> W) ist genau dann </w:t>
-      </w:r>
-      <w:proofErr w:type="spellStart"/>
-      <w:r>
-        <w:t>injektiv</w:t>
-      </w:r>
-      <w:proofErr w:type="spellEnd"/>
-      <w:r>
-        <w:t>, wenn ihr Kern trivial ist:</w:t>
+        <w:t xml:space="preserve">Eine lineare Abbildung </w:t>
+      </w:r>
+      <m:oMath>
+        <m:r>
+          <w:rPr>
+            <w:rFonts w:ascii="Cambria Math" w:hAnsi="Cambria Math"/>
+          </w:rPr>
+          <m:t>T:V</m:t>
+        </m:r>
+        <m:r>
+          <m:rPr>
+            <m:sty m:val="p"/>
+          </m:rPr>
+          <w:rPr>
+            <w:rFonts w:ascii="Cambria Math" w:hAnsi="Cambria Math"/>
+          </w:rPr>
+          <m:t>→</m:t>
+        </m:r>
+        <m:r>
+          <w:rPr>
+            <w:rFonts w:ascii="Cambria Math" w:hAnsi="Cambria Math"/>
+          </w:rPr>
+          <m:t>W</m:t>
+        </m:r>
+      </m:oMath>
+      <w:r>
+        <w:t xml:space="preserve"> ist genau dann injektiv, wenn ihr Kern trivial ist:</w:t>
       </w:r>
     </w:p>
     <w:p>
@@ -44666,15 +45592,70 @@
         <w:pStyle w:val="StandardWeb"/>
       </w:pPr>
       <w:r>
-        <w:t>Denn liegen zwei Vektoren (v_</w:t>
-      </w:r>
-      <w:proofErr w:type="gramStart"/>
-      <w:r>
-        <w:t>1,v</w:t>
-      </w:r>
-      <w:proofErr w:type="gramEnd"/>
-      <w:r>
-        <w:t>_2) auf demselben Bildvektor, so gilt</w:t>
+        <w:t xml:space="preserve">Denn liegen zwei Vektoren </w:t>
+      </w:r>
+      <m:oMath>
+        <m:sSub>
+          <m:sSubPr>
+            <m:ctrlPr>
+              <w:rPr>
+                <w:rFonts w:ascii="Cambria Math" w:hAnsi="Cambria Math"/>
+                <w:i/>
+              </w:rPr>
+            </m:ctrlPr>
+          </m:sSubPr>
+          <m:e>
+            <m:r>
+              <w:rPr>
+                <w:rFonts w:ascii="Cambria Math" w:hAnsi="Cambria Math"/>
+              </w:rPr>
+              <m:t>v</m:t>
+            </m:r>
+          </m:e>
+          <m:sub>
+            <m:r>
+              <w:rPr>
+                <w:rFonts w:ascii="Cambria Math" w:hAnsi="Cambria Math"/>
+              </w:rPr>
+              <m:t>1</m:t>
+            </m:r>
+          </m:sub>
+        </m:sSub>
+        <m:r>
+          <w:rPr>
+            <w:rFonts w:ascii="Cambria Math" w:hAnsi="Cambria Math"/>
+          </w:rPr>
+          <m:t>,</m:t>
+        </m:r>
+        <m:sSub>
+          <m:sSubPr>
+            <m:ctrlPr>
+              <w:rPr>
+                <w:rFonts w:ascii="Cambria Math" w:hAnsi="Cambria Math"/>
+                <w:i/>
+              </w:rPr>
+            </m:ctrlPr>
+          </m:sSubPr>
+          <m:e>
+            <m:r>
+              <w:rPr>
+                <w:rFonts w:ascii="Cambria Math" w:hAnsi="Cambria Math"/>
+              </w:rPr>
+              <m:t>v</m:t>
+            </m:r>
+          </m:e>
+          <m:sub>
+            <m:r>
+              <w:rPr>
+                <w:rFonts w:ascii="Cambria Math" w:hAnsi="Cambria Math"/>
+              </w:rPr>
+              <m:t>2</m:t>
+            </m:r>
+          </m:sub>
+        </m:sSub>
+      </m:oMath>
+      <w:r>
+        <w:t xml:space="preserve"> auf demselben Bildvektor, so gilt</w:t>
       </w:r>
       <w:r>
         <w:br/>
@@ -44900,16 +45881,174 @@
         <w:pStyle w:val="StandardWeb"/>
       </w:pPr>
       <w:r>
+        <w:t xml:space="preserve">Ist der Kern trivial, folgt daraus </w:t>
+      </w:r>
+      <m:oMath>
+        <m:sSub>
+          <m:sSubPr>
+            <m:ctrlPr>
+              <w:rPr>
+                <w:rFonts w:ascii="Cambria Math" w:hAnsi="Cambria Math"/>
+                <w:i/>
+              </w:rPr>
+            </m:ctrlPr>
+          </m:sSubPr>
+          <m:e>
+            <m:r>
+              <w:rPr>
+                <w:rFonts w:ascii="Cambria Math" w:hAnsi="Cambria Math"/>
+              </w:rPr>
+              <m:t>v</m:t>
+            </m:r>
+          </m:e>
+          <m:sub>
+            <m:r>
+              <w:rPr>
+                <w:rFonts w:ascii="Cambria Math" w:hAnsi="Cambria Math"/>
+              </w:rPr>
+              <m:t>1</m:t>
+            </m:r>
+          </m:sub>
+        </m:sSub>
+        <m:r>
+          <w:rPr>
+            <w:rFonts w:ascii="Cambria Math" w:hAnsi="Cambria Math"/>
+          </w:rPr>
+          <m:t>-</m:t>
+        </m:r>
+        <m:sSub>
+          <m:sSubPr>
+            <m:ctrlPr>
+              <w:rPr>
+                <w:rFonts w:ascii="Cambria Math" w:hAnsi="Cambria Math"/>
+                <w:i/>
+              </w:rPr>
+            </m:ctrlPr>
+          </m:sSubPr>
+          <m:e>
+            <m:r>
+              <w:rPr>
+                <w:rFonts w:ascii="Cambria Math" w:hAnsi="Cambria Math"/>
+              </w:rPr>
+              <m:t>v</m:t>
+            </m:r>
+          </m:e>
+          <m:sub>
+            <m:r>
+              <w:rPr>
+                <w:rFonts w:ascii="Cambria Math" w:hAnsi="Cambria Math"/>
+              </w:rPr>
+              <m:t>2</m:t>
+            </m:r>
+          </m:sub>
+        </m:sSub>
+        <m:r>
+          <w:rPr>
+            <w:rFonts w:ascii="Cambria Math" w:hAnsi="Cambria Math"/>
+          </w:rPr>
+          <m:t>=</m:t>
+        </m:r>
+        <m:sSub>
+          <m:sSubPr>
+            <m:ctrlPr>
+              <w:rPr>
+                <w:rFonts w:ascii="Cambria Math" w:hAnsi="Cambria Math"/>
+                <w:i/>
+              </w:rPr>
+            </m:ctrlPr>
+          </m:sSubPr>
+          <m:e>
+            <m:r>
+              <w:rPr>
+                <w:rFonts w:ascii="Cambria Math" w:hAnsi="Cambria Math"/>
+              </w:rPr>
+              <m:t>0</m:t>
+            </m:r>
+          </m:e>
+          <m:sub>
+            <m:r>
+              <w:rPr>
+                <w:rFonts w:ascii="Cambria Math" w:hAnsi="Cambria Math"/>
+              </w:rPr>
+              <m:t>V</m:t>
+            </m:r>
+          </m:sub>
+        </m:sSub>
+      </m:oMath>
+      <w:r>
+        <w:t xml:space="preserve"> und damit </w:t>
+      </w:r>
+      <m:oMath>
+        <m:sSub>
+          <m:sSubPr>
+            <m:ctrlPr>
+              <w:rPr>
+                <w:rFonts w:ascii="Cambria Math" w:hAnsi="Cambria Math"/>
+                <w:i/>
+              </w:rPr>
+            </m:ctrlPr>
+          </m:sSubPr>
+          <m:e>
+            <m:r>
+              <w:rPr>
+                <w:rFonts w:ascii="Cambria Math" w:hAnsi="Cambria Math"/>
+              </w:rPr>
+              <m:t>v</m:t>
+            </m:r>
+          </m:e>
+          <m:sub>
+            <m:r>
+              <w:rPr>
+                <w:rFonts w:ascii="Cambria Math" w:hAnsi="Cambria Math"/>
+              </w:rPr>
+              <m:t>1</m:t>
+            </m:r>
+          </m:sub>
+        </m:sSub>
+        <m:r>
+          <w:rPr>
+            <w:rFonts w:ascii="Cambria Math" w:hAnsi="Cambria Math"/>
+          </w:rPr>
+          <m:t>=</m:t>
+        </m:r>
+        <m:sSub>
+          <m:sSubPr>
+            <m:ctrlPr>
+              <w:rPr>
+                <w:rFonts w:ascii="Cambria Math" w:hAnsi="Cambria Math"/>
+                <w:i/>
+              </w:rPr>
+            </m:ctrlPr>
+          </m:sSubPr>
+          <m:e>
+            <m:r>
+              <w:rPr>
+                <w:rFonts w:ascii="Cambria Math" w:hAnsi="Cambria Math"/>
+              </w:rPr>
+              <m:t>v</m:t>
+            </m:r>
+          </m:e>
+          <m:sub>
+            <m:r>
+              <w:rPr>
+                <w:rFonts w:ascii="Cambria Math" w:hAnsi="Cambria Math"/>
+              </w:rPr>
+              <m:t>2</m:t>
+            </m:r>
+          </m:sub>
+        </m:sSub>
+      </m:oMath>
+      <w:r>
+        <w:t>.</w:t>
+      </w:r>
+    </w:p>
+    <w:p>
+      <w:pPr>
+        <w:pStyle w:val="StandardWeb"/>
+      </w:pPr>
+      <w:proofErr w:type="spellStart"/>
+      <w:r>
         <w:lastRenderedPageBreak/>
-        <w:t>Ist der Kern trivial, folgt daraus (v_1-v_2=0_V) und damit (v_1=v_2).</w:t>
-      </w:r>
-    </w:p>
-    <w:p>
-      <w:pPr>
-        <w:pStyle w:val="StandardWeb"/>
-      </w:pPr>
-      <w:proofErr w:type="spellStart"/>
-      <w:r>
         <w:t>Surjektivität</w:t>
       </w:r>
       <w:proofErr w:type="spellEnd"/>
@@ -45121,7 +46260,29 @@
         <w:t xml:space="preserve"> </w:t>
       </w:r>
       <w:r>
-        <w:t xml:space="preserve">existiert genau dann mindestens eine Lösung, wenn (b) im Bild der durch (A) dargestellten linearen Abbildung liegt: </w:t>
+        <w:t xml:space="preserve">existiert genau dann mindestens eine Lösung, wenn </w:t>
+      </w:r>
+      <m:oMath>
+        <m:r>
+          <w:rPr>
+            <w:rFonts w:ascii="Cambria Math" w:hAnsi="Cambria Math"/>
+          </w:rPr>
+          <m:t>b</m:t>
+        </m:r>
+      </m:oMath>
+      <w:r>
+        <w:t xml:space="preserve"> im Bild der durch </w:t>
+      </w:r>
+      <m:oMath>
+        <m:r>
+          <w:rPr>
+            <w:rFonts w:ascii="Cambria Math" w:hAnsi="Cambria Math"/>
+          </w:rPr>
+          <m:t>A</m:t>
+        </m:r>
+      </m:oMath>
+      <w:r>
+        <w:t xml:space="preserve"> dargestellten linearen Abbildung liegt: </w:t>
       </w:r>
     </w:p>
     <w:p>
@@ -45248,15 +46409,38 @@
         <w:pStyle w:val="StandardWeb"/>
       </w:pPr>
       <w:r>
-        <w:t>Für die praktische Rangprüfung kann diese Bedingung mit der erweiterten Matrix ((</w:t>
-      </w:r>
-      <w:proofErr w:type="spellStart"/>
-      <w:r>
-        <w:t>A|b</w:t>
-      </w:r>
-      <w:proofErr w:type="spellEnd"/>
-      <w:r>
-        <w:t>)) formuliert werden:</w:t>
+        <w:t xml:space="preserve">Für die praktische Rangprüfung kann diese Bedingung mit der erweiterten Matrix </w:t>
+      </w:r>
+      <m:oMath>
+        <m:d>
+          <m:dPr>
+            <m:ctrlPr>
+              <w:rPr>
+                <w:rFonts w:ascii="Cambria Math" w:hAnsi="Cambria Math"/>
+                <w:i/>
+              </w:rPr>
+            </m:ctrlPr>
+          </m:dPr>
+          <m:e>
+            <m:r>
+              <w:rPr>
+                <w:rFonts w:ascii="Cambria Math" w:hAnsi="Cambria Math"/>
+              </w:rPr>
+              <m:t>A</m:t>
+            </m:r>
+          </m:e>
+          <m:e>
+            <m:r>
+              <w:rPr>
+                <w:rFonts w:ascii="Cambria Math" w:hAnsi="Cambria Math"/>
+              </w:rPr>
+              <m:t>b</m:t>
+            </m:r>
+          </m:e>
+        </m:d>
+      </m:oMath>
+      <w:r>
+        <w:t xml:space="preserve"> formuliert werden:</w:t>
       </w:r>
     </w:p>
     <w:p>
@@ -45416,23 +46600,70 @@
         <w:pStyle w:val="StandardWeb"/>
       </w:pPr>
       <w:r>
-        <w:t>Ist das System lösbar und besitzt (A) vollen Spaltenrang, ist die Lösung eindeutig. Besitzt der Kern dagegen positive Dimension, können zu einer vorhandenen Lösung weitere Lösungen durch Addition von Kernvektoren erzeugt werden [71, 74]. Die Bedeutung des Rangs für lineare Gleichungssysteme ist damit unmittelbar mit Kern und Bild verknüpft.</w:t>
-      </w:r>
-    </w:p>
-    <w:p>
-      <w:pPr>
-        <w:pStyle w:val="StandardWeb"/>
-      </w:pPr>
-      <w:r>
-        <w:t>Ist (x_0) eine konkrete Lösung von (</w:t>
-      </w:r>
-      <w:proofErr w:type="spellStart"/>
-      <w:r>
-        <w:t>Ax</w:t>
-      </w:r>
-      <w:proofErr w:type="spellEnd"/>
-      <w:r>
-        <w:t xml:space="preserve">=b), dann besitzen sämtliche Lösungen die Form </w:t>
+        <w:t xml:space="preserve">Ist das System lösbar und besitzt </w:t>
+      </w:r>
+      <m:oMath>
+        <m:r>
+          <w:rPr>
+            <w:rFonts w:ascii="Cambria Math" w:hAnsi="Cambria Math"/>
+          </w:rPr>
+          <m:t>A</m:t>
+        </m:r>
+      </m:oMath>
+      <w:r>
+        <w:t xml:space="preserve"> vollen Spaltenrang, ist die Lösung eindeutig. Besitzt der Kern dagegen positive Dimension, können zu einer vorhandenen Lösung weitere Lösungen durch Addition von Kernvektoren erzeugt werden [71, 74]. Die Bedeutung des Rangs für lineare Gleichungssysteme ist damit unmittelbar mit Kern und Bild verknüpft.</w:t>
+      </w:r>
+    </w:p>
+    <w:p>
+      <w:pPr>
+        <w:pStyle w:val="StandardWeb"/>
+      </w:pPr>
+      <w:r>
+        <w:t xml:space="preserve">Ist </w:t>
+      </w:r>
+      <m:oMath>
+        <m:sSub>
+          <m:sSubPr>
+            <m:ctrlPr>
+              <w:rPr>
+                <w:rFonts w:ascii="Cambria Math" w:hAnsi="Cambria Math"/>
+                <w:i/>
+              </w:rPr>
+            </m:ctrlPr>
+          </m:sSubPr>
+          <m:e>
+            <m:r>
+              <w:rPr>
+                <w:rFonts w:ascii="Cambria Math" w:hAnsi="Cambria Math"/>
+              </w:rPr>
+              <m:t>x</m:t>
+            </m:r>
+          </m:e>
+          <m:sub>
+            <m:r>
+              <w:rPr>
+                <w:rFonts w:ascii="Cambria Math" w:hAnsi="Cambria Math"/>
+              </w:rPr>
+              <m:t>0</m:t>
+            </m:r>
+          </m:sub>
+        </m:sSub>
+      </m:oMath>
+      <w:r>
+        <w:t xml:space="preserve"> eine konkrete Lösung von </w:t>
+      </w:r>
+      <m:oMath>
+        <m:r>
+          <w:rPr>
+            <w:rFonts w:ascii="Cambria Math" w:hAnsi="Cambria Math"/>
+          </w:rPr>
+          <m:t>Ax=b</m:t>
+        </m:r>
+      </m:oMath>
+      <w:bookmarkStart w:id="8" w:name="_GoBack"/>
+      <w:bookmarkEnd w:id="8"/>
+      <w:r>
+        <w:t xml:space="preserve">, dann besitzen sämtliche Lösungen die Form </w:t>
       </w:r>
     </w:p>
     <w:p>
@@ -45597,7 +46828,18 @@
         <w:pStyle w:val="StandardWeb"/>
       </w:pPr>
       <w:r>
-        <w:t>Der Kern beschreibt damit genau die Freiheit, die nach Festlegung eines bestimmten Bildvektors (b) innerhalb der Lösungsmenge verbleibt.</w:t>
+        <w:t xml:space="preserve">Der Kern beschreibt damit genau die Freiheit, die nach Festlegung eines bestimmten Bildvektors </w:t>
+      </w:r>
+      <m:oMath>
+        <m:r>
+          <w:rPr>
+            <w:rFonts w:ascii="Cambria Math" w:hAnsi="Cambria Math"/>
+          </w:rPr>
+          <m:t>b</m:t>
+        </m:r>
+      </m:oMath>
+      <w:r>
+        <w:t xml:space="preserve"> innerhalb der Lösungsmenge verbleibt.</w:t>
       </w:r>
     </w:p>
     <w:p>
@@ -45892,15 +47134,15 @@
         <w:pStyle w:val="StandardWeb"/>
       </w:pPr>
       <w:r>
+        <w:t>Die Determinante liefert ein skalares Kriterium.</w:t>
+      </w:r>
+    </w:p>
+    <w:p>
+      <w:pPr>
+        <w:pStyle w:val="StandardWeb"/>
+      </w:pPr>
+      <w:r>
         <w:lastRenderedPageBreak/>
-        <w:t>Die Determinante liefert ein skalares Kriterium.</w:t>
-      </w:r>
-    </w:p>
-    <w:p>
-      <w:pPr>
-        <w:pStyle w:val="StandardWeb"/>
-      </w:pPr>
-      <w:r>
         <w:t>Der Rang beschreibt die Dimension des Bildes.</w:t>
       </w:r>
     </w:p>
@@ -46005,26 +47247,26 @@
         <w:pStyle w:val="StandardWeb"/>
       </w:pPr>
       <w:r>
-        <w:t xml:space="preserve">Ebenso bedeutet ein nichttrivialer Kern zunächst nur, dass verschiedene Vektoren unter derselben linearen Abbildung denselben Nullvektor erzeugen können. Daraus folgt </w:t>
+        <w:t xml:space="preserve">Ebenso bedeutet ein nichttrivialer Kern zunächst nur, dass verschiedene Vektoren unter derselben linearen Abbildung denselben Nullvektor erzeugen können. Daraus folgt mathematisch, dass die Abbildung nicht </w:t>
+      </w:r>
+      <w:proofErr w:type="spellStart"/>
+      <w:r>
+        <w:t>injektiv</w:t>
+      </w:r>
+      <w:proofErr w:type="spellEnd"/>
+      <w:r>
+        <w:t xml:space="preserve"> ist. Ob dies als Informationsverlust, </w:t>
       </w:r>
       <w:r>
         <w:lastRenderedPageBreak/>
-        <w:t xml:space="preserve">mathematisch, dass die Abbildung nicht </w:t>
+        <w:t xml:space="preserve">Zustandsverlust oder </w:t>
       </w:r>
       <w:proofErr w:type="spellStart"/>
       <w:r>
-        <w:t>injektiv</w:t>
+        <w:t>Nichtbeobachtbarkeit</w:t>
       </w:r>
       <w:proofErr w:type="spellEnd"/>
       <w:r>
-        <w:t xml:space="preserve"> ist. Ob dies als Informationsverlust, Zustandsverlust oder </w:t>
-      </w:r>
-      <w:proofErr w:type="spellStart"/>
-      <w:r>
-        <w:t>Nichtbeobachtbarkeit</w:t>
-      </w:r>
-      <w:proofErr w:type="spellEnd"/>
-      <w:r>
         <w:t xml:space="preserve"> interpretiert werden darf, muss für das jeweilige Modell gesondert begründet werden.</w:t>
       </w:r>
     </w:p>
@@ -46033,7 +47275,40 @@
         <w:pStyle w:val="StandardWeb"/>
       </w:pPr>
       <w:r>
-        <w:t>Auch der Rang verlangt eine präzise Interpretation. Ein Rang von (r) bedeutet, dass das Bild (r)-dimensional ist. Er sagt nicht automatisch, dass genau (r) physikalische Freiheitsgrade vorhanden sind. Dazu müsste zunächst gezeigt werden, dass die mathematischen Basisrichtungen tatsächlich unabhängigen physikalischen Freiheitsgraden entsprechen.</w:t>
+        <w:t xml:space="preserve">Auch der Rang verlangt eine präzise Interpretation. Ein Rang von </w:t>
+      </w:r>
+      <m:oMath>
+        <m:r>
+          <w:rPr>
+            <w:rFonts w:ascii="Cambria Math" w:hAnsi="Cambria Math"/>
+          </w:rPr>
+          <m:t>r</m:t>
+        </m:r>
+      </m:oMath>
+      <w:r>
+        <w:t xml:space="preserve"> bedeutet, dass das Bild </w:t>
+      </w:r>
+      <m:oMath>
+        <m:r>
+          <w:rPr>
+            <w:rFonts w:ascii="Cambria Math" w:hAnsi="Cambria Math"/>
+          </w:rPr>
+          <m:t>r</m:t>
+        </m:r>
+      </m:oMath>
+      <w:r>
+        <w:t xml:space="preserve">-dimensional ist. Er sagt nicht automatisch, dass genau </w:t>
+      </w:r>
+      <m:oMath>
+        <m:r>
+          <w:rPr>
+            <w:rFonts w:ascii="Cambria Math" w:hAnsi="Cambria Math"/>
+          </w:rPr>
+          <m:t>r</m:t>
+        </m:r>
+      </m:oMath>
+      <w:r>
+        <w:t xml:space="preserve"> physikalische Freiheitsgrade vorhanden sind. Dazu müsste zunächst gezeigt werden, dass die mathematischen Basisrichtungen tatsächlich unabhängigen physikalischen Freiheitsgraden entsprechen.</w:t>
       </w:r>
     </w:p>
     <w:p>
@@ -46065,7 +47340,18 @@
         <w:pStyle w:val="StandardWeb"/>
       </w:pPr>
       <w:r>
-        <w:t>Am Eingang steht der Definitionsraum (V).</w:t>
+        <w:t xml:space="preserve">Am Eingang steht der Definitionsraum </w:t>
+      </w:r>
+      <m:oMath>
+        <m:r>
+          <w:rPr>
+            <w:rFonts w:ascii="Cambria Math" w:hAnsi="Cambria Math"/>
+          </w:rPr>
+          <m:t>V</m:t>
+        </m:r>
+      </m:oMath>
+      <w:r>
+        <w:t>.</w:t>
       </w:r>
     </w:p>
     <w:p>
@@ -46373,7 +47659,7 @@
                 <m:e>
                   <m:r>
                     <m:rPr>
-                      <m:sty m:val="bi"/>
+                      <m:sty m:val="b"/>
                     </m:rPr>
                     <w:rPr>
                       <w:rStyle w:val="Hervorhebung"/>
@@ -46388,6 +47674,7 @@
                           <w:rStyle w:val="Hervorhebung"/>
                           <w:rFonts w:ascii="Cambria Math" w:eastAsia="Calibri" w:hAnsi="Cambria Math"/>
                           <w:b/>
+                          <w:i w:val="0"/>
                           <w:iCs w:val="0"/>
                         </w:rPr>
                       </m:ctrlPr>
@@ -46395,7 +47682,7 @@
                     <m:e>
                       <m:r>
                         <m:rPr>
-                          <m:sty m:val="bi"/>
+                          <m:sty m:val="b"/>
                         </m:rPr>
                         <w:rPr>
                           <w:rStyle w:val="Hervorhebung"/>
@@ -46453,7 +47740,18 @@
         <w:pStyle w:val="StandardWeb"/>
       </w:pPr>
       <w:r>
-        <w:t>Für eine zweidimensionale Abbildung mit Rang (1) kann ich mir die Situation daher so vorstellen: Von zwei unabhängigen Ausgangsrichtungen trägt eine unabhängige Richtung zum Bild bei, während eine unabhängige Richtung im Kern liegt.</w:t>
+        <w:t xml:space="preserve">Für eine zweidimensionale Abbildung mit Rang </w:t>
+      </w:r>
+      <m:oMath>
+        <m:r>
+          <w:rPr>
+            <w:rFonts w:ascii="Cambria Math" w:hAnsi="Cambria Math"/>
+          </w:rPr>
+          <m:t>1</m:t>
+        </m:r>
+      </m:oMath>
+      <w:r>
+        <w:t xml:space="preserve"> kann ich mir die Situation daher so vorstellen: Von zwei unabhängigen Ausgangsrichtungen trägt eine unabhängige Richtung zum Bild bei, während eine unabhängige Richtung im Kern liegt.</w:t>
       </w:r>
     </w:p>
     <w:p>
@@ -46558,12 +47856,7 @@
         <w:pStyle w:val="StandardWeb"/>
       </w:pPr>
       <w:r>
-        <w:t>Besonders wichtig ist für mich die folgende Unterscheidu</w:t>
-      </w:r>
-      <w:bookmarkStart w:id="8" w:name="_GoBack"/>
-      <w:bookmarkEnd w:id="8"/>
-      <w:r>
-        <w:t>ng:</w:t>
+        <w:t>Besonders wichtig ist für mich die folgende Unterscheidung:</w:t>
       </w:r>
     </w:p>
     <w:p>
